--- a/docs/word/מדריך עיצוב מסכים - ניווט אלוני יצחק.docx
+++ b/docs/word/מדריך עיצוב מסכים - ניווט אלוני יצחק.docx
@@ -2943,6 +2943,2001 @@
       </w:r>
     </w:p>
     <w:bookmarkEnd w:id="42"/>
+    <w:bookmarkStart w:id="50" w:name="העיצובים-שהתקבלו"/>
+    <w:p>
+      <w:pPr>
+        <w:bidi/>
+        <w:pStyle w:val="Heading2"/>
+      </w:pPr>
+      <w:r>
+        <w:rPr>
+          <w:rFonts w:ascii="Arial" w:hAnsi="Arial" w:cs="David"/>
+          <w:rtl/>
+        </w:rPr>
+        <w:t xml:space="preserve">7. העיצובים שהתקבלו</w:t>
+      </w:r>
+    </w:p>
+    <w:p>
+      <w:pPr>
+        <w:bidi/>
+      </w:pPr>
+      <w:r>
+        <w:rPr>
+          <w:rFonts w:ascii="Arial" w:hAnsi="Arial" w:cs="David"/>
+          <w:rtl/>
+        </w:rPr>
+        <w:t xml:space="preserve">עשרה Frames ב-Figma: תשעת המסכים, ומסך הצוות בשני מצבים (כניסה ועריכה). הקבצים נמצאים במאגר: PNG בקנה מידה 2x בתיקייה</w:t>
+      </w:r>
+      <w:r>
+        <w:rPr>
+          <w:rFonts w:ascii="Arial" w:hAnsi="Arial" w:cs="David"/>
+          <w:rtl/>
+        </w:rPr>
+        <w:t xml:space="preserve"> </w:t>
+      </w:r>
+      <w:r>
+        <w:rPr>
+          <w:rFonts w:ascii="Arial" w:hAnsi="Arial" w:cs="David"/>
+          <w:rStyle w:val="VerbatimChar"/>
+        </w:rPr>
+        <w:t xml:space="preserve">docs/design/</w:t>
+      </w:r>
+      <w:r>
+        <w:rPr>
+          <w:rFonts w:ascii="Arial" w:hAnsi="Arial" w:cs="David"/>
+          <w:rtl/>
+        </w:rPr>
+        <w:t xml:space="preserve">, וקובצי SVG מקוריים ב-</w:t>
+      </w:r>
+      <w:r>
+        <w:rPr>
+          <w:rFonts w:ascii="Arial" w:hAnsi="Arial" w:cs="David"/>
+          <w:rStyle w:val="VerbatimChar"/>
+        </w:rPr>
+        <w:t xml:space="preserve">docs/design/svg/</w:t>
+      </w:r>
+      <w:r>
+        <w:rPr>
+          <w:rFonts w:ascii="Arial" w:hAnsi="Arial" w:cs="David"/>
+          <w:rtl/>
+        </w:rPr>
+        <w:t xml:space="preserve">. מקובצי ה-SVG האלה נבנים קובצי ה-XML במטלה T30.</w:t>
+      </w:r>
+    </w:p>
+    <w:tbl>
+      <w:tblPr>
+        <w:bidiVisual/>
+        <w:tblStyle w:val="Table"/>
+        <w:tblW w:type="pct" w:w="5000"/>
+        <w:tblLook w:firstRow="1" w:lastRow="0" w:firstColumn="0" w:lastColumn="0" w:noHBand="0" w:noVBand="0" w:val="0020"/>
+        <w:jc w:val="start"/>
+        <w:tblBorders>
+          <w:top w:val="single" w:sz="4" w:color="BFBFBF"/>
+          <w:left w:val="single" w:sz="4" w:color="BFBFBF"/>
+          <w:bottom w:val="single" w:sz="4" w:color="BFBFBF"/>
+          <w:right w:val="single" w:sz="4" w:color="BFBFBF"/>
+          <w:insideH w:val="single" w:sz="4" w:color="BFBFBF"/>
+          <w:insideV w:val="single" w:sz="4" w:color="BFBFBF"/>
+        </w:tblBorders>
+      </w:tblPr>
+      <w:tblGrid>
+        <w:gridCol w:w="1980"/>
+        <w:gridCol w:w="1980"/>
+        <w:gridCol w:w="1980"/>
+        <w:gridCol w:w="1980"/>
+      </w:tblGrid>
+      <w:tr>
+        <w:trPr>
+          <w:tblHeader w:val="true"/>
+        </w:trPr>
+        <w:tc>
+          <w:tcPr/>
+          <w:p>
+            <w:pPr>
+              <w:bidi/>
+              <w:pStyle w:val="Compact"/>
+            </w:pPr>
+            <w:r>
+              <w:rPr>
+                <w:rFonts w:ascii="Arial" w:hAnsi="Arial" w:cs="David"/>
+                <w:rtl/>
+              </w:rPr>
+              <w:t xml:space="preserve">מסך</w:t>
+            </w:r>
+          </w:p>
+        </w:tc>
+        <w:tc>
+          <w:tcPr/>
+          <w:p>
+            <w:pPr>
+              <w:bidi/>
+              <w:pStyle w:val="Compact"/>
+            </w:pPr>
+            <w:r>
+              <w:rPr>
+                <w:rFonts w:ascii="Arial" w:hAnsi="Arial" w:cs="David"/>
+                <w:rtl/>
+              </w:rPr>
+              <w:t xml:space="preserve">קובץ</w:t>
+            </w:r>
+          </w:p>
+        </w:tc>
+        <w:tc>
+          <w:tcPr/>
+          <w:p>
+            <w:pPr>
+              <w:bidi/>
+              <w:pStyle w:val="Compact"/>
+            </w:pPr>
+            <w:r>
+              <w:rPr>
+                <w:rFonts w:ascii="Arial" w:hAnsi="Arial" w:cs="David"/>
+                <w:rtl/>
+              </w:rPr>
+              <w:t xml:space="preserve">מחלקה</w:t>
+            </w:r>
+          </w:p>
+        </w:tc>
+        <w:tc>
+          <w:tcPr/>
+          <w:p>
+            <w:pPr>
+              <w:bidi/>
+              <w:pStyle w:val="Compact"/>
+            </w:pPr>
+            <w:r>
+              <w:rPr>
+                <w:rFonts w:ascii="Arial" w:hAnsi="Arial" w:cs="David"/>
+                <w:rtl/>
+              </w:rPr>
+              <w:t xml:space="preserve">קובץ XML במטלה T30</w:t>
+            </w:r>
+          </w:p>
+        </w:tc>
+      </w:tr>
+      <w:tr>
+        <w:tc>
+          <w:tcPr/>
+          <w:p>
+            <w:pPr>
+              <w:bidi/>
+              <w:pStyle w:val="Compact"/>
+            </w:pPr>
+            <w:r>
+              <w:rPr>
+                <w:rFonts w:ascii="Arial" w:hAnsi="Arial" w:cs="David"/>
+                <w:rtl/>
+              </w:rPr>
+              <w:t xml:space="preserve">מסך פתיחה</w:t>
+            </w:r>
+          </w:p>
+        </w:tc>
+        <w:tc>
+          <w:tcPr/>
+          <w:p>
+            <w:pPr>
+              <w:bidi/>
+              <w:pStyle w:val="Compact"/>
+            </w:pPr>
+            <w:r>
+              <w:rPr>
+                <w:rFonts w:ascii="Arial" w:hAnsi="Arial" w:cs="David"/>
+                <w:rStyle w:val="VerbatimChar"/>
+              </w:rPr>
+              <w:t xml:space="preserve">splash.png</w:t>
+            </w:r>
+          </w:p>
+        </w:tc>
+        <w:tc>
+          <w:tcPr/>
+          <w:p>
+            <w:pPr>
+              <w:bidi/>
+              <w:pStyle w:val="Compact"/>
+            </w:pPr>
+            <w:r>
+              <w:rPr>
+                <w:rFonts w:ascii="Arial" w:hAnsi="Arial" w:cs="David"/>
+              </w:rPr>
+              <w:t xml:space="preserve">SplashActivity</w:t>
+            </w:r>
+          </w:p>
+        </w:tc>
+        <w:tc>
+          <w:tcPr/>
+          <w:p>
+            <w:pPr>
+              <w:bidi/>
+              <w:pStyle w:val="Compact"/>
+            </w:pPr>
+            <w:r>
+              <w:rPr>
+                <w:rFonts w:ascii="Arial" w:hAnsi="Arial" w:cs="David"/>
+                <w:rStyle w:val="VerbatimChar"/>
+              </w:rPr>
+              <w:t xml:space="preserve">activity_splash.xml</w:t>
+            </w:r>
+          </w:p>
+        </w:tc>
+      </w:tr>
+      <w:tr>
+        <w:tc>
+          <w:tcPr/>
+          <w:p>
+            <w:pPr>
+              <w:bidi/>
+              <w:pStyle w:val="Compact"/>
+            </w:pPr>
+            <w:r>
+              <w:rPr>
+                <w:rFonts w:ascii="Arial" w:hAnsi="Arial" w:cs="David"/>
+                <w:rtl/>
+              </w:rPr>
+              <w:t xml:space="preserve">בקשת הרשאות</w:t>
+            </w:r>
+          </w:p>
+        </w:tc>
+        <w:tc>
+          <w:tcPr/>
+          <w:p>
+            <w:pPr>
+              <w:bidi/>
+              <w:pStyle w:val="Compact"/>
+            </w:pPr>
+            <w:r>
+              <w:rPr>
+                <w:rFonts w:ascii="Arial" w:hAnsi="Arial" w:cs="David"/>
+                <w:rStyle w:val="VerbatimChar"/>
+              </w:rPr>
+              <w:t xml:space="preserve">permissions.png</w:t>
+            </w:r>
+          </w:p>
+        </w:tc>
+        <w:tc>
+          <w:tcPr/>
+          <w:p>
+            <w:pPr>
+              <w:bidi/>
+              <w:pStyle w:val="Compact"/>
+            </w:pPr>
+            <w:r>
+              <w:rPr>
+                <w:rFonts w:ascii="Arial" w:hAnsi="Arial" w:cs="David"/>
+                <w:rtl/>
+              </w:rPr>
+              <w:t xml:space="preserve">SplashActivity (מצב שני)</w:t>
+            </w:r>
+          </w:p>
+        </w:tc>
+        <w:tc>
+          <w:tcPr/>
+          <w:p>
+            <w:pPr>
+              <w:bidi/>
+              <w:pStyle w:val="Compact"/>
+            </w:pPr>
+            <w:r>
+              <w:rPr>
+                <w:rFonts w:ascii="Arial" w:hAnsi="Arial" w:cs="David"/>
+                <w:rStyle w:val="VerbatimChar"/>
+              </w:rPr>
+              <w:t xml:space="preserve">view_permissions.xml</w:t>
+            </w:r>
+          </w:p>
+        </w:tc>
+      </w:tr>
+      <w:tr>
+        <w:tc>
+          <w:tcPr/>
+          <w:p>
+            <w:pPr>
+              <w:bidi/>
+              <w:pStyle w:val="Compact"/>
+            </w:pPr>
+            <w:r>
+              <w:rPr>
+                <w:rFonts w:ascii="Arial" w:hAnsi="Arial" w:cs="David"/>
+                <w:rtl/>
+              </w:rPr>
+              <w:t xml:space="preserve">חיפוש יעד</w:t>
+            </w:r>
+          </w:p>
+        </w:tc>
+        <w:tc>
+          <w:tcPr/>
+          <w:p>
+            <w:pPr>
+              <w:bidi/>
+              <w:pStyle w:val="Compact"/>
+            </w:pPr>
+            <w:r>
+              <w:rPr>
+                <w:rFonts w:ascii="Arial" w:hAnsi="Arial" w:cs="David"/>
+                <w:rStyle w:val="VerbatimChar"/>
+              </w:rPr>
+              <w:t xml:space="preserve">search.png</w:t>
+            </w:r>
+          </w:p>
+        </w:tc>
+        <w:tc>
+          <w:tcPr/>
+          <w:p>
+            <w:pPr>
+              <w:bidi/>
+              <w:pStyle w:val="Compact"/>
+            </w:pPr>
+            <w:r>
+              <w:rPr>
+                <w:rFonts w:ascii="Arial" w:hAnsi="Arial" w:cs="David"/>
+              </w:rPr>
+              <w:t xml:space="preserve">SearchActivity</w:t>
+            </w:r>
+          </w:p>
+        </w:tc>
+        <w:tc>
+          <w:tcPr/>
+          <w:p>
+            <w:pPr>
+              <w:bidi/>
+              <w:pStyle w:val="Compact"/>
+            </w:pPr>
+            <w:r>
+              <w:rPr>
+                <w:rFonts w:ascii="Arial" w:hAnsi="Arial" w:cs="David"/>
+                <w:rStyle w:val="VerbatimChar"/>
+              </w:rPr>
+              <w:t xml:space="preserve">activity_search.xml</w:t>
+            </w:r>
+            <w:r>
+              <w:rPr>
+                <w:rFonts w:ascii="Arial" w:hAnsi="Arial" w:cs="David"/>
+                <w:rtl/>
+              </w:rPr>
+              <w:t xml:space="preserve">,</w:t>
+            </w:r>
+            <w:r>
+              <w:rPr>
+                <w:rFonts w:ascii="Arial" w:hAnsi="Arial" w:cs="David"/>
+                <w:rtl/>
+              </w:rPr>
+              <w:t xml:space="preserve"> </w:t>
+            </w:r>
+            <w:r>
+              <w:rPr>
+                <w:rFonts w:ascii="Arial" w:hAnsi="Arial" w:cs="David"/>
+                <w:rStyle w:val="VerbatimChar"/>
+              </w:rPr>
+              <w:t xml:space="preserve">item_room.xml</w:t>
+            </w:r>
+          </w:p>
+        </w:tc>
+      </w:tr>
+      <w:tr>
+        <w:tc>
+          <w:tcPr/>
+          <w:p>
+            <w:pPr>
+              <w:bidi/>
+              <w:pStyle w:val="Compact"/>
+            </w:pPr>
+            <w:r>
+              <w:rPr>
+                <w:rFonts w:ascii="Arial" w:hAnsi="Arial" w:cs="David"/>
+                <w:rtl/>
+              </w:rPr>
+              <w:t xml:space="preserve">מפה ומסלול</w:t>
+            </w:r>
+          </w:p>
+        </w:tc>
+        <w:tc>
+          <w:tcPr/>
+          <w:p>
+            <w:pPr>
+              <w:bidi/>
+              <w:pStyle w:val="Compact"/>
+            </w:pPr>
+            <w:r>
+              <w:rPr>
+                <w:rFonts w:ascii="Arial" w:hAnsi="Arial" w:cs="David"/>
+                <w:rStyle w:val="VerbatimChar"/>
+              </w:rPr>
+              <w:t xml:space="preserve">map.png</w:t>
+            </w:r>
+          </w:p>
+        </w:tc>
+        <w:tc>
+          <w:tcPr/>
+          <w:p>
+            <w:pPr>
+              <w:bidi/>
+              <w:pStyle w:val="Compact"/>
+            </w:pPr>
+            <w:r>
+              <w:rPr>
+                <w:rFonts w:ascii="Arial" w:hAnsi="Arial" w:cs="David"/>
+              </w:rPr>
+              <w:t xml:space="preserve">MapActivity</w:t>
+            </w:r>
+          </w:p>
+        </w:tc>
+        <w:tc>
+          <w:tcPr/>
+          <w:p>
+            <w:pPr>
+              <w:bidi/>
+              <w:pStyle w:val="Compact"/>
+            </w:pPr>
+            <w:r>
+              <w:rPr>
+                <w:rFonts w:ascii="Arial" w:hAnsi="Arial" w:cs="David"/>
+                <w:rStyle w:val="VerbatimChar"/>
+              </w:rPr>
+              <w:t xml:space="preserve">activity_map.xml</w:t>
+            </w:r>
+          </w:p>
+        </w:tc>
+      </w:tr>
+      <w:tr>
+        <w:tc>
+          <w:tcPr/>
+          <w:p>
+            <w:pPr>
+              <w:bidi/>
+              <w:pStyle w:val="Compact"/>
+            </w:pPr>
+            <w:r>
+              <w:rPr>
+                <w:rFonts w:ascii="Arial" w:hAnsi="Arial" w:cs="David"/>
+                <w:rtl/>
+              </w:rPr>
+              <w:t xml:space="preserve">מצלמה AR</w:t>
+            </w:r>
+          </w:p>
+        </w:tc>
+        <w:tc>
+          <w:tcPr/>
+          <w:p>
+            <w:pPr>
+              <w:bidi/>
+              <w:pStyle w:val="Compact"/>
+            </w:pPr>
+            <w:r>
+              <w:rPr>
+                <w:rFonts w:ascii="Arial" w:hAnsi="Arial" w:cs="David"/>
+                <w:rStyle w:val="VerbatimChar"/>
+              </w:rPr>
+              <w:t xml:space="preserve">ar-nav.png</w:t>
+            </w:r>
+          </w:p>
+        </w:tc>
+        <w:tc>
+          <w:tcPr/>
+          <w:p>
+            <w:pPr>
+              <w:bidi/>
+              <w:pStyle w:val="Compact"/>
+            </w:pPr>
+            <w:r>
+              <w:rPr>
+                <w:rFonts w:ascii="Arial" w:hAnsi="Arial" w:cs="David"/>
+              </w:rPr>
+              <w:t xml:space="preserve">ArNavActivity</w:t>
+            </w:r>
+          </w:p>
+        </w:tc>
+        <w:tc>
+          <w:tcPr/>
+          <w:p>
+            <w:pPr>
+              <w:bidi/>
+              <w:pStyle w:val="Compact"/>
+            </w:pPr>
+            <w:r>
+              <w:rPr>
+                <w:rFonts w:ascii="Arial" w:hAnsi="Arial" w:cs="David"/>
+                <w:rStyle w:val="VerbatimChar"/>
+              </w:rPr>
+              <w:t xml:space="preserve">activity_ar_nav.xml</w:t>
+            </w:r>
+          </w:p>
+        </w:tc>
+      </w:tr>
+      <w:tr>
+        <w:tc>
+          <w:tcPr/>
+          <w:p>
+            <w:pPr>
+              <w:bidi/>
+              <w:pStyle w:val="Compact"/>
+            </w:pPr>
+            <w:r>
+              <w:rPr>
+                <w:rFonts w:ascii="Arial" w:hAnsi="Arial" w:cs="David"/>
+                <w:rtl/>
+              </w:rPr>
+              <w:t xml:space="preserve">הגעת ליעד</w:t>
+            </w:r>
+          </w:p>
+        </w:tc>
+        <w:tc>
+          <w:tcPr/>
+          <w:p>
+            <w:pPr>
+              <w:bidi/>
+              <w:pStyle w:val="Compact"/>
+            </w:pPr>
+            <w:r>
+              <w:rPr>
+                <w:rFonts w:ascii="Arial" w:hAnsi="Arial" w:cs="David"/>
+                <w:rStyle w:val="VerbatimChar"/>
+              </w:rPr>
+              <w:t xml:space="preserve">arrival-dialog.png</w:t>
+            </w:r>
+          </w:p>
+        </w:tc>
+        <w:tc>
+          <w:tcPr/>
+          <w:p>
+            <w:pPr>
+              <w:bidi/>
+              <w:pStyle w:val="Compact"/>
+            </w:pPr>
+            <w:r>
+              <w:rPr>
+                <w:rFonts w:ascii="Arial" w:hAnsi="Arial" w:cs="David"/>
+              </w:rPr>
+              <w:t xml:space="preserve">ArrivalDialog</w:t>
+            </w:r>
+          </w:p>
+        </w:tc>
+        <w:tc>
+          <w:tcPr/>
+          <w:p>
+            <w:pPr>
+              <w:bidi/>
+              <w:pStyle w:val="Compact"/>
+            </w:pPr>
+            <w:r>
+              <w:rPr>
+                <w:rFonts w:ascii="Arial" w:hAnsi="Arial" w:cs="David"/>
+                <w:rStyle w:val="VerbatimChar"/>
+              </w:rPr>
+              <w:t xml:space="preserve">dialog_arrival.xml</w:t>
+            </w:r>
+          </w:p>
+        </w:tc>
+      </w:tr>
+      <w:tr>
+        <w:tc>
+          <w:tcPr/>
+          <w:p>
+            <w:pPr>
+              <w:bidi/>
+              <w:pStyle w:val="Compact"/>
+            </w:pPr>
+            <w:r>
+              <w:rPr>
+                <w:rFonts w:ascii="Arial" w:hAnsi="Arial" w:cs="David"/>
+                <w:rtl/>
+              </w:rPr>
+              <w:t xml:space="preserve">כיול ידני</w:t>
+            </w:r>
+          </w:p>
+        </w:tc>
+        <w:tc>
+          <w:tcPr/>
+          <w:p>
+            <w:pPr>
+              <w:bidi/>
+              <w:pStyle w:val="Compact"/>
+            </w:pPr>
+            <w:r>
+              <w:rPr>
+                <w:rFonts w:ascii="Arial" w:hAnsi="Arial" w:cs="David"/>
+                <w:rStyle w:val="VerbatimChar"/>
+              </w:rPr>
+              <w:t xml:space="preserve">calibration-dialog.png</w:t>
+            </w:r>
+          </w:p>
+        </w:tc>
+        <w:tc>
+          <w:tcPr/>
+          <w:p>
+            <w:pPr>
+              <w:bidi/>
+              <w:pStyle w:val="Compact"/>
+            </w:pPr>
+            <w:r>
+              <w:rPr>
+                <w:rFonts w:ascii="Arial" w:hAnsi="Arial" w:cs="David"/>
+              </w:rPr>
+              <w:t xml:space="preserve">CalibrationDialog</w:t>
+            </w:r>
+          </w:p>
+        </w:tc>
+        <w:tc>
+          <w:tcPr/>
+          <w:p>
+            <w:pPr>
+              <w:bidi/>
+              <w:pStyle w:val="Compact"/>
+            </w:pPr>
+            <w:r>
+              <w:rPr>
+                <w:rFonts w:ascii="Arial" w:hAnsi="Arial" w:cs="David"/>
+                <w:rStyle w:val="VerbatimChar"/>
+              </w:rPr>
+              <w:t xml:space="preserve">dialog_calibration.xml</w:t>
+            </w:r>
+          </w:p>
+        </w:tc>
+      </w:tr>
+      <w:tr>
+        <w:tc>
+          <w:tcPr/>
+          <w:p>
+            <w:pPr>
+              <w:bidi/>
+              <w:pStyle w:val="Compact"/>
+            </w:pPr>
+            <w:r>
+              <w:rPr>
+                <w:rFonts w:ascii="Arial" w:hAnsi="Arial" w:cs="David"/>
+                <w:rtl/>
+              </w:rPr>
+              <w:t xml:space="preserve">כניסת צוות</w:t>
+            </w:r>
+          </w:p>
+        </w:tc>
+        <w:tc>
+          <w:tcPr/>
+          <w:p>
+            <w:pPr>
+              <w:bidi/>
+              <w:pStyle w:val="Compact"/>
+            </w:pPr>
+            <w:r>
+              <w:rPr>
+                <w:rFonts w:ascii="Arial" w:hAnsi="Arial" w:cs="David"/>
+                <w:rStyle w:val="VerbatimChar"/>
+              </w:rPr>
+              <w:t xml:space="preserve">admin-login.png</w:t>
+            </w:r>
+          </w:p>
+        </w:tc>
+        <w:tc>
+          <w:tcPr/>
+          <w:p>
+            <w:pPr>
+              <w:bidi/>
+              <w:pStyle w:val="Compact"/>
+            </w:pPr>
+            <w:r>
+              <w:rPr>
+                <w:rFonts w:ascii="Arial" w:hAnsi="Arial" w:cs="David"/>
+                <w:rtl/>
+              </w:rPr>
+              <w:t xml:space="preserve">AdminActivity (מצב כניסה)</w:t>
+            </w:r>
+          </w:p>
+        </w:tc>
+        <w:tc>
+          <w:tcPr/>
+          <w:p>
+            <w:pPr>
+              <w:bidi/>
+              <w:pStyle w:val="Compact"/>
+            </w:pPr>
+            <w:r>
+              <w:rPr>
+                <w:rFonts w:ascii="Arial" w:hAnsi="Arial" w:cs="David"/>
+                <w:rStyle w:val="VerbatimChar"/>
+              </w:rPr>
+              <w:t xml:space="preserve">activity_admin.xml</w:t>
+            </w:r>
+          </w:p>
+        </w:tc>
+      </w:tr>
+      <w:tr>
+        <w:tc>
+          <w:tcPr/>
+          <w:p>
+            <w:pPr>
+              <w:bidi/>
+              <w:pStyle w:val="Compact"/>
+            </w:pPr>
+            <w:r>
+              <w:rPr>
+                <w:rFonts w:ascii="Arial" w:hAnsi="Arial" w:cs="David"/>
+                <w:rtl/>
+              </w:rPr>
+              <w:t xml:space="preserve">ניהול חדרים</w:t>
+            </w:r>
+          </w:p>
+        </w:tc>
+        <w:tc>
+          <w:tcPr/>
+          <w:p>
+            <w:pPr>
+              <w:bidi/>
+              <w:pStyle w:val="Compact"/>
+            </w:pPr>
+            <w:r>
+              <w:rPr>
+                <w:rFonts w:ascii="Arial" w:hAnsi="Arial" w:cs="David"/>
+                <w:rStyle w:val="VerbatimChar"/>
+              </w:rPr>
+              <w:t xml:space="preserve">admin.png</w:t>
+            </w:r>
+          </w:p>
+        </w:tc>
+        <w:tc>
+          <w:tcPr/>
+          <w:p>
+            <w:pPr>
+              <w:bidi/>
+              <w:pStyle w:val="Compact"/>
+            </w:pPr>
+            <w:r>
+              <w:rPr>
+                <w:rFonts w:ascii="Arial" w:hAnsi="Arial" w:cs="David"/>
+                <w:rtl/>
+              </w:rPr>
+              <w:t xml:space="preserve">AdminActivity (מצב עריכה)</w:t>
+            </w:r>
+          </w:p>
+        </w:tc>
+        <w:tc>
+          <w:tcPr/>
+          <w:p>
+            <w:pPr>
+              <w:bidi/>
+              <w:pStyle w:val="Compact"/>
+            </w:pPr>
+            <w:r>
+              <w:rPr>
+                <w:rFonts w:ascii="Arial" w:hAnsi="Arial" w:cs="David"/>
+                <w:rStyle w:val="VerbatimChar"/>
+              </w:rPr>
+              <w:t xml:space="preserve">sheet_room_edit.xml</w:t>
+            </w:r>
+          </w:p>
+        </w:tc>
+      </w:tr>
+      <w:tr>
+        <w:tc>
+          <w:tcPr/>
+          <w:p>
+            <w:pPr>
+              <w:bidi/>
+              <w:pStyle w:val="Compact"/>
+            </w:pPr>
+            <w:r>
+              <w:rPr>
+                <w:rFonts w:ascii="Arial" w:hAnsi="Arial" w:cs="David"/>
+                <w:rtl/>
+              </w:rPr>
+              <w:t xml:space="preserve">התאמת מפה שנתית</w:t>
+            </w:r>
+          </w:p>
+        </w:tc>
+        <w:tc>
+          <w:tcPr/>
+          <w:p>
+            <w:pPr>
+              <w:bidi/>
+              <w:pStyle w:val="Compact"/>
+            </w:pPr>
+            <w:r>
+              <w:rPr>
+                <w:rFonts w:ascii="Arial" w:hAnsi="Arial" w:cs="David"/>
+                <w:rStyle w:val="VerbatimChar"/>
+              </w:rPr>
+              <w:t xml:space="preserve">map-alignment.png</w:t>
+            </w:r>
+          </w:p>
+        </w:tc>
+        <w:tc>
+          <w:tcPr/>
+          <w:p>
+            <w:pPr>
+              <w:bidi/>
+              <w:pStyle w:val="Compact"/>
+            </w:pPr>
+            <w:r>
+              <w:rPr>
+                <w:rFonts w:ascii="Arial" w:hAnsi="Arial" w:cs="David"/>
+              </w:rPr>
+              <w:t xml:space="preserve">MapAlignmentActivity</w:t>
+            </w:r>
+          </w:p>
+        </w:tc>
+        <w:tc>
+          <w:tcPr/>
+          <w:p>
+            <w:pPr>
+              <w:bidi/>
+              <w:pStyle w:val="Compact"/>
+            </w:pPr>
+            <w:r>
+              <w:rPr>
+                <w:rFonts w:ascii="Arial" w:hAnsi="Arial" w:cs="David"/>
+                <w:rStyle w:val="VerbatimChar"/>
+              </w:rPr>
+              <w:t xml:space="preserve">activity_map_alignment.xml</w:t>
+            </w:r>
+          </w:p>
+        </w:tc>
+      </w:tr>
+    </w:tbl>
+    <w:p>
+      <w:pPr>
+        <w:bidi/>
+        <w:pStyle w:val="CaptionedFigure"/>
+      </w:pPr>
+      <w:r>
+        <w:rPr>
+          <w:rFonts w:ascii="Arial" w:hAnsi="Arial" w:cs="David"/>
+          <w:rtl/>
+        </w:rPr>
+        <w:drawing>
+          <wp:inline>
+            <wp:extent cx="5334000" cy="2663771"/>
+            <wp:effectExtent b="0" l="0" r="0" t="0"/>
+            <wp:docPr descr="עיצובי המסכים, חלק 1: פתיחה, הרשאות, חיפוש, מפה ומצלמה" title="" id="44" name="Picture"/>
+            <a:graphic>
+              <a:graphicData uri="http://schemas.openxmlformats.org/drawingml/2006/picture">
+                <pic:pic>
+                  <pic:nvPicPr>
+                    <pic:cNvPr descr="/root/.claude/projects/-home-claude/e43bf434-51a5-5c28-828a-12ddd14e064e/tool-results/design-scr-dsgn01.png" id="45" name="Picture"/>
+                    <pic:cNvPicPr>
+                      <a:picLocks noChangeArrowheads="1" noChangeAspect="1"/>
+                    </pic:cNvPicPr>
+                  </pic:nvPicPr>
+                  <pic:blipFill>
+                    <a:blip r:embed="rId43"/>
+                    <a:stretch>
+                      <a:fillRect/>
+                    </a:stretch>
+                  </pic:blipFill>
+                  <pic:spPr bwMode="auto">
+                    <a:xfrm>
+                      <a:off x="0" y="0"/>
+                      <a:ext cx="5334000" cy="2663771"/>
+                    </a:xfrm>
+                    <a:prstGeom prst="rect">
+                      <a:avLst/>
+                    </a:prstGeom>
+                    <a:noFill/>
+                    <a:ln w="9525">
+                      <a:noFill/>
+                      <a:headEnd/>
+                      <a:tailEnd/>
+                    </a:ln>
+                  </pic:spPr>
+                </pic:pic>
+              </a:graphicData>
+            </a:graphic>
+          </wp:inline>
+        </w:drawing>
+      </w:r>
+    </w:p>
+    <w:p>
+      <w:pPr>
+        <w:bidi/>
+        <w:pStyle w:val="ImageCaption"/>
+      </w:pPr>
+      <w:r>
+        <w:rPr>
+          <w:rFonts w:ascii="Arial" w:hAnsi="Arial" w:cs="David"/>
+          <w:rtl/>
+        </w:rPr>
+        <w:t xml:space="preserve">עיצובי המסכים, חלק 1: פתיחה, הרשאות, חיפוש, מפה ומצלמה</w:t>
+      </w:r>
+    </w:p>
+    <w:p>
+      <w:pPr>
+        <w:bidi/>
+        <w:pStyle w:val="CaptionedFigure"/>
+      </w:pPr>
+      <w:r>
+        <w:rPr>
+          <w:rFonts w:ascii="Arial" w:hAnsi="Arial" w:cs="David"/>
+          <w:rtl/>
+        </w:rPr>
+        <w:drawing>
+          <wp:inline>
+            <wp:extent cx="5334000" cy="2583050"/>
+            <wp:effectExtent b="0" l="0" r="0" t="0"/>
+            <wp:docPr descr="עיצובי המסכים, חלק 2: הגעה ליעד, כיול, כניסת צוות, ניהול חדרים והתאמת מפה" title="" id="47" name="Picture"/>
+            <a:graphic>
+              <a:graphicData uri="http://schemas.openxmlformats.org/drawingml/2006/picture">
+                <pic:pic>
+                  <pic:nvPicPr>
+                    <pic:cNvPr descr="/root/.claude/projects/-home-claude/e43bf434-51a5-5c28-828a-12ddd14e064e/tool-results/design-scr-dsgn02.png" id="48" name="Picture"/>
+                    <pic:cNvPicPr>
+                      <a:picLocks noChangeArrowheads="1" noChangeAspect="1"/>
+                    </pic:cNvPicPr>
+                  </pic:nvPicPr>
+                  <pic:blipFill>
+                    <a:blip r:embed="rId46"/>
+                    <a:stretch>
+                      <a:fillRect/>
+                    </a:stretch>
+                  </pic:blipFill>
+                  <pic:spPr bwMode="auto">
+                    <a:xfrm>
+                      <a:off x="0" y="0"/>
+                      <a:ext cx="5334000" cy="2583050"/>
+                    </a:xfrm>
+                    <a:prstGeom prst="rect">
+                      <a:avLst/>
+                    </a:prstGeom>
+                    <a:noFill/>
+                    <a:ln w="9525">
+                      <a:noFill/>
+                      <a:headEnd/>
+                      <a:tailEnd/>
+                    </a:ln>
+                  </pic:spPr>
+                </pic:pic>
+              </a:graphicData>
+            </a:graphic>
+          </wp:inline>
+        </w:drawing>
+      </w:r>
+    </w:p>
+    <w:p>
+      <w:pPr>
+        <w:bidi/>
+        <w:pStyle w:val="ImageCaption"/>
+      </w:pPr>
+      <w:r>
+        <w:rPr>
+          <w:rFonts w:ascii="Arial" w:hAnsi="Arial" w:cs="David"/>
+          <w:rtl/>
+        </w:rPr>
+        <w:t xml:space="preserve">עיצובי המסכים, חלק 2: הגעה ליעד, כיול, כניסת צוות, ניהול חדרים והתאמת מפה</w:t>
+      </w:r>
+    </w:p>
+    <w:bookmarkStart w:id="49" w:name="סקירת-העיצוב"/>
+    <w:p>
+      <w:pPr>
+        <w:bidi/>
+        <w:pStyle w:val="Heading3"/>
+      </w:pPr>
+      <w:r>
+        <w:rPr>
+          <w:rFonts w:ascii="Arial" w:hAnsi="Arial" w:cs="David"/>
+          <w:rtl/>
+        </w:rPr>
+        <w:t xml:space="preserve">7.1 סקירת העיצוב</w:t>
+      </w:r>
+    </w:p>
+    <w:p>
+      <w:pPr>
+        <w:bidi/>
+      </w:pPr>
+      <w:r>
+        <w:rPr>
+          <w:rFonts w:ascii="Arial" w:hAnsi="Arial" w:cs="David"/>
+          <w:rtl/>
+        </w:rPr>
+        <w:t xml:space="preserve">כל מסך נבדק מול רשימת הבדיקה (סעיף 6) ומול מסמך הדרישות. שפת העיצוב נשמרה: ירוק ראשי, כתום למסלול ולחץ, כרטיסים מעוגלים ויישור לימין. אלה הממצאים, ומה הוחלט לגבי כל אחד:</w:t>
+      </w:r>
+    </w:p>
+    <w:tbl>
+      <w:tblPr>
+        <w:bidiVisual/>
+        <w:tblStyle w:val="Table"/>
+        <w:tblW w:type="pct" w:w="5000"/>
+        <w:tblLook w:firstRow="1" w:lastRow="0" w:firstColumn="0" w:lastColumn="0" w:noHBand="0" w:noVBand="0" w:val="0020"/>
+        <w:jc w:val="start"/>
+        <w:tblBorders>
+          <w:top w:val="single" w:sz="4" w:color="BFBFBF"/>
+          <w:left w:val="single" w:sz="4" w:color="BFBFBF"/>
+          <w:bottom w:val="single" w:sz="4" w:color="BFBFBF"/>
+          <w:right w:val="single" w:sz="4" w:color="BFBFBF"/>
+          <w:insideH w:val="single" w:sz="4" w:color="BFBFBF"/>
+          <w:insideV w:val="single" w:sz="4" w:color="BFBFBF"/>
+        </w:tblBorders>
+      </w:tblPr>
+      <w:tblGrid>
+        <w:gridCol w:w="1980"/>
+        <w:gridCol w:w="1980"/>
+        <w:gridCol w:w="1980"/>
+        <w:gridCol w:w="1980"/>
+      </w:tblGrid>
+      <w:tr>
+        <w:trPr>
+          <w:tblHeader w:val="true"/>
+        </w:trPr>
+        <w:tc>
+          <w:tcPr/>
+          <w:p>
+            <w:pPr>
+              <w:bidi/>
+              <w:pStyle w:val="Compact"/>
+            </w:pPr>
+            <w:r>
+              <w:rPr>
+                <w:rFonts w:ascii="Arial" w:hAnsi="Arial" w:cs="David"/>
+                <w:rtl/>
+              </w:rPr>
+              <w:t xml:space="preserve">#</w:t>
+            </w:r>
+          </w:p>
+        </w:tc>
+        <w:tc>
+          <w:tcPr/>
+          <w:p>
+            <w:pPr>
+              <w:bidi/>
+              <w:pStyle w:val="Compact"/>
+            </w:pPr>
+            <w:r>
+              <w:rPr>
+                <w:rFonts w:ascii="Arial" w:hAnsi="Arial" w:cs="David"/>
+                <w:rtl/>
+              </w:rPr>
+              <w:t xml:space="preserve">מסך</w:t>
+            </w:r>
+          </w:p>
+        </w:tc>
+        <w:tc>
+          <w:tcPr/>
+          <w:p>
+            <w:pPr>
+              <w:bidi/>
+              <w:pStyle w:val="Compact"/>
+            </w:pPr>
+            <w:r>
+              <w:rPr>
+                <w:rFonts w:ascii="Arial" w:hAnsi="Arial" w:cs="David"/>
+                <w:rtl/>
+              </w:rPr>
+              <w:t xml:space="preserve">ממצא</w:t>
+            </w:r>
+          </w:p>
+        </w:tc>
+        <w:tc>
+          <w:tcPr/>
+          <w:p>
+            <w:pPr>
+              <w:bidi/>
+              <w:pStyle w:val="Compact"/>
+            </w:pPr>
+            <w:r>
+              <w:rPr>
+                <w:rFonts w:ascii="Arial" w:hAnsi="Arial" w:cs="David"/>
+                <w:rtl/>
+              </w:rPr>
+              <w:t xml:space="preserve">החלטה</w:t>
+            </w:r>
+          </w:p>
+        </w:tc>
+      </w:tr>
+      <w:tr>
+        <w:tc>
+          <w:tcPr/>
+          <w:p>
+            <w:pPr>
+              <w:bidi/>
+              <w:pStyle w:val="Compact"/>
+            </w:pPr>
+            <w:r>
+              <w:rPr>
+                <w:rFonts w:ascii="Arial" w:hAnsi="Arial" w:cs="David"/>
+              </w:rPr>
+              <w:t xml:space="preserve">1</w:t>
+            </w:r>
+          </w:p>
+        </w:tc>
+        <w:tc>
+          <w:tcPr/>
+          <w:p>
+            <w:pPr>
+              <w:bidi/>
+              <w:pStyle w:val="Compact"/>
+            </w:pPr>
+            <w:r>
+              <w:rPr>
+                <w:rFonts w:ascii="Arial" w:hAnsi="Arial" w:cs="David"/>
+                <w:rtl/>
+              </w:rPr>
+              <w:t xml:space="preserve">ארבעת המסכים הראשיים</w:t>
+            </w:r>
+          </w:p>
+        </w:tc>
+        <w:tc>
+          <w:tcPr/>
+          <w:p>
+            <w:pPr>
+              <w:bidi/>
+              <w:pStyle w:val="Compact"/>
+            </w:pPr>
+            <w:r>
+              <w:rPr>
+                <w:rFonts w:ascii="Arial" w:hAnsi="Arial" w:cs="David"/>
+                <w:rtl/>
+              </w:rPr>
+              <w:t xml:space="preserve">נוסף סרגל ניווט תחתון עם ארבע לשוניות: חיפוש יעד, מפה ומסלול, מצלמה AR, ניהול צוות. הוא לא הופיע באפיון</w:t>
+            </w:r>
+          </w:p>
+        </w:tc>
+        <w:tc>
+          <w:tcPr/>
+          <w:p>
+            <w:pPr>
+              <w:bidi/>
+              <w:pStyle w:val="Compact"/>
+            </w:pPr>
+            <w:r>
+              <w:rPr>
+                <w:rFonts w:ascii="Arial" w:hAnsi="Arial" w:cs="David"/>
+                <w:bCs/>
+                <w:b/>
+                <w:rtl/>
+              </w:rPr>
+              <w:t xml:space="preserve">מאמצים.</w:t>
+            </w:r>
+            <w:r>
+              <w:rPr>
+                <w:rFonts w:ascii="Arial" w:hAnsi="Arial" w:cs="David"/>
+                <w:rtl/>
+              </w:rPr>
+              <w:t xml:space="preserve"> </w:t>
+            </w:r>
+            <w:r>
+              <w:rPr>
+                <w:rFonts w:ascii="Arial" w:hAnsi="Arial" w:cs="David"/>
+                <w:rStyle w:val="VerbatimChar"/>
+              </w:rPr>
+              <w:t xml:space="preserve">BottomNavigationView</w:t>
+            </w:r>
+            <w:r>
+              <w:rPr>
+                <w:rFonts w:ascii="Arial" w:hAnsi="Arial" w:cs="David"/>
+                <w:rtl/>
+              </w:rPr>
+              <w:t xml:space="preserve"> </w:t>
+            </w:r>
+            <w:r>
+              <w:rPr>
+                <w:rFonts w:ascii="Arial" w:hAnsi="Arial" w:cs="David"/>
+                <w:rtl/>
+              </w:rPr>
+              <w:t xml:space="preserve">משותף לארבעת המסכים, ותרשים המסכים מתעדכן</w:t>
+            </w:r>
+          </w:p>
+        </w:tc>
+      </w:tr>
+      <w:tr>
+        <w:tc>
+          <w:tcPr/>
+          <w:p>
+            <w:pPr>
+              <w:bidi/>
+              <w:pStyle w:val="Compact"/>
+            </w:pPr>
+            <w:r>
+              <w:rPr>
+                <w:rFonts w:ascii="Arial" w:hAnsi="Arial" w:cs="David"/>
+              </w:rPr>
+              <w:t xml:space="preserve">2</w:t>
+            </w:r>
+          </w:p>
+        </w:tc>
+        <w:tc>
+          <w:tcPr/>
+          <w:p>
+            <w:pPr>
+              <w:bidi/>
+              <w:pStyle w:val="Compact"/>
+            </w:pPr>
+            <w:r>
+              <w:rPr>
+                <w:rFonts w:ascii="Arial" w:hAnsi="Arial" w:cs="David"/>
+                <w:rtl/>
+              </w:rPr>
+              <w:t xml:space="preserve">חיפוש יעד</w:t>
+            </w:r>
+          </w:p>
+        </w:tc>
+        <w:tc>
+          <w:tcPr/>
+          <w:p>
+            <w:pPr>
+              <w:bidi/>
+              <w:pStyle w:val="Compact"/>
+            </w:pPr>
+            <w:r>
+              <w:rPr>
+                <w:rFonts w:ascii="Arial" w:hAnsi="Arial" w:cs="David"/>
+                <w:rtl/>
+              </w:rPr>
+              <w:t xml:space="preserve">הכניסה לצוות היא לשונית גלויה, ולא כפתור נסתר כמו באפיון</w:t>
+            </w:r>
+          </w:p>
+        </w:tc>
+        <w:tc>
+          <w:tcPr/>
+          <w:p>
+            <w:pPr>
+              <w:bidi/>
+              <w:pStyle w:val="Compact"/>
+            </w:pPr>
+            <w:r>
+              <w:rPr>
+                <w:rFonts w:ascii="Arial" w:hAnsi="Arial" w:cs="David"/>
+                <w:bCs/>
+                <w:b/>
+                <w:rtl/>
+              </w:rPr>
+              <w:t xml:space="preserve">מאמצים.</w:t>
+            </w:r>
+            <w:r>
+              <w:rPr>
+                <w:rFonts w:ascii="Arial" w:hAnsi="Arial" w:cs="David"/>
+                <w:rtl/>
+              </w:rPr>
+              <w:t xml:space="preserve"> </w:t>
+            </w:r>
+            <w:r>
+              <w:rPr>
+                <w:rFonts w:ascii="Arial" w:hAnsi="Arial" w:cs="David"/>
+                <w:rtl/>
+              </w:rPr>
+              <w:t xml:space="preserve">מסך הצוות מוגן בהתחברות, ואין סיבה להסתיר אותו</w:t>
+            </w:r>
+          </w:p>
+        </w:tc>
+      </w:tr>
+      <w:tr>
+        <w:tc>
+          <w:tcPr/>
+          <w:p>
+            <w:pPr>
+              <w:bidi/>
+              <w:pStyle w:val="Compact"/>
+            </w:pPr>
+            <w:r>
+              <w:rPr>
+                <w:rFonts w:ascii="Arial" w:hAnsi="Arial" w:cs="David"/>
+              </w:rPr>
+              <w:t xml:space="preserve">3</w:t>
+            </w:r>
+          </w:p>
+        </w:tc>
+        <w:tc>
+          <w:tcPr/>
+          <w:p>
+            <w:pPr>
+              <w:bidi/>
+              <w:pStyle w:val="Compact"/>
+            </w:pPr>
+            <w:r>
+              <w:rPr>
+                <w:rFonts w:ascii="Arial" w:hAnsi="Arial" w:cs="David"/>
+                <w:rtl/>
+              </w:rPr>
+              <w:t xml:space="preserve">מפה ומסלול</w:t>
+            </w:r>
+          </w:p>
+        </w:tc>
+        <w:tc>
+          <w:tcPr/>
+          <w:p>
+            <w:pPr>
+              <w:bidi/>
+              <w:pStyle w:val="Compact"/>
+            </w:pPr>
+            <w:r>
+              <w:rPr>
+                <w:rFonts w:ascii="Arial" w:hAnsi="Arial" w:cs="David"/>
+                <w:rtl/>
+              </w:rPr>
+              <w:t xml:space="preserve">כפתור</w:t>
+            </w:r>
+            <w:r>
+              <w:rPr>
+                <w:rFonts w:ascii="Arial" w:hAnsi="Arial" w:cs="David"/>
+                <w:rtl/>
+              </w:rPr>
+              <w:t xml:space="preserve"> </w:t>
+            </w:r>
+            <w:r>
+              <w:rPr>
+                <w:rFonts w:ascii="Arial" w:hAnsi="Arial" w:cs="David"/>
+                <w:rtl/>
+              </w:rPr>
+              <w:t xml:space="preserve">“</w:t>
+            </w:r>
+            <w:r>
+              <w:rPr>
+                <w:rFonts w:ascii="Arial" w:hAnsi="Arial" w:cs="David"/>
+                <w:rtl/>
+              </w:rPr>
+              <w:t xml:space="preserve">מיקום שגוי?</w:t>
+            </w:r>
+            <w:r>
+              <w:rPr>
+                <w:rFonts w:ascii="Arial" w:hAnsi="Arial" w:cs="David"/>
+                <w:rtl/>
+              </w:rPr>
+              <w:t xml:space="preserve">”</w:t>
+            </w:r>
+            <w:r>
+              <w:rPr>
+                <w:rFonts w:ascii="Arial" w:hAnsi="Arial" w:cs="David"/>
+                <w:rtl/>
+              </w:rPr>
+              <w:t xml:space="preserve"> </w:t>
+            </w:r>
+            <w:r>
+              <w:rPr>
+                <w:rFonts w:ascii="Arial" w:hAnsi="Arial" w:cs="David"/>
+                <w:rtl/>
+              </w:rPr>
+              <w:t xml:space="preserve">פותח את הכיול, במקום נגיעה ארוכה במפה</w:t>
+            </w:r>
+          </w:p>
+        </w:tc>
+        <w:tc>
+          <w:tcPr/>
+          <w:p>
+            <w:pPr>
+              <w:bidi/>
+              <w:pStyle w:val="Compact"/>
+            </w:pPr>
+            <w:r>
+              <w:rPr>
+                <w:rFonts w:ascii="Arial" w:hAnsi="Arial" w:cs="David"/>
+                <w:bCs/>
+                <w:b/>
+                <w:rtl/>
+              </w:rPr>
+              <w:t xml:space="preserve">מאמצים.</w:t>
+            </w:r>
+            <w:r>
+              <w:rPr>
+                <w:rFonts w:ascii="Arial" w:hAnsi="Arial" w:cs="David"/>
+                <w:rtl/>
+              </w:rPr>
+              <w:t xml:space="preserve"> </w:t>
+            </w:r>
+            <w:r>
+              <w:rPr>
+                <w:rFonts w:ascii="Arial" w:hAnsi="Arial" w:cs="David"/>
+                <w:rtl/>
+              </w:rPr>
+              <w:t xml:space="preserve">כפתור גלוי עדיף על מחווה שאף אחד לא יגלה</w:t>
+            </w:r>
+          </w:p>
+        </w:tc>
+      </w:tr>
+      <w:tr>
+        <w:tc>
+          <w:tcPr/>
+          <w:p>
+            <w:pPr>
+              <w:bidi/>
+              <w:pStyle w:val="Compact"/>
+            </w:pPr>
+            <w:r>
+              <w:rPr>
+                <w:rFonts w:ascii="Arial" w:hAnsi="Arial" w:cs="David"/>
+              </w:rPr>
+              <w:t xml:space="preserve">4</w:t>
+            </w:r>
+          </w:p>
+        </w:tc>
+        <w:tc>
+          <w:tcPr/>
+          <w:p>
+            <w:pPr>
+              <w:bidi/>
+              <w:pStyle w:val="Compact"/>
+            </w:pPr>
+            <w:r>
+              <w:rPr>
+                <w:rFonts w:ascii="Arial" w:hAnsi="Arial" w:cs="David"/>
+                <w:rtl/>
+              </w:rPr>
+              <w:t xml:space="preserve">בקשת הרשאות</w:t>
+            </w:r>
+          </w:p>
+        </w:tc>
+        <w:tc>
+          <w:tcPr/>
+          <w:p>
+            <w:pPr>
+              <w:bidi/>
+              <w:pStyle w:val="Compact"/>
+            </w:pPr>
+            <w:r>
+              <w:rPr>
+                <w:rFonts w:ascii="Arial" w:hAnsi="Arial" w:cs="David"/>
+                <w:rtl/>
+              </w:rPr>
+              <w:t xml:space="preserve">עוצב כמסך נפרד</w:t>
+            </w:r>
+          </w:p>
+        </w:tc>
+        <w:tc>
+          <w:tcPr/>
+          <w:p>
+            <w:pPr>
+              <w:bidi/>
+              <w:pStyle w:val="Compact"/>
+            </w:pPr>
+            <w:r>
+              <w:rPr>
+                <w:rFonts w:ascii="Arial" w:hAnsi="Arial" w:cs="David"/>
+                <w:rtl/>
+              </w:rPr>
+              <w:t xml:space="preserve">מצב שני של SplashActivity, בלי מחלקה חדשה</w:t>
+            </w:r>
+          </w:p>
+        </w:tc>
+      </w:tr>
+      <w:tr>
+        <w:tc>
+          <w:tcPr/>
+          <w:p>
+            <w:pPr>
+              <w:bidi/>
+              <w:pStyle w:val="Compact"/>
+            </w:pPr>
+            <w:r>
+              <w:rPr>
+                <w:rFonts w:ascii="Arial" w:hAnsi="Arial" w:cs="David"/>
+              </w:rPr>
+              <w:t xml:space="preserve">5</w:t>
+            </w:r>
+          </w:p>
+        </w:tc>
+        <w:tc>
+          <w:tcPr/>
+          <w:p>
+            <w:pPr>
+              <w:bidi/>
+              <w:pStyle w:val="Compact"/>
+            </w:pPr>
+            <w:r>
+              <w:rPr>
+                <w:rFonts w:ascii="Arial" w:hAnsi="Arial" w:cs="David"/>
+                <w:rtl/>
+              </w:rPr>
+              <w:t xml:space="preserve">כמה מסכים</w:t>
+            </w:r>
+          </w:p>
+        </w:tc>
+        <w:tc>
+          <w:tcPr/>
+          <w:p>
+            <w:pPr>
+              <w:bidi/>
+              <w:pStyle w:val="Compact"/>
+            </w:pPr>
+            <w:r>
+              <w:rPr>
+                <w:rFonts w:ascii="Arial" w:hAnsi="Arial" w:cs="David"/>
+                <w:rtl/>
+              </w:rPr>
+              <w:t xml:space="preserve">כותרות באנגלית שנשארו מ-Figma: Destination Details, Arrival Dialog, Location Calibration, Staff Login, Campus Search, Campus Map</w:t>
+            </w:r>
+          </w:p>
+        </w:tc>
+        <w:tc>
+          <w:tcPr/>
+          <w:p>
+            <w:pPr>
+              <w:bidi/>
+              <w:pStyle w:val="Compact"/>
+            </w:pPr>
+            <w:r>
+              <w:rPr>
+                <w:rFonts w:ascii="Arial" w:hAnsi="Arial" w:cs="David"/>
+                <w:rtl/>
+              </w:rPr>
+              <w:t xml:space="preserve">ב-XML כל הכותרות בעברית, מתוך</w:t>
+            </w:r>
+            <w:r>
+              <w:rPr>
+                <w:rFonts w:ascii="Arial" w:hAnsi="Arial" w:cs="David"/>
+                <w:rtl/>
+              </w:rPr>
+              <w:t xml:space="preserve"> </w:t>
+            </w:r>
+            <w:r>
+              <w:rPr>
+                <w:rFonts w:ascii="Arial" w:hAnsi="Arial" w:cs="David"/>
+                <w:rStyle w:val="VerbatimChar"/>
+              </w:rPr>
+              <w:t xml:space="preserve">strings.xml</w:t>
+            </w:r>
+          </w:p>
+        </w:tc>
+      </w:tr>
+      <w:tr>
+        <w:tc>
+          <w:tcPr/>
+          <w:p>
+            <w:pPr>
+              <w:bidi/>
+              <w:pStyle w:val="Compact"/>
+            </w:pPr>
+            <w:r>
+              <w:rPr>
+                <w:rFonts w:ascii="Arial" w:hAnsi="Arial" w:cs="David"/>
+              </w:rPr>
+              <w:t xml:space="preserve">6</w:t>
+            </w:r>
+          </w:p>
+        </w:tc>
+        <w:tc>
+          <w:tcPr/>
+          <w:p>
+            <w:pPr>
+              <w:bidi/>
+              <w:pStyle w:val="Compact"/>
+            </w:pPr>
+            <w:r>
+              <w:rPr>
+                <w:rFonts w:ascii="Arial" w:hAnsi="Arial" w:cs="David"/>
+                <w:rtl/>
+              </w:rPr>
+              <w:t xml:space="preserve">מצלמה AR</w:t>
+            </w:r>
+          </w:p>
+        </w:tc>
+        <w:tc>
+          <w:tcPr/>
+          <w:p>
+            <w:pPr>
+              <w:bidi/>
+              <w:pStyle w:val="Compact"/>
+            </w:pPr>
+            <w:r>
+              <w:rPr>
+                <w:rFonts w:ascii="Arial" w:hAnsi="Arial" w:cs="David"/>
+                <w:rtl/>
+              </w:rPr>
+              <w:t xml:space="preserve">המסך מצויר כטלפון בתוך טלפון, עם כפתור צילום ומצבי PHOTO/VIDEO של אפליקציית מצלמה</w:t>
+            </w:r>
+          </w:p>
+        </w:tc>
+        <w:tc>
+          <w:tcPr/>
+          <w:p>
+            <w:pPr>
+              <w:bidi/>
+              <w:pStyle w:val="Compact"/>
+            </w:pPr>
+            <w:r>
+              <w:rPr>
+                <w:rFonts w:ascii="Arial" w:hAnsi="Arial" w:cs="David"/>
+                <w:rtl/>
+              </w:rPr>
+              <w:t xml:space="preserve">ב-XML תצוגת המצלמה ממלאת את המסך, בלי כפתור צילום</w:t>
+            </w:r>
+          </w:p>
+        </w:tc>
+      </w:tr>
+      <w:tr>
+        <w:tc>
+          <w:tcPr/>
+          <w:p>
+            <w:pPr>
+              <w:bidi/>
+              <w:pStyle w:val="Compact"/>
+            </w:pPr>
+            <w:r>
+              <w:rPr>
+                <w:rFonts w:ascii="Arial" w:hAnsi="Arial" w:cs="David"/>
+              </w:rPr>
+              <w:t xml:space="preserve">7</w:t>
+            </w:r>
+          </w:p>
+        </w:tc>
+        <w:tc>
+          <w:tcPr/>
+          <w:p>
+            <w:pPr>
+              <w:bidi/>
+              <w:pStyle w:val="Compact"/>
+            </w:pPr>
+            <w:r>
+              <w:rPr>
+                <w:rFonts w:ascii="Arial" w:hAnsi="Arial" w:cs="David"/>
+                <w:rtl/>
+              </w:rPr>
+              <w:t xml:space="preserve">מצלמה AR</w:t>
+            </w:r>
+          </w:p>
+        </w:tc>
+        <w:tc>
+          <w:tcPr/>
+          <w:p>
+            <w:pPr>
+              <w:bidi/>
+              <w:pStyle w:val="Compact"/>
+            </w:pPr>
+            <w:r>
+              <w:rPr>
+                <w:rFonts w:ascii="Arial" w:hAnsi="Arial" w:cs="David"/>
+                <w:rtl/>
+              </w:rPr>
+              <w:t xml:space="preserve">פס היעד העליון (</w:t>
+            </w:r>
+            <w:r>
+              <w:rPr>
+                <w:rFonts w:ascii="Arial" w:hAnsi="Arial" w:cs="David"/>
+                <w:rtl/>
+              </w:rPr>
+              <w:t xml:space="preserve">“</w:t>
+            </w:r>
+            <w:r>
+              <w:rPr>
+                <w:rFonts w:ascii="Arial" w:hAnsi="Arial" w:cs="David"/>
+                <w:rtl/>
+              </w:rPr>
+              <w:t xml:space="preserve">ניווט אל: אולם כנסים</w:t>
+            </w:r>
+            <w:r>
+              <w:rPr>
+                <w:rFonts w:ascii="Arial" w:hAnsi="Arial" w:cs="David"/>
+                <w:rtl/>
+              </w:rPr>
+              <w:t xml:space="preserve">”</w:t>
+            </w:r>
+            <w:r>
+              <w:rPr>
+                <w:rFonts w:ascii="Arial" w:hAnsi="Arial" w:cs="David"/>
+                <w:rtl/>
+              </w:rPr>
+              <w:t xml:space="preserve">) הוא חלק מתמונת הרקע, ולא תואם ליעד שבכרטיס (חדר 42)</w:t>
+            </w:r>
+          </w:p>
+        </w:tc>
+        <w:tc>
+          <w:tcPr/>
+          <w:p>
+            <w:pPr>
+              <w:bidi/>
+              <w:pStyle w:val="Compact"/>
+            </w:pPr>
+            <w:r>
+              <w:rPr>
+                <w:rFonts w:ascii="Arial" w:hAnsi="Arial" w:cs="David"/>
+                <w:rtl/>
+              </w:rPr>
+              <w:t xml:space="preserve">ב-XML פס יעד אמיתי ב-TextView, עם שם היעד שנבחר</w:t>
+            </w:r>
+          </w:p>
+        </w:tc>
+      </w:tr>
+      <w:tr>
+        <w:tc>
+          <w:tcPr/>
+          <w:p>
+            <w:pPr>
+              <w:bidi/>
+              <w:pStyle w:val="Compact"/>
+            </w:pPr>
+            <w:r>
+              <w:rPr>
+                <w:rFonts w:ascii="Arial" w:hAnsi="Arial" w:cs="David"/>
+              </w:rPr>
+              <w:t xml:space="preserve">8</w:t>
+            </w:r>
+          </w:p>
+        </w:tc>
+        <w:tc>
+          <w:tcPr/>
+          <w:p>
+            <w:pPr>
+              <w:bidi/>
+              <w:pStyle w:val="Compact"/>
+            </w:pPr>
+            <w:r>
+              <w:rPr>
+                <w:rFonts w:ascii="Arial" w:hAnsi="Arial" w:cs="David"/>
+                <w:rtl/>
+              </w:rPr>
+              <w:t xml:space="preserve">כל הלשוניות</w:t>
+            </w:r>
+          </w:p>
+        </w:tc>
+        <w:tc>
+          <w:tcPr/>
+          <w:p>
+            <w:pPr>
+              <w:bidi/>
+              <w:pStyle w:val="Compact"/>
+            </w:pPr>
+            <w:r>
+              <w:rPr>
+                <w:rFonts w:ascii="Arial" w:hAnsi="Arial" w:cs="David"/>
+                <w:rtl/>
+              </w:rPr>
+              <w:t xml:space="preserve">לשונית המצלמה צבועה כתום גם כשהיא לא נבחרה</w:t>
+            </w:r>
+          </w:p>
+        </w:tc>
+        <w:tc>
+          <w:tcPr/>
+          <w:p>
+            <w:pPr>
+              <w:bidi/>
+              <w:pStyle w:val="Compact"/>
+            </w:pPr>
+            <w:r>
+              <w:rPr>
+                <w:rFonts w:ascii="Arial" w:hAnsi="Arial" w:cs="David"/>
+                <w:rtl/>
+              </w:rPr>
+              <w:t xml:space="preserve">צבע לפי מצב: ירוק לנבחרת, אפור לשאר. הכתום שמור למסלול, לחץ וליעד</w:t>
+            </w:r>
+          </w:p>
+        </w:tc>
+      </w:tr>
+      <w:tr>
+        <w:tc>
+          <w:tcPr/>
+          <w:p>
+            <w:pPr>
+              <w:bidi/>
+              <w:pStyle w:val="Compact"/>
+            </w:pPr>
+            <w:r>
+              <w:rPr>
+                <w:rFonts w:ascii="Arial" w:hAnsi="Arial" w:cs="David"/>
+              </w:rPr>
+              <w:t xml:space="preserve">9</w:t>
+            </w:r>
+          </w:p>
+        </w:tc>
+        <w:tc>
+          <w:tcPr/>
+          <w:p>
+            <w:pPr>
+              <w:bidi/>
+              <w:pStyle w:val="Compact"/>
+            </w:pPr>
+            <w:r>
+              <w:rPr>
+                <w:rFonts w:ascii="Arial" w:hAnsi="Arial" w:cs="David"/>
+                <w:rtl/>
+              </w:rPr>
+              <w:t xml:space="preserve">כניסת צוות</w:t>
+            </w:r>
+          </w:p>
+        </w:tc>
+        <w:tc>
+          <w:tcPr/>
+          <w:p>
+            <w:pPr>
+              <w:bidi/>
+              <w:pStyle w:val="Compact"/>
+            </w:pPr>
+            <w:r>
+              <w:rPr>
+                <w:rFonts w:ascii="Arial" w:hAnsi="Arial" w:cs="David"/>
+                <w:rtl/>
+              </w:rPr>
+              <w:t xml:space="preserve">“</w:t>
+            </w:r>
+            <w:r>
+              <w:rPr>
+                <w:rFonts w:ascii="Arial" w:hAnsi="Arial" w:cs="David"/>
+                <w:rtl/>
+              </w:rPr>
+              <w:t xml:space="preserve">זכור אותי</w:t>
+            </w:r>
+            <w:r>
+              <w:rPr>
+                <w:rFonts w:ascii="Arial" w:hAnsi="Arial" w:cs="David"/>
+                <w:rtl/>
+              </w:rPr>
+              <w:t xml:space="preserve">”</w:t>
+            </w:r>
+            <w:r>
+              <w:rPr>
+                <w:rFonts w:ascii="Arial" w:hAnsi="Arial" w:cs="David"/>
+                <w:rtl/>
+              </w:rPr>
+              <w:t xml:space="preserve"> </w:t>
+            </w:r>
+            <w:r>
+              <w:rPr>
+                <w:rFonts w:ascii="Arial" w:hAnsi="Arial" w:cs="David"/>
+                <w:rtl/>
+              </w:rPr>
+              <w:t xml:space="preserve">ו”שכחת סיסמה?” לא מופיעים בדרישות</w:t>
+            </w:r>
+          </w:p>
+        </w:tc>
+        <w:tc>
+          <w:tcPr/>
+          <w:p>
+            <w:pPr>
+              <w:bidi/>
+              <w:pStyle w:val="Compact"/>
+            </w:pPr>
+            <w:r>
+              <w:rPr>
+                <w:rFonts w:ascii="Arial" w:hAnsi="Arial" w:cs="David"/>
+                <w:rtl/>
+              </w:rPr>
+              <w:t xml:space="preserve">יורדים. Firebase שומר את ההתחברות ממילא</w:t>
+            </w:r>
+          </w:p>
+        </w:tc>
+      </w:tr>
+      <w:tr>
+        <w:tc>
+          <w:tcPr/>
+          <w:p>
+            <w:pPr>
+              <w:bidi/>
+              <w:pStyle w:val="Compact"/>
+            </w:pPr>
+            <w:r>
+              <w:rPr>
+                <w:rFonts w:ascii="Arial" w:hAnsi="Arial" w:cs="David"/>
+              </w:rPr>
+              <w:t xml:space="preserve">10</w:t>
+            </w:r>
+          </w:p>
+        </w:tc>
+        <w:tc>
+          <w:tcPr/>
+          <w:p>
+            <w:pPr>
+              <w:bidi/>
+              <w:pStyle w:val="Compact"/>
+            </w:pPr>
+            <w:r>
+              <w:rPr>
+                <w:rFonts w:ascii="Arial" w:hAnsi="Arial" w:cs="David"/>
+                <w:rtl/>
+              </w:rPr>
+              <w:t xml:space="preserve">הגעת ליעד</w:t>
+            </w:r>
+          </w:p>
+        </w:tc>
+        <w:tc>
+          <w:tcPr/>
+          <w:p>
+            <w:pPr>
+              <w:bidi/>
+              <w:pStyle w:val="Compact"/>
+            </w:pPr>
+            <w:r>
+              <w:rPr>
+                <w:rFonts w:ascii="Arial" w:hAnsi="Arial" w:cs="David"/>
+                <w:rtl/>
+              </w:rPr>
+              <w:t xml:space="preserve">תמונת שלט הדלת לאימות לא מופיעה בדרישות</w:t>
+            </w:r>
+          </w:p>
+        </w:tc>
+        <w:tc>
+          <w:tcPr/>
+          <w:p>
+            <w:pPr>
+              <w:bidi/>
+              <w:pStyle w:val="Compact"/>
+            </w:pPr>
+            <w:r>
+              <w:rPr>
+                <w:rFonts w:ascii="Arial" w:hAnsi="Arial" w:cs="David"/>
+                <w:rtl/>
+              </w:rPr>
+              <w:t xml:space="preserve">יורדת בשלב זה, ונרשמת כרעיון לשיפור</w:t>
+            </w:r>
+          </w:p>
+        </w:tc>
+      </w:tr>
+      <w:tr>
+        <w:tc>
+          <w:tcPr/>
+          <w:p>
+            <w:pPr>
+              <w:bidi/>
+              <w:pStyle w:val="Compact"/>
+            </w:pPr>
+            <w:r>
+              <w:rPr>
+                <w:rFonts w:ascii="Arial" w:hAnsi="Arial" w:cs="David"/>
+              </w:rPr>
+              <w:t xml:space="preserve">11</w:t>
+            </w:r>
+          </w:p>
+        </w:tc>
+        <w:tc>
+          <w:tcPr/>
+          <w:p>
+            <w:pPr>
+              <w:bidi/>
+              <w:pStyle w:val="Compact"/>
+            </w:pPr>
+            <w:r>
+              <w:rPr>
+                <w:rFonts w:ascii="Arial" w:hAnsi="Arial" w:cs="David"/>
+                <w:rtl/>
+              </w:rPr>
+              <w:t xml:space="preserve">כמה מסכים</w:t>
+            </w:r>
+          </w:p>
+        </w:tc>
+        <w:tc>
+          <w:tcPr/>
+          <w:p>
+            <w:pPr>
+              <w:bidi/>
+              <w:pStyle w:val="Compact"/>
+            </w:pPr>
+            <w:r>
+              <w:rPr>
+                <w:rFonts w:ascii="Arial" w:hAnsi="Arial" w:cs="David"/>
+                <w:rtl/>
+              </w:rPr>
+              <w:t xml:space="preserve">טקסט משני אפור בהיר וקטן (מספר גרסה, הסברים) קשה לקריאה בשמש</w:t>
+            </w:r>
+          </w:p>
+        </w:tc>
+        <w:tc>
+          <w:tcPr/>
+          <w:p>
+            <w:pPr>
+              <w:bidi/>
+              <w:pStyle w:val="Compact"/>
+            </w:pPr>
+            <w:r>
+              <w:rPr>
+                <w:rFonts w:ascii="Arial" w:hAnsi="Arial" w:cs="David"/>
+                <w:rtl/>
+              </w:rPr>
+              <w:t xml:space="preserve">ב-XML לפחות 14sp ובצבע #5F6368</w:t>
+            </w:r>
+          </w:p>
+        </w:tc>
+      </w:tr>
+    </w:tbl>
+    <w:p>
+      <w:pPr>
+        <w:bidi/>
+        <w:pStyle w:val="BlockText"/>
+      </w:pPr>
+      <w:r>
+        <w:rPr>
+          <w:rFonts w:ascii="Arial" w:hAnsi="Arial" w:cs="David"/>
+          <w:bCs/>
+          <w:b/>
+          <w:rtl/>
+        </w:rPr>
+        <w:t xml:space="preserve">הערה לתלמידים:</w:t>
+      </w:r>
+      <w:r>
+        <w:rPr>
+          <w:rFonts w:ascii="Arial" w:hAnsi="Arial" w:cs="David"/>
+          <w:rtl/>
+        </w:rPr>
+        <w:t xml:space="preserve"> </w:t>
+      </w:r>
+      <w:r>
+        <w:rPr>
+          <w:rFonts w:ascii="Arial" w:hAnsi="Arial" w:cs="David"/>
+          <w:rtl/>
+        </w:rPr>
+        <w:t xml:space="preserve">סקירת עיצוב היא חלק רגיל מהעבודה. כל ממצא מקבל החלטה, ומה שהשתנה מתעדכן במסמכים: כאן ממצאים 1–3 שינו את טבלת המסכים בתיק ואת תרשים המסכים. בפרק הרפלקציה בתיק כדאי לכתוב מה השתנה בין העיצוב לאפליקציה, ולמה.</w:t>
+      </w:r>
+    </w:p>
+    <w:bookmarkEnd w:id="49"/>
+    <w:bookmarkEnd w:id="50"/>
     <w:sectPr>
       <w:headerReference w:type="default" r:id="rId9"/>
       <w:footerReference w:type="default" r:id="rId10"/>

--- a/docs/word/מדריך עיצוב מסכים - ניווט אלוני יצחק.docx
+++ b/docs/word/מדריך עיצוב מסכים - ניווט אלוני יצחק.docx
@@ -4,12 +4,11 @@
   <w:body>
     <w:p>
       <w:pPr>
-        <w:bidi/>
-        <w:pStyle w:val="Title"/>
-      </w:pPr>
-      <w:r>
-        <w:rPr>
-          <w:rFonts w:ascii="Arial" w:hAnsi="Arial" w:cs="David"/>
+        <w:pStyle w:val="Heading1"/>
+        <w:bidi/>
+      </w:pPr>
+      <w:r>
+        <w:rPr>
           <w:rtl/>
         </w:rPr>
         <w:t xml:space="preserve">מדריך עיצוב מסכים — ניווט אלוני יצחק</w:t>
@@ -21,21 +20,18 @@
       </w:pPr>
       <w:r>
         <w:rPr>
-          <w:rFonts w:ascii="Arial" w:hAnsi="Arial" w:cs="David"/>
           <w:rtl/>
         </w:rPr>
         <w:t xml:space="preserve">המדריך מסביר איך ליצור עיצוב אמיתי לכל מסך באפליקציה עם Google Stitch או Figma, לפני כתיבת ה-XML. הוא אינו חלק מתיק הפרויקט; בתיק מופיעות רק תמונות המסכים הסופיות.</w:t>
       </w:r>
     </w:p>
-    <w:bookmarkStart w:id="24" w:name="איזה-כלי-לבחור"/>
-    <w:p>
-      <w:pPr>
-        <w:bidi/>
+    <w:p>
+      <w:pPr>
         <w:pStyle w:val="Heading2"/>
-      </w:pPr>
-      <w:r>
-        <w:rPr>
-          <w:rFonts w:ascii="Arial" w:hAnsi="Arial" w:cs="David"/>
+        <w:bidi/>
+      </w:pPr>
+      <w:r>
+        <w:rPr>
           <w:rtl/>
         </w:rPr>
         <w:t xml:space="preserve">1. איזה כלי לבחור</w:t>
@@ -47,7 +43,6 @@
       </w:pPr>
       <w:r>
         <w:rPr>
-          <w:rFonts w:ascii="Arial" w:hAnsi="Arial" w:cs="David"/>
           <w:rtl/>
         </w:rPr>
         <w:t xml:space="preserve">מתחילים ב-Google Stitch כדי לקבל טיוטה מהירה מתיאור במילים, ומעבירים ל-Figma כדי לסדר, לאחד ולהכין לפיתוח. שני הכלים חינמיים עם חשבון Google.</w:t>
@@ -82,21 +77,21 @@
           <w:tcPr/>
           <w:p>
             <w:pPr>
-              <w:bidi/>
-              <w:pStyle w:val="Compact"/>
-            </w:pPr>
-          </w:p>
-        </w:tc>
-        <w:tc>
-          <w:tcPr/>
-          <w:p>
-            <w:pPr>
-              <w:bidi/>
-              <w:pStyle w:val="Compact"/>
-            </w:pPr>
-            <w:r>
-              <w:rPr>
-                <w:rFonts w:ascii="Arial" w:hAnsi="Arial" w:cs="David"/>
+              <w:pStyle w:val="Compact"/>
+            </w:pPr>
+          </w:p>
+        </w:tc>
+        <w:tc>
+          <w:tcPr/>
+          <w:p>
+            <w:pPr>
+              <w:pStyle w:val="Compact"/>
+              <w:bidi/>
+              <w:jc w:val="left"/>
+            </w:pPr>
+            <w:r>
+              <w:rPr>
+                <w:rtl/>
               </w:rPr>
               <w:t xml:space="preserve">Google Stitch</w:t>
             </w:r>
@@ -106,12 +101,13 @@
           <w:tcPr/>
           <w:p>
             <w:pPr>
-              <w:bidi/>
-              <w:pStyle w:val="Compact"/>
-            </w:pPr>
-            <w:r>
-              <w:rPr>
-                <w:rFonts w:ascii="Arial" w:hAnsi="Arial" w:cs="David"/>
+              <w:pStyle w:val="Compact"/>
+              <w:bidi/>
+              <w:jc w:val="left"/>
+            </w:pPr>
+            <w:r>
+              <w:rPr>
+                <w:rtl/>
               </w:rPr>
               <w:t xml:space="preserve">Figma</w:t>
             </w:r>
@@ -123,12 +119,12 @@
           <w:tcPr/>
           <w:p>
             <w:pPr>
-              <w:bidi/>
-              <w:pStyle w:val="Compact"/>
-            </w:pPr>
-            <w:r>
-              <w:rPr>
-                <w:rFonts w:ascii="Arial" w:hAnsi="Arial" w:cs="David"/>
+              <w:pStyle w:val="Compact"/>
+              <w:bidi/>
+              <w:jc w:val="left"/>
+            </w:pPr>
+            <w:r>
+              <w:rPr>
                 <w:rtl/>
               </w:rPr>
               <w:t xml:space="preserve">כתובת</w:t>
@@ -139,14 +135,15 @@
           <w:tcPr/>
           <w:p>
             <w:pPr>
-              <w:bidi/>
-              <w:pStyle w:val="Compact"/>
+              <w:pStyle w:val="Compact"/>
+              <w:bidi/>
+              <w:jc w:val="left"/>
             </w:pPr>
             <w:hyperlink r:id="rId20">
               <w:r>
                 <w:rPr>
-                  <w:rFonts w:ascii="Arial" w:hAnsi="Arial" w:cs="David"/>
                   <w:rStyle w:val="Hyperlink"/>
+                  <w:rtl/>
                 </w:rPr>
                 <w:t xml:space="preserve">stitch.withgoogle.com</w:t>
               </w:r>
@@ -157,14 +154,15 @@
           <w:tcPr/>
           <w:p>
             <w:pPr>
-              <w:bidi/>
-              <w:pStyle w:val="Compact"/>
+              <w:pStyle w:val="Compact"/>
+              <w:bidi/>
+              <w:jc w:val="left"/>
             </w:pPr>
             <w:hyperlink r:id="rId21">
               <w:r>
                 <w:rPr>
-                  <w:rFonts w:ascii="Arial" w:hAnsi="Arial" w:cs="David"/>
                   <w:rStyle w:val="Hyperlink"/>
+                  <w:rtl/>
                 </w:rPr>
                 <w:t xml:space="preserve">figma.com</w:t>
               </w:r>
@@ -177,12 +175,12 @@
           <w:tcPr/>
           <w:p>
             <w:pPr>
-              <w:bidi/>
-              <w:pStyle w:val="Compact"/>
-            </w:pPr>
-            <w:r>
-              <w:rPr>
-                <w:rFonts w:ascii="Arial" w:hAnsi="Arial" w:cs="David"/>
+              <w:pStyle w:val="Compact"/>
+              <w:bidi/>
+              <w:jc w:val="left"/>
+            </w:pPr>
+            <w:r>
+              <w:rPr>
                 <w:rtl/>
               </w:rPr>
               <w:t xml:space="preserve">איך עובדים</w:t>
@@ -193,12 +191,12 @@
           <w:tcPr/>
           <w:p>
             <w:pPr>
-              <w:bidi/>
-              <w:pStyle w:val="Compact"/>
-            </w:pPr>
-            <w:r>
-              <w:rPr>
-                <w:rFonts w:ascii="Arial" w:hAnsi="Arial" w:cs="David"/>
+              <w:pStyle w:val="Compact"/>
+              <w:bidi/>
+              <w:jc w:val="left"/>
+            </w:pPr>
+            <w:r>
+              <w:rPr>
                 <w:rtl/>
               </w:rPr>
               <w:t xml:space="preserve">כותבים פרומפט, מקבלים מסך מעוצב</w:t>
@@ -209,12 +207,12 @@
           <w:tcPr/>
           <w:p>
             <w:pPr>
-              <w:bidi/>
-              <w:pStyle w:val="Compact"/>
-            </w:pPr>
-            <w:r>
-              <w:rPr>
-                <w:rFonts w:ascii="Arial" w:hAnsi="Arial" w:cs="David"/>
+              <w:pStyle w:val="Compact"/>
+              <w:bidi/>
+              <w:jc w:val="left"/>
+            </w:pPr>
+            <w:r>
+              <w:rPr>
                 <w:rtl/>
               </w:rPr>
               <w:t xml:space="preserve">מציירים בעצמם, או מדביקים מ-Stitch ומתקנים</w:t>
@@ -227,12 +225,12 @@
           <w:tcPr/>
           <w:p>
             <w:pPr>
-              <w:bidi/>
-              <w:pStyle w:val="Compact"/>
-            </w:pPr>
-            <w:r>
-              <w:rPr>
-                <w:rFonts w:ascii="Arial" w:hAnsi="Arial" w:cs="David"/>
+              <w:pStyle w:val="Compact"/>
+              <w:bidi/>
+              <w:jc w:val="left"/>
+            </w:pPr>
+            <w:r>
+              <w:rPr>
                 <w:rtl/>
               </w:rPr>
               <w:t xml:space="preserve">חוזק</w:t>
@@ -243,12 +241,12 @@
           <w:tcPr/>
           <w:p>
             <w:pPr>
-              <w:bidi/>
-              <w:pStyle w:val="Compact"/>
-            </w:pPr>
-            <w:r>
-              <w:rPr>
-                <w:rFonts w:ascii="Arial" w:hAnsi="Arial" w:cs="David"/>
+              <w:pStyle w:val="Compact"/>
+              <w:bidi/>
+              <w:jc w:val="left"/>
+            </w:pPr>
+            <w:r>
+              <w:rPr>
                 <w:rtl/>
               </w:rPr>
               <w:t xml:space="preserve">טיוטה ראשונה תוך דקה</w:t>
@@ -259,12 +257,12 @@
           <w:tcPr/>
           <w:p>
             <w:pPr>
-              <w:bidi/>
-              <w:pStyle w:val="Compact"/>
-            </w:pPr>
-            <w:r>
-              <w:rPr>
-                <w:rFonts w:ascii="Arial" w:hAnsi="Arial" w:cs="David"/>
+              <w:pStyle w:val="Compact"/>
+              <w:bidi/>
+              <w:jc w:val="left"/>
+            </w:pPr>
+            <w:r>
+              <w:rPr>
                 <w:rtl/>
               </w:rPr>
               <w:t xml:space="preserve">שליטה מלאה, רכיבים חוזרים, קישור בין מסכים לאב-טיפוס</w:t>
@@ -277,12 +275,12 @@
           <w:tcPr/>
           <w:p>
             <w:pPr>
-              <w:bidi/>
-              <w:pStyle w:val="Compact"/>
-            </w:pPr>
-            <w:r>
-              <w:rPr>
-                <w:rFonts w:ascii="Arial" w:hAnsi="Arial" w:cs="David"/>
+              <w:pStyle w:val="Compact"/>
+              <w:bidi/>
+              <w:jc w:val="left"/>
+            </w:pPr>
+            <w:r>
+              <w:rPr>
                 <w:rtl/>
               </w:rPr>
               <w:t xml:space="preserve">חולשה</w:t>
@@ -293,12 +291,12 @@
           <w:tcPr/>
           <w:p>
             <w:pPr>
-              <w:bidi/>
-              <w:pStyle w:val="Compact"/>
-            </w:pPr>
-            <w:r>
-              <w:rPr>
-                <w:rFonts w:ascii="Arial" w:hAnsi="Arial" w:cs="David"/>
+              <w:pStyle w:val="Compact"/>
+              <w:bidi/>
+              <w:jc w:val="left"/>
+            </w:pPr>
+            <w:r>
+              <w:rPr>
                 <w:rtl/>
               </w:rPr>
               <w:t xml:space="preserve">כל מסך נוצר בנפרד, ולכן הסגנון לא תמיד אחיד</w:t>
@@ -309,12 +307,12 @@
           <w:tcPr/>
           <w:p>
             <w:pPr>
-              <w:bidi/>
-              <w:pStyle w:val="Compact"/>
-            </w:pPr>
-            <w:r>
-              <w:rPr>
-                <w:rFonts w:ascii="Arial" w:hAnsi="Arial" w:cs="David"/>
+              <w:pStyle w:val="Compact"/>
+              <w:bidi/>
+              <w:jc w:val="left"/>
+            </w:pPr>
+            <w:r>
+              <w:rPr>
                 <w:rtl/>
               </w:rPr>
               <w:t xml:space="preserve">איטי יותר להתחיל מאפס</w:t>
@@ -327,12 +325,12 @@
           <w:tcPr/>
           <w:p>
             <w:pPr>
-              <w:bidi/>
-              <w:pStyle w:val="Compact"/>
-            </w:pPr>
-            <w:r>
-              <w:rPr>
-                <w:rFonts w:ascii="Arial" w:hAnsi="Arial" w:cs="David"/>
+              <w:pStyle w:val="Compact"/>
+              <w:bidi/>
+              <w:jc w:val="left"/>
+            </w:pPr>
+            <w:r>
+              <w:rPr>
                 <w:rtl/>
               </w:rPr>
               <w:t xml:space="preserve">ייצוא</w:t>
@@ -343,12 +341,12 @@
           <w:tcPr/>
           <w:p>
             <w:pPr>
-              <w:bidi/>
-              <w:pStyle w:val="Compact"/>
-            </w:pPr>
-            <w:r>
-              <w:rPr>
-                <w:rFonts w:ascii="Arial" w:hAnsi="Arial" w:cs="David"/>
+              <w:pStyle w:val="Compact"/>
+              <w:bidi/>
+              <w:jc w:val="left"/>
+            </w:pPr>
+            <w:r>
+              <w:rPr>
                 <w:rtl/>
               </w:rPr>
               <w:t xml:space="preserve">Copy to Figma, או קוד HTML/CSS</w:t>
@@ -359,12 +357,12 @@
           <w:tcPr/>
           <w:p>
             <w:pPr>
-              <w:bidi/>
-              <w:pStyle w:val="Compact"/>
-            </w:pPr>
-            <w:r>
-              <w:rPr>
-                <w:rFonts w:ascii="Arial" w:hAnsi="Arial" w:cs="David"/>
+              <w:pStyle w:val="Compact"/>
+              <w:bidi/>
+              <w:jc w:val="left"/>
+            </w:pPr>
+            <w:r>
+              <w:rPr>
                 <w:rtl/>
               </w:rPr>
               <w:t xml:space="preserve">תמונות PNG למסמך, ומידות וצבעים למפתח</w:t>
@@ -379,7 +377,6 @@
       </w:pPr>
       <w:r>
         <w:rPr>
-          <w:rFonts w:ascii="Arial" w:hAnsi="Arial" w:cs="David"/>
           <w:rtl/>
         </w:rPr>
         <w:t xml:space="preserve">בזמן כתיבת המדריך, Stitch זמין דרך Google Labs עם מכסת יצירות חודשית ומצב מובייל, ו-Copy to Figma פועל במצב Standard בלבד (</w:t>
@@ -387,7 +384,6 @@
       <w:hyperlink r:id="rId22">
         <w:r>
           <w:rPr>
-            <w:rFonts w:ascii="Arial" w:hAnsi="Arial" w:cs="David"/>
             <w:rStyle w:val="Hyperlink"/>
             <w:rtl/>
           </w:rPr>
@@ -396,21 +392,18 @@
       </w:hyperlink>
       <w:r>
         <w:rPr>
-          <w:rFonts w:ascii="Arial" w:hAnsi="Arial" w:cs="David"/>
           <w:rtl/>
         </w:rPr>
         <w:t xml:space="preserve">). הכלים משתנים מהר, ולכן כדאי לבדוק את האפשרויות העדכניות.</w:t>
       </w:r>
     </w:p>
-    <w:bookmarkStart w:id="23" w:name="התהליך-מעיצוב-לתיק"/>
-    <w:p>
-      <w:pPr>
-        <w:bidi/>
+    <w:p>
+      <w:pPr>
         <w:pStyle w:val="Heading3"/>
-      </w:pPr>
-      <w:r>
-        <w:rPr>
-          <w:rFonts w:ascii="Arial" w:hAnsi="Arial" w:cs="David"/>
+        <w:bidi/>
+      </w:pPr>
+      <w:r>
+        <w:rPr>
           <w:rtl/>
         </w:rPr>
         <w:t xml:space="preserve">1.1 התהליך מעיצוב לתיק</w:t>
@@ -418,16 +411,15 @@
     </w:p>
     <w:p>
       <w:pPr>
-        <w:bidi/>
         <w:numPr>
           <w:ilvl w:val="0"/>
           <w:numId w:val="1001"/>
         </w:numPr>
         <w:pStyle w:val="Compact"/>
-      </w:pPr>
-      <w:r>
-        <w:rPr>
-          <w:rFonts w:ascii="Arial" w:hAnsi="Arial" w:cs="David"/>
+        <w:bidi/>
+      </w:pPr>
+      <w:r>
+        <w:rPr>
           <w:rtl/>
         </w:rPr>
         <w:t xml:space="preserve">מעתיקים את פרומפט הבסיס (סעיף 3) ואת הפרומפט של המסך (סעיף 4) ל-Stitch, במצב Mobile.</w:t>
@@ -435,16 +427,15 @@
     </w:p>
     <w:p>
       <w:pPr>
-        <w:bidi/>
         <w:numPr>
           <w:ilvl w:val="0"/>
           <w:numId w:val="1001"/>
         </w:numPr>
         <w:pStyle w:val="Compact"/>
-      </w:pPr>
-      <w:r>
-        <w:rPr>
-          <w:rFonts w:ascii="Arial" w:hAnsi="Arial" w:cs="David"/>
+        <w:bidi/>
+      </w:pPr>
+      <w:r>
+        <w:rPr>
           <w:rtl/>
         </w:rPr>
         <w:t xml:space="preserve">מתקנים בפרומפטים קצרים נוספים עד שהמסך נכון.</w:t>
@@ -452,16 +443,15 @@
     </w:p>
     <w:p>
       <w:pPr>
-        <w:bidi/>
         <w:numPr>
           <w:ilvl w:val="0"/>
           <w:numId w:val="1001"/>
         </w:numPr>
         <w:pStyle w:val="Compact"/>
-      </w:pPr>
-      <w:r>
-        <w:rPr>
-          <w:rFonts w:ascii="Arial" w:hAnsi="Arial" w:cs="David"/>
+        <w:bidi/>
+      </w:pPr>
+      <w:r>
+        <w:rPr>
           <w:rtl/>
         </w:rPr>
         <w:t xml:space="preserve">Copy to Figma, ובונים ב-Figma קובץ אחד עם כל 9 המסכים.</w:t>
@@ -469,16 +459,15 @@
     </w:p>
     <w:p>
       <w:pPr>
-        <w:bidi/>
         <w:numPr>
           <w:ilvl w:val="0"/>
           <w:numId w:val="1001"/>
         </w:numPr>
         <w:pStyle w:val="Compact"/>
-      </w:pPr>
-      <w:r>
-        <w:rPr>
-          <w:rFonts w:ascii="Arial" w:hAnsi="Arial" w:cs="David"/>
+        <w:bidi/>
+      </w:pPr>
+      <w:r>
+        <w:rPr>
           <w:rtl/>
         </w:rPr>
         <w:t xml:space="preserve">מאחדים צבעים וגופנים לפי שפת העיצוב (סעיף 2), ומקשרים בין המסכים לאב-טיפוס לחיץ.</w:t>
@@ -486,16 +475,15 @@
     </w:p>
     <w:p>
       <w:pPr>
-        <w:bidi/>
         <w:numPr>
           <w:ilvl w:val="0"/>
           <w:numId w:val="1001"/>
         </w:numPr>
         <w:pStyle w:val="Compact"/>
-      </w:pPr>
-      <w:r>
-        <w:rPr>
-          <w:rFonts w:ascii="Arial" w:hAnsi="Arial" w:cs="David"/>
+        <w:bidi/>
+      </w:pPr>
+      <w:r>
+        <w:rPr>
           <w:rtl/>
         </w:rPr>
         <w:t xml:space="preserve">בונים את המסך ב-Android לפי העיצוב.</w:t>
@@ -503,97 +491,83 @@
     </w:p>
     <w:p>
       <w:pPr>
-        <w:bidi/>
         <w:numPr>
           <w:ilvl w:val="0"/>
           <w:numId w:val="1001"/>
         </w:numPr>
         <w:pStyle w:val="Compact"/>
-      </w:pPr>
-      <w:r>
-        <w:rPr>
-          <w:rFonts w:ascii="Arial" w:hAnsi="Arial" w:cs="David"/>
+        <w:bidi/>
+      </w:pPr>
+      <w:r>
+        <w:rPr>
           <w:rtl/>
         </w:rPr>
         <w:t xml:space="preserve">לתיק הפרויקט נכנס</w:t>
       </w:r>
       <w:r>
         <w:rPr>
-          <w:rFonts w:ascii="Arial" w:hAnsi="Arial" w:cs="David"/>
           <w:rtl/>
         </w:rPr>
         <w:t xml:space="preserve"> </w:t>
       </w:r>
       <w:r>
         <w:rPr>
-          <w:rFonts w:ascii="Arial" w:hAnsi="Arial" w:cs="David"/>
+          <w:rtl/>
           <w:bCs/>
           <w:b/>
-          <w:rtl/>
         </w:rPr>
         <w:t xml:space="preserve">צילום מסך מהאפליקציה האמיתית</w:t>
       </w:r>
       <w:r>
         <w:rPr>
-          <w:rFonts w:ascii="Arial" w:hAnsi="Arial" w:cs="David"/>
           <w:rtl/>
         </w:rPr>
         <w:t xml:space="preserve">, לא העיצוב מ-Figma — ההנחיות דורשות</w:t>
       </w:r>
       <w:r>
         <w:rPr>
-          <w:rFonts w:ascii="Arial" w:hAnsi="Arial" w:cs="David"/>
           <w:rtl/>
         </w:rPr>
         <w:t xml:space="preserve"> </w:t>
       </w:r>
       <w:r>
         <w:rPr>
-          <w:rFonts w:ascii="Arial" w:hAnsi="Arial" w:cs="David"/>
           <w:rtl/>
         </w:rPr>
         <w:t xml:space="preserve">“</w:t>
       </w:r>
       <w:r>
         <w:rPr>
-          <w:rFonts w:ascii="Arial" w:hAnsi="Arial" w:cs="David"/>
           <w:rtl/>
         </w:rPr>
         <w:t xml:space="preserve">תמונת מסך</w:t>
       </w:r>
       <w:r>
         <w:rPr>
-          <w:rFonts w:ascii="Arial" w:hAnsi="Arial" w:cs="David"/>
           <w:rtl/>
         </w:rPr>
         <w:t xml:space="preserve">”</w:t>
       </w:r>
       <w:r>
         <w:rPr>
-          <w:rFonts w:ascii="Arial" w:hAnsi="Arial" w:cs="David"/>
           <w:rtl/>
         </w:rPr>
         <w:t xml:space="preserve"> </w:t>
       </w:r>
       <w:r>
         <w:rPr>
-          <w:rFonts w:ascii="Arial" w:hAnsi="Arial" w:cs="David"/>
           <w:rtl/>
         </w:rPr>
         <w:t xml:space="preserve">של המסך שבנוי.</w:t>
       </w:r>
     </w:p>
-    <w:bookmarkEnd w:id="23"/>
-    <w:bookmarkEnd w:id="24"/>
-    <w:bookmarkStart w:id="25" w:name="שפת-העיצוב"/>
-    <w:p>
-      <w:pPr>
-        <w:bidi/>
+    <w:p>
+      <w:pPr>
         <w:pStyle w:val="Heading2"/>
-      </w:pPr>
-      <w:r>
-        <w:rPr>
-          <w:rFonts w:ascii="Arial" w:hAnsi="Arial" w:cs="David"/>
+        <w:bidi/>
+      </w:pPr>
+      <w:r>
+        <w:rPr>
           <w:rtl/>
         </w:rPr>
         <w:t xml:space="preserve">2. שפת העיצוב</w:t>
@@ -605,7 +579,6 @@
       </w:pPr>
       <w:r>
         <w:rPr>
-          <w:rFonts w:ascii="Arial" w:hAnsi="Arial" w:cs="David"/>
           <w:rtl/>
         </w:rPr>
         <w:t xml:space="preserve">שפת העיצוב נקבעת פעם אחת ומודבקת לכל פרומפט, כדי שכל המסכים ייראו כחלק מאותה אפליקציה. הערכים כאן הם בחירה של הפרויקט, ואפשר לשנות אותם.</w:t>
@@ -640,12 +613,12 @@
           <w:tcPr/>
           <w:p>
             <w:pPr>
-              <w:bidi/>
-              <w:pStyle w:val="Compact"/>
-            </w:pPr>
-            <w:r>
-              <w:rPr>
-                <w:rFonts w:ascii="Arial" w:hAnsi="Arial" w:cs="David"/>
+              <w:pStyle w:val="Compact"/>
+              <w:bidi/>
+              <w:jc w:val="left"/>
+            </w:pPr>
+            <w:r>
+              <w:rPr>
                 <w:rtl/>
               </w:rPr>
               <w:t xml:space="preserve">מרכיב</w:t>
@@ -656,12 +629,12 @@
           <w:tcPr/>
           <w:p>
             <w:pPr>
-              <w:bidi/>
-              <w:pStyle w:val="Compact"/>
-            </w:pPr>
-            <w:r>
-              <w:rPr>
-                <w:rFonts w:ascii="Arial" w:hAnsi="Arial" w:cs="David"/>
+              <w:pStyle w:val="Compact"/>
+              <w:bidi/>
+              <w:jc w:val="left"/>
+            </w:pPr>
+            <w:r>
+              <w:rPr>
                 <w:rtl/>
               </w:rPr>
               <w:t xml:space="preserve">ערך</w:t>
@@ -672,12 +645,12 @@
           <w:tcPr/>
           <w:p>
             <w:pPr>
-              <w:bidi/>
-              <w:pStyle w:val="Compact"/>
-            </w:pPr>
-            <w:r>
-              <w:rPr>
-                <w:rFonts w:ascii="Arial" w:hAnsi="Arial" w:cs="David"/>
+              <w:pStyle w:val="Compact"/>
+              <w:bidi/>
+              <w:jc w:val="left"/>
+            </w:pPr>
+            <w:r>
+              <w:rPr>
                 <w:rtl/>
               </w:rPr>
               <w:t xml:space="preserve">שימוש</w:t>
@@ -690,12 +663,12 @@
           <w:tcPr/>
           <w:p>
             <w:pPr>
-              <w:bidi/>
-              <w:pStyle w:val="Compact"/>
-            </w:pPr>
-            <w:r>
-              <w:rPr>
-                <w:rFonts w:ascii="Arial" w:hAnsi="Arial" w:cs="David"/>
+              <w:pStyle w:val="Compact"/>
+              <w:bidi/>
+              <w:jc w:val="left"/>
+            </w:pPr>
+            <w:r>
+              <w:rPr>
                 <w:rtl/>
               </w:rPr>
               <w:t xml:space="preserve">צבע ראשי</w:t>
@@ -706,12 +679,12 @@
           <w:tcPr/>
           <w:p>
             <w:pPr>
-              <w:bidi/>
-              <w:pStyle w:val="Compact"/>
-            </w:pPr>
-            <w:r>
-              <w:rPr>
-                <w:rFonts w:ascii="Arial" w:hAnsi="Arial" w:cs="David"/>
+              <w:pStyle w:val="Compact"/>
+              <w:bidi/>
+              <w:jc w:val="left"/>
+            </w:pPr>
+            <w:r>
+              <w:rPr>
                 <w:rtl/>
               </w:rPr>
               <w:t xml:space="preserve">ירוק יער #2E7D32</w:t>
@@ -722,12 +695,12 @@
           <w:tcPr/>
           <w:p>
             <w:pPr>
-              <w:bidi/>
-              <w:pStyle w:val="Compact"/>
-            </w:pPr>
-            <w:r>
-              <w:rPr>
-                <w:rFonts w:ascii="Arial" w:hAnsi="Arial" w:cs="David"/>
+              <w:pStyle w:val="Compact"/>
+              <w:bidi/>
+              <w:jc w:val="left"/>
+            </w:pPr>
+            <w:r>
+              <w:rPr>
                 <w:rtl/>
               </w:rPr>
               <w:t xml:space="preserve">סרגל עליון, כפתורים ראשיים</w:t>
@@ -740,12 +713,12 @@
           <w:tcPr/>
           <w:p>
             <w:pPr>
-              <w:bidi/>
-              <w:pStyle w:val="Compact"/>
-            </w:pPr>
-            <w:r>
-              <w:rPr>
-                <w:rFonts w:ascii="Arial" w:hAnsi="Arial" w:cs="David"/>
+              <w:pStyle w:val="Compact"/>
+              <w:bidi/>
+              <w:jc w:val="left"/>
+            </w:pPr>
+            <w:r>
+              <w:rPr>
                 <w:rtl/>
               </w:rPr>
               <w:t xml:space="preserve">צבע הדגשה</w:t>
@@ -756,12 +729,12 @@
           <w:tcPr/>
           <w:p>
             <w:pPr>
-              <w:bidi/>
-              <w:pStyle w:val="Compact"/>
-            </w:pPr>
-            <w:r>
-              <w:rPr>
-                <w:rFonts w:ascii="Arial" w:hAnsi="Arial" w:cs="David"/>
+              <w:pStyle w:val="Compact"/>
+              <w:bidi/>
+              <w:jc w:val="left"/>
+            </w:pPr>
+            <w:r>
+              <w:rPr>
                 <w:rtl/>
               </w:rPr>
               <w:t xml:space="preserve">כתום #F57C00</w:t>
@@ -772,12 +745,12 @@
           <w:tcPr/>
           <w:p>
             <w:pPr>
-              <w:bidi/>
-              <w:pStyle w:val="Compact"/>
-            </w:pPr>
-            <w:r>
-              <w:rPr>
-                <w:rFonts w:ascii="Arial" w:hAnsi="Arial" w:cs="David"/>
+              <w:pStyle w:val="Compact"/>
+              <w:bidi/>
+              <w:jc w:val="left"/>
+            </w:pPr>
+            <w:r>
+              <w:rPr>
                 <w:rtl/>
               </w:rPr>
               <w:t xml:space="preserve">חץ הניווט, קו המסלול, יעד</w:t>
@@ -790,12 +763,12 @@
           <w:tcPr/>
           <w:p>
             <w:pPr>
-              <w:bidi/>
-              <w:pStyle w:val="Compact"/>
-            </w:pPr>
-            <w:r>
-              <w:rPr>
-                <w:rFonts w:ascii="Arial" w:hAnsi="Arial" w:cs="David"/>
+              <w:pStyle w:val="Compact"/>
+              <w:bidi/>
+              <w:jc w:val="left"/>
+            </w:pPr>
+            <w:r>
+              <w:rPr>
                 <w:rtl/>
               </w:rPr>
               <w:t xml:space="preserve">רקע</w:t>
@@ -806,12 +779,12 @@
           <w:tcPr/>
           <w:p>
             <w:pPr>
-              <w:bidi/>
-              <w:pStyle w:val="Compact"/>
-            </w:pPr>
-            <w:r>
-              <w:rPr>
-                <w:rFonts w:ascii="Arial" w:hAnsi="Arial" w:cs="David"/>
+              <w:pStyle w:val="Compact"/>
+              <w:bidi/>
+              <w:jc w:val="left"/>
+            </w:pPr>
+            <w:r>
+              <w:rPr>
                 <w:rtl/>
               </w:rPr>
               <w:t xml:space="preserve">לבן #FFFFFF, ואפור בהיר #F5F5F5 לכרטיסים</w:t>
@@ -822,7 +795,6 @@
           <w:tcPr/>
           <w:p>
             <w:pPr>
-              <w:bidi/>
               <w:pStyle w:val="Compact"/>
             </w:pPr>
           </w:p>
@@ -833,12 +805,12 @@
           <w:tcPr/>
           <w:p>
             <w:pPr>
-              <w:bidi/>
-              <w:pStyle w:val="Compact"/>
-            </w:pPr>
-            <w:r>
-              <w:rPr>
-                <w:rFonts w:ascii="Arial" w:hAnsi="Arial" w:cs="David"/>
+              <w:pStyle w:val="Compact"/>
+              <w:bidi/>
+              <w:jc w:val="left"/>
+            </w:pPr>
+            <w:r>
+              <w:rPr>
                 <w:rtl/>
               </w:rPr>
               <w:t xml:space="preserve">טקסט</w:t>
@@ -849,12 +821,12 @@
           <w:tcPr/>
           <w:p>
             <w:pPr>
-              <w:bidi/>
-              <w:pStyle w:val="Compact"/>
-            </w:pPr>
-            <w:r>
-              <w:rPr>
-                <w:rFonts w:ascii="Arial" w:hAnsi="Arial" w:cs="David"/>
+              <w:pStyle w:val="Compact"/>
+              <w:bidi/>
+              <w:jc w:val="left"/>
+            </w:pPr>
+            <w:r>
+              <w:rPr>
                 <w:rtl/>
               </w:rPr>
               <w:t xml:space="preserve">כמעט שחור #1C1B1F, ואפור #5F6368 למשני</w:t>
@@ -865,7 +837,6 @@
           <w:tcPr/>
           <w:p>
             <w:pPr>
-              <w:bidi/>
               <w:pStyle w:val="Compact"/>
             </w:pPr>
           </w:p>
@@ -876,12 +847,12 @@
           <w:tcPr/>
           <w:p>
             <w:pPr>
-              <w:bidi/>
-              <w:pStyle w:val="Compact"/>
-            </w:pPr>
-            <w:r>
-              <w:rPr>
-                <w:rFonts w:ascii="Arial" w:hAnsi="Arial" w:cs="David"/>
+              <w:pStyle w:val="Compact"/>
+              <w:bidi/>
+              <w:jc w:val="left"/>
+            </w:pPr>
+            <w:r>
+              <w:rPr>
                 <w:rtl/>
               </w:rPr>
               <w:t xml:space="preserve">שגיאה</w:t>
@@ -892,12 +863,12 @@
           <w:tcPr/>
           <w:p>
             <w:pPr>
-              <w:bidi/>
-              <w:pStyle w:val="Compact"/>
-            </w:pPr>
-            <w:r>
-              <w:rPr>
-                <w:rFonts w:ascii="Arial" w:hAnsi="Arial" w:cs="David"/>
+              <w:pStyle w:val="Compact"/>
+              <w:bidi/>
+              <w:jc w:val="left"/>
+            </w:pPr>
+            <w:r>
+              <w:rPr>
                 <w:rtl/>
               </w:rPr>
               <w:t xml:space="preserve">אדום #C62828</w:t>
@@ -908,12 +879,12 @@
           <w:tcPr/>
           <w:p>
             <w:pPr>
-              <w:bidi/>
-              <w:pStyle w:val="Compact"/>
-            </w:pPr>
-            <w:r>
-              <w:rPr>
-                <w:rFonts w:ascii="Arial" w:hAnsi="Arial" w:cs="David"/>
+              <w:pStyle w:val="Compact"/>
+              <w:bidi/>
+              <w:jc w:val="left"/>
+            </w:pPr>
+            <w:r>
+              <w:rPr>
                 <w:rtl/>
               </w:rPr>
               <w:t xml:space="preserve">הודעות שגיאה בלבד</w:t>
@@ -926,12 +897,12 @@
           <w:tcPr/>
           <w:p>
             <w:pPr>
-              <w:bidi/>
-              <w:pStyle w:val="Compact"/>
-            </w:pPr>
-            <w:r>
-              <w:rPr>
-                <w:rFonts w:ascii="Arial" w:hAnsi="Arial" w:cs="David"/>
+              <w:pStyle w:val="Compact"/>
+              <w:bidi/>
+              <w:jc w:val="left"/>
+            </w:pPr>
+            <w:r>
+              <w:rPr>
                 <w:rtl/>
               </w:rPr>
               <w:t xml:space="preserve">גופן</w:t>
@@ -942,12 +913,12 @@
           <w:tcPr/>
           <w:p>
             <w:pPr>
-              <w:bidi/>
-              <w:pStyle w:val="Compact"/>
-            </w:pPr>
-            <w:r>
-              <w:rPr>
-                <w:rFonts w:ascii="Arial" w:hAnsi="Arial" w:cs="David"/>
+              <w:pStyle w:val="Compact"/>
+              <w:bidi/>
+              <w:jc w:val="left"/>
+            </w:pPr>
+            <w:r>
+              <w:rPr>
                 <w:rtl/>
               </w:rPr>
               <w:t xml:space="preserve">Heebo (Google Fonts, תומך בעברית)</w:t>
@@ -958,12 +929,12 @@
           <w:tcPr/>
           <w:p>
             <w:pPr>
-              <w:bidi/>
-              <w:pStyle w:val="Compact"/>
-            </w:pPr>
-            <w:r>
-              <w:rPr>
-                <w:rFonts w:ascii="Arial" w:hAnsi="Arial" w:cs="David"/>
+              <w:pStyle w:val="Compact"/>
+              <w:bidi/>
+              <w:jc w:val="left"/>
+            </w:pPr>
+            <w:r>
+              <w:rPr>
                 <w:rtl/>
               </w:rPr>
               <w:t xml:space="preserve">כותרות 22sp, טקסט 16sp, משני 14sp</w:t>
@@ -976,12 +947,12 @@
           <w:tcPr/>
           <w:p>
             <w:pPr>
-              <w:bidi/>
-              <w:pStyle w:val="Compact"/>
-            </w:pPr>
-            <w:r>
-              <w:rPr>
-                <w:rFonts w:ascii="Arial" w:hAnsi="Arial" w:cs="David"/>
+              <w:pStyle w:val="Compact"/>
+              <w:bidi/>
+              <w:jc w:val="left"/>
+            </w:pPr>
+            <w:r>
+              <w:rPr>
                 <w:rtl/>
               </w:rPr>
               <w:t xml:space="preserve">כיוון</w:t>
@@ -992,12 +963,12 @@
           <w:tcPr/>
           <w:p>
             <w:pPr>
-              <w:bidi/>
-              <w:pStyle w:val="Compact"/>
-            </w:pPr>
-            <w:r>
-              <w:rPr>
-                <w:rFonts w:ascii="Arial" w:hAnsi="Arial" w:cs="David"/>
+              <w:pStyle w:val="Compact"/>
+              <w:bidi/>
+              <w:jc w:val="left"/>
+            </w:pPr>
+            <w:r>
+              <w:rPr>
                 <w:rtl/>
               </w:rPr>
               <w:t xml:space="preserve">RTL מלא, יישור לימין</w:t>
@@ -1008,12 +979,12 @@
           <w:tcPr/>
           <w:p>
             <w:pPr>
-              <w:bidi/>
-              <w:pStyle w:val="Compact"/>
-            </w:pPr>
-            <w:r>
-              <w:rPr>
-                <w:rFonts w:ascii="Arial" w:hAnsi="Arial" w:cs="David"/>
+              <w:pStyle w:val="Compact"/>
+              <w:bidi/>
+              <w:jc w:val="left"/>
+            </w:pPr>
+            <w:r>
+              <w:rPr>
                 <w:rtl/>
               </w:rPr>
               <w:t xml:space="preserve">כל המסכים</w:t>
@@ -1026,12 +997,12 @@
           <w:tcPr/>
           <w:p>
             <w:pPr>
-              <w:bidi/>
-              <w:pStyle w:val="Compact"/>
-            </w:pPr>
-            <w:r>
-              <w:rPr>
-                <w:rFonts w:ascii="Arial" w:hAnsi="Arial" w:cs="David"/>
+              <w:pStyle w:val="Compact"/>
+              <w:bidi/>
+              <w:jc w:val="left"/>
+            </w:pPr>
+            <w:r>
+              <w:rPr>
                 <w:rtl/>
               </w:rPr>
               <w:t xml:space="preserve">ריווח</w:t>
@@ -1042,12 +1013,12 @@
           <w:tcPr/>
           <w:p>
             <w:pPr>
-              <w:bidi/>
-              <w:pStyle w:val="Compact"/>
-            </w:pPr>
-            <w:r>
-              <w:rPr>
-                <w:rFonts w:ascii="Arial" w:hAnsi="Arial" w:cs="David"/>
+              <w:pStyle w:val="Compact"/>
+              <w:bidi/>
+              <w:jc w:val="left"/>
+            </w:pPr>
+            <w:r>
+              <w:rPr>
                 <w:rtl/>
               </w:rPr>
               <w:t xml:space="preserve">רשת של 8dp</w:t>
@@ -1058,12 +1029,12 @@
           <w:tcPr/>
           <w:p>
             <w:pPr>
-              <w:bidi/>
-              <w:pStyle w:val="Compact"/>
-            </w:pPr>
-            <w:r>
-              <w:rPr>
-                <w:rFonts w:ascii="Arial" w:hAnsi="Arial" w:cs="David"/>
+              <w:pStyle w:val="Compact"/>
+              <w:bidi/>
+              <w:jc w:val="left"/>
+            </w:pPr>
+            <w:r>
+              <w:rPr>
                 <w:rtl/>
               </w:rPr>
               <w:t xml:space="preserve">שוליים 16dp, מרווח בין רכיבים 8 או 16dp</w:t>
@@ -1076,12 +1047,12 @@
           <w:tcPr/>
           <w:p>
             <w:pPr>
-              <w:bidi/>
-              <w:pStyle w:val="Compact"/>
-            </w:pPr>
-            <w:r>
-              <w:rPr>
-                <w:rFonts w:ascii="Arial" w:hAnsi="Arial" w:cs="David"/>
+              <w:pStyle w:val="Compact"/>
+              <w:bidi/>
+              <w:jc w:val="left"/>
+            </w:pPr>
+            <w:r>
+              <w:rPr>
                 <w:rtl/>
               </w:rPr>
               <w:t xml:space="preserve">אזור נגיעה</w:t>
@@ -1092,12 +1063,12 @@
           <w:tcPr/>
           <w:p>
             <w:pPr>
-              <w:bidi/>
-              <w:pStyle w:val="Compact"/>
-            </w:pPr>
-            <w:r>
-              <w:rPr>
-                <w:rFonts w:ascii="Arial" w:hAnsi="Arial" w:cs="David"/>
+              <w:pStyle w:val="Compact"/>
+              <w:bidi/>
+              <w:jc w:val="left"/>
+            </w:pPr>
+            <w:r>
+              <w:rPr>
                 <w:rtl/>
               </w:rPr>
               <w:t xml:space="preserve">לפחות 48dp</w:t>
@@ -1108,12 +1079,12 @@
           <w:tcPr/>
           <w:p>
             <w:pPr>
-              <w:bidi/>
-              <w:pStyle w:val="Compact"/>
-            </w:pPr>
-            <w:r>
-              <w:rPr>
-                <w:rFonts w:ascii="Arial" w:hAnsi="Arial" w:cs="David"/>
+              <w:pStyle w:val="Compact"/>
+              <w:bidi/>
+              <w:jc w:val="left"/>
+            </w:pPr>
+            <w:r>
+              <w:rPr>
                 <w:rtl/>
               </w:rPr>
               <w:t xml:space="preserve">כל כפתור ופריט ברשימה</w:t>
@@ -1126,12 +1097,12 @@
           <w:tcPr/>
           <w:p>
             <w:pPr>
-              <w:bidi/>
-              <w:pStyle w:val="Compact"/>
-            </w:pPr>
-            <w:r>
-              <w:rPr>
-                <w:rFonts w:ascii="Arial" w:hAnsi="Arial" w:cs="David"/>
+              <w:pStyle w:val="Compact"/>
+              <w:bidi/>
+              <w:jc w:val="left"/>
+            </w:pPr>
+            <w:r>
+              <w:rPr>
                 <w:rtl/>
               </w:rPr>
               <w:t xml:space="preserve">פינות</w:t>
@@ -1142,12 +1113,12 @@
           <w:tcPr/>
           <w:p>
             <w:pPr>
-              <w:bidi/>
-              <w:pStyle w:val="Compact"/>
-            </w:pPr>
-            <w:r>
-              <w:rPr>
-                <w:rFonts w:ascii="Arial" w:hAnsi="Arial" w:cs="David"/>
+              <w:pStyle w:val="Compact"/>
+              <w:bidi/>
+              <w:jc w:val="left"/>
+            </w:pPr>
+            <w:r>
+              <w:rPr>
                 <w:rtl/>
               </w:rPr>
               <w:t xml:space="preserve">12dp לכרטיסים, 28dp לכפתורים</w:t>
@@ -1158,7 +1129,6 @@
           <w:tcPr/>
           <w:p>
             <w:pPr>
-              <w:bidi/>
               <w:pStyle w:val="Compact"/>
             </w:pPr>
           </w:p>
@@ -1171,23 +1141,20 @@
       </w:pPr>
       <w:r>
         <w:rPr>
-          <w:rFonts w:ascii="Arial" w:hAnsi="Arial" w:cs="David"/>
+          <w:rtl/>
           <w:bCs/>
           <w:b/>
-          <w:rtl/>
         </w:rPr>
         <w:t xml:space="preserve">רכיבים חוזרים:</w:t>
       </w:r>
       <w:r>
         <w:rPr>
-          <w:rFonts w:ascii="Arial" w:hAnsi="Arial" w:cs="David"/>
           <w:rtl/>
         </w:rPr>
         <w:t xml:space="preserve"> </w:t>
       </w:r>
       <w:r>
         <w:rPr>
-          <w:rFonts w:ascii="Arial" w:hAnsi="Arial" w:cs="David"/>
           <w:rtl/>
         </w:rPr>
         <w:t xml:space="preserve">סרגל עליון עם כותרת, שדה חיפוש מעוגל, כרטיס חדר (מספר, שם, בעל תפקיד), כפתור צף (FAB), וגיליון תחתון עם מרחק ונקודה הבאה.</w:t>
@@ -1199,78 +1166,69 @@
       </w:pPr>
       <w:r>
         <w:rPr>
-          <w:rFonts w:ascii="Arial" w:hAnsi="Arial" w:cs="David"/>
           <w:rtl/>
         </w:rPr>
         <w:t xml:space="preserve">בקובץ Android הערכים האלה נכנסים ל-</w:t>
       </w:r>
       <w:r>
         <w:rPr>
-          <w:rFonts w:ascii="Arial" w:hAnsi="Arial" w:cs="David"/>
-          <w:rStyle w:val="VerbatimChar"/>
+          <w:rStyle w:val="VerbatimChar"/>
+          <w:rtl/>
         </w:rPr>
         <w:t xml:space="preserve">colors.xml</w:t>
       </w:r>
       <w:r>
         <w:rPr>
-          <w:rFonts w:ascii="Arial" w:hAnsi="Arial" w:cs="David"/>
           <w:rtl/>
         </w:rPr>
         <w:t xml:space="preserve">,</w:t>
       </w:r>
       <w:r>
         <w:rPr>
-          <w:rFonts w:ascii="Arial" w:hAnsi="Arial" w:cs="David"/>
           <w:rtl/>
         </w:rPr>
         <w:t xml:space="preserve"> </w:t>
       </w:r>
       <w:r>
         <w:rPr>
-          <w:rFonts w:ascii="Arial" w:hAnsi="Arial" w:cs="David"/>
-          <w:rStyle w:val="VerbatimChar"/>
+          <w:rStyle w:val="VerbatimChar"/>
+          <w:rtl/>
         </w:rPr>
         <w:t xml:space="preserve">dimens.xml</w:t>
       </w:r>
       <w:r>
         <w:rPr>
-          <w:rFonts w:ascii="Arial" w:hAnsi="Arial" w:cs="David"/>
           <w:rtl/>
         </w:rPr>
         <w:t xml:space="preserve"> </w:t>
       </w:r>
       <w:r>
         <w:rPr>
-          <w:rFonts w:ascii="Arial" w:hAnsi="Arial" w:cs="David"/>
           <w:rtl/>
         </w:rPr>
         <w:t xml:space="preserve">ו-</w:t>
       </w:r>
       <w:r>
         <w:rPr>
-          <w:rFonts w:ascii="Arial" w:hAnsi="Arial" w:cs="David"/>
-          <w:rStyle w:val="VerbatimChar"/>
+          <w:rStyle w:val="VerbatimChar"/>
+          <w:rtl/>
         </w:rPr>
         <w:t xml:space="preserve">themes.xml</w:t>
       </w:r>
       <w:r>
         <w:rPr>
-          <w:rFonts w:ascii="Arial" w:hAnsi="Arial" w:cs="David"/>
           <w:rtl/>
         </w:rPr>
         <w:t xml:space="preserve">, כך שהעיצוב והקוד משתמשים באותם שמות.</w:t>
       </w:r>
     </w:p>
-    <w:bookmarkEnd w:id="25"/>
-    <w:bookmarkStart w:id="26" w:name="פרומפט-הבסיס"/>
-    <w:p>
-      <w:pPr>
-        <w:bidi/>
+    <w:p>
+      <w:pPr>
         <w:pStyle w:val="Heading2"/>
-      </w:pPr>
-      <w:r>
-        <w:rPr>
-          <w:rFonts w:ascii="Arial" w:hAnsi="Arial" w:cs="David"/>
+        <w:bidi/>
+      </w:pPr>
+      <w:r>
+        <w:rPr>
           <w:rtl/>
         </w:rPr>
         <w:t xml:space="preserve">3. פרומפט הבסיס</w:t>
@@ -1282,7 +1240,6 @@
       </w:pPr>
       <w:r>
         <w:rPr>
-          <w:rFonts w:ascii="Arial" w:hAnsi="Arial" w:cs="David"/>
           <w:rtl/>
         </w:rPr>
         <w:t xml:space="preserve">הפרומפטים כתובים באנגלית כי הכלים מבינים אותה טוב יותר, אבל כל הטקסט שמופיע על המסך מבוקש בעברית. מדביקים את פרומפט הבסיס, ומיד אחריו את פרומפט המסך מסעיף 4.</w:t>
@@ -1290,9 +1247,8 @@
     </w:p>
     <w:p>
       <w:pPr>
-        <w:bidi w:val="0"/>
         <w:pStyle w:val="SourceCode"/>
-        <w:jc w:val="left"/>
+        <w:bidi/>
       </w:pPr>
       <w:r>
         <w:rPr>
@@ -1471,16 +1427,13 @@
         <w:t xml:space="preserve">"ספרייה", "מזכירות"). Do not add features that are not described.</w:t>
       </w:r>
     </w:p>
-    <w:bookmarkEnd w:id="26"/>
-    <w:bookmarkStart w:id="36" w:name="פרומפט-לכל-מסך"/>
-    <w:p>
-      <w:pPr>
-        <w:bidi/>
+    <w:p>
+      <w:pPr>
         <w:pStyle w:val="Heading2"/>
-      </w:pPr>
-      <w:r>
-        <w:rPr>
-          <w:rFonts w:ascii="Arial" w:hAnsi="Arial" w:cs="David"/>
+        <w:bidi/>
+      </w:pPr>
+      <w:r>
+        <w:rPr>
           <w:rtl/>
         </w:rPr>
         <w:t xml:space="preserve">4. פרומפט לכל מסך</w:t>
@@ -1492,21 +1445,18 @@
       </w:pPr>
       <w:r>
         <w:rPr>
-          <w:rFonts w:ascii="Arial" w:hAnsi="Arial" w:cs="David"/>
           <w:rtl/>
         </w:rPr>
         <w:t xml:space="preserve">תשעה מסכים, לפי תרשים זרימת המסכים בתיק הפרויקט. כל פרומפט מתאר מה רואים ומה אפשר לעשות, ולא איך לממש.</w:t>
       </w:r>
     </w:p>
-    <w:bookmarkStart w:id="27" w:name="מסך-פתיחה-splashactivity"/>
-    <w:p>
-      <w:pPr>
-        <w:bidi/>
+    <w:p>
+      <w:pPr>
         <w:pStyle w:val="Heading3"/>
-      </w:pPr>
-      <w:r>
-        <w:rPr>
-          <w:rFonts w:ascii="Arial" w:hAnsi="Arial" w:cs="David"/>
+        <w:bidi/>
+      </w:pPr>
+      <w:r>
+        <w:rPr>
           <w:rtl/>
         </w:rPr>
         <w:t xml:space="preserve">4.1 מסך פתיחה — SplashActivity</w:t>
@@ -1514,9 +1464,8 @@
     </w:p>
     <w:p>
       <w:pPr>
-        <w:bidi w:val="0"/>
         <w:pStyle w:val="SourceCode"/>
-        <w:jc w:val="left"/>
+        <w:bidi/>
       </w:pPr>
       <w:r>
         <w:rPr>
@@ -1576,16 +1525,13 @@
         <w:t xml:space="preserve">  button "נסה שוב".</w:t>
       </w:r>
     </w:p>
-    <w:bookmarkEnd w:id="27"/>
-    <w:bookmarkStart w:id="28" w:name="בקשת-הרשאות"/>
-    <w:p>
-      <w:pPr>
-        <w:bidi/>
+    <w:p>
+      <w:pPr>
         <w:pStyle w:val="Heading3"/>
-      </w:pPr>
-      <w:r>
-        <w:rPr>
-          <w:rFonts w:ascii="Arial" w:hAnsi="Arial" w:cs="David"/>
+        <w:bidi/>
+      </w:pPr>
+      <w:r>
+        <w:rPr>
           <w:rtl/>
         </w:rPr>
         <w:t xml:space="preserve">4.2 בקשת הרשאות</w:t>
@@ -1593,9 +1539,8 @@
     </w:p>
     <w:p>
       <w:pPr>
-        <w:bidi w:val="0"/>
         <w:pStyle w:val="SourceCode"/>
-        <w:jc w:val="left"/>
+        <w:bidi/>
       </w:pPr>
       <w:r>
         <w:rPr>
@@ -1655,16 +1600,13 @@
         <w:t xml:space="preserve">- Primary filled button at the bottom: "אישור והמשך".</w:t>
       </w:r>
     </w:p>
-    <w:bookmarkEnd w:id="28"/>
-    <w:bookmarkStart w:id="29" w:name="חיפוש-יעד-searchactivity"/>
-    <w:p>
-      <w:pPr>
-        <w:bidi/>
+    <w:p>
+      <w:pPr>
         <w:pStyle w:val="Heading3"/>
-      </w:pPr>
-      <w:r>
-        <w:rPr>
-          <w:rFonts w:ascii="Arial" w:hAnsi="Arial" w:cs="David"/>
+        <w:bidi/>
+      </w:pPr>
+      <w:r>
+        <w:rPr>
           <w:rtl/>
         </w:rPr>
         <w:t xml:space="preserve">4.3 חיפוש יעד — SearchActivity</w:t>
@@ -1672,9 +1614,8 @@
     </w:p>
     <w:p>
       <w:pPr>
-        <w:bidi w:val="0"/>
         <w:pStyle w:val="SourceCode"/>
-        <w:jc w:val="left"/>
+        <w:bidi/>
       </w:pPr>
       <w:r>
         <w:rPr>
@@ -1764,16 +1705,13 @@
         <w:t xml:space="preserve">- Show the list state while typing "מז": 3 matching results.</w:t>
       </w:r>
     </w:p>
-    <w:bookmarkEnd w:id="29"/>
-    <w:bookmarkStart w:id="30" w:name="מפה-ומסלול-mapactivity"/>
-    <w:p>
-      <w:pPr>
-        <w:bidi/>
+    <w:p>
+      <w:pPr>
         <w:pStyle w:val="Heading3"/>
-      </w:pPr>
-      <w:r>
-        <w:rPr>
-          <w:rFonts w:ascii="Arial" w:hAnsi="Arial" w:cs="David"/>
+        <w:bidi/>
+      </w:pPr>
+      <w:r>
+        <w:rPr>
           <w:rtl/>
         </w:rPr>
         <w:t xml:space="preserve">4.4 מפה ומסלול — MapActivity</w:t>
@@ -1781,9 +1719,8 @@
     </w:p>
     <w:p>
       <w:pPr>
-        <w:bidi w:val="0"/>
         <w:pStyle w:val="SourceCode"/>
-        <w:jc w:val="left"/>
+        <w:bidi/>
       </w:pPr>
       <w:r>
         <w:rPr>
@@ -1863,16 +1800,13 @@
         <w:t xml:space="preserve">- Attribution text at the bottom corner: "© OpenStreetMap contributors".</w:t>
       </w:r>
     </w:p>
-    <w:bookmarkEnd w:id="30"/>
-    <w:bookmarkStart w:id="31" w:name="מצלמה-ar-arnavactivity"/>
-    <w:p>
-      <w:pPr>
-        <w:bidi/>
+    <w:p>
+      <w:pPr>
         <w:pStyle w:val="Heading3"/>
-      </w:pPr>
-      <w:r>
-        <w:rPr>
-          <w:rFonts w:ascii="Arial" w:hAnsi="Arial" w:cs="David"/>
+        <w:bidi/>
+      </w:pPr>
+      <w:r>
+        <w:rPr>
           <w:rtl/>
         </w:rPr>
         <w:t xml:space="preserve">4.5 מצלמה AR — ArNavActivity</w:t>
@@ -1880,9 +1814,8 @@
     </w:p>
     <w:p>
       <w:pPr>
-        <w:bidi w:val="0"/>
         <w:pStyle w:val="SourceCode"/>
-        <w:jc w:val="left"/>
+        <w:bidi/>
       </w:pPr>
       <w:r>
         <w:rPr>
@@ -1962,16 +1895,13 @@
         <w:t xml:space="preserve">- Round map button in the bottom corner to switch back to the map.</w:t>
       </w:r>
     </w:p>
-    <w:bookmarkEnd w:id="31"/>
-    <w:bookmarkStart w:id="32" w:name="כיול-ידני-calibrationdialog"/>
-    <w:p>
-      <w:pPr>
-        <w:bidi/>
+    <w:p>
+      <w:pPr>
         <w:pStyle w:val="Heading3"/>
-      </w:pPr>
-      <w:r>
-        <w:rPr>
-          <w:rFonts w:ascii="Arial" w:hAnsi="Arial" w:cs="David"/>
+        <w:bidi/>
+      </w:pPr>
+      <w:r>
+        <w:rPr>
           <w:rtl/>
         </w:rPr>
         <w:t xml:space="preserve">4.6 כיול ידני — CalibrationDialog</w:t>
@@ -1979,9 +1909,8 @@
     </w:p>
     <w:p>
       <w:pPr>
-        <w:bidi w:val="0"/>
         <w:pStyle w:val="SourceCode"/>
-        <w:jc w:val="left"/>
+        <w:bidi/>
       </w:pPr>
       <w:r>
         <w:rPr>
@@ -2021,16 +1950,13 @@
         <w:t xml:space="preserve">- Two buttons at the bottom: filled "אישור" and text button "ביטול".</w:t>
       </w:r>
     </w:p>
-    <w:bookmarkEnd w:id="32"/>
-    <w:bookmarkStart w:id="33" w:name="הגעת-ליעד-arrivaldialog"/>
-    <w:p>
-      <w:pPr>
-        <w:bidi/>
+    <w:p>
+      <w:pPr>
         <w:pStyle w:val="Heading3"/>
-      </w:pPr>
-      <w:r>
-        <w:rPr>
-          <w:rFonts w:ascii="Arial" w:hAnsi="Arial" w:cs="David"/>
+        <w:bidi/>
+      </w:pPr>
+      <w:r>
+        <w:rPr>
           <w:rtl/>
         </w:rPr>
         <w:t xml:space="preserve">4.7 הגעת ליעד — ArrivalDialog</w:t>
@@ -2038,9 +1964,8 @@
     </w:p>
     <w:p>
       <w:pPr>
-        <w:bidi w:val="0"/>
         <w:pStyle w:val="SourceCode"/>
-        <w:jc w:val="left"/>
+        <w:bidi/>
       </w:pPr>
       <w:r>
         <w:rPr>
@@ -2080,16 +2005,13 @@
         <w:t xml:space="preserve">- Primary button "יעד חדש" and a text button "סגור".</w:t>
       </w:r>
     </w:p>
-    <w:bookmarkEnd w:id="33"/>
-    <w:bookmarkStart w:id="34" w:name="עריכה-לצוות-adminactivity"/>
-    <w:p>
-      <w:pPr>
-        <w:bidi/>
+    <w:p>
+      <w:pPr>
         <w:pStyle w:val="Heading3"/>
-      </w:pPr>
-      <w:r>
-        <w:rPr>
-          <w:rFonts w:ascii="Arial" w:hAnsi="Arial" w:cs="David"/>
+        <w:bidi/>
+      </w:pPr>
+      <w:r>
+        <w:rPr>
           <w:rtl/>
         </w:rPr>
         <w:t xml:space="preserve">4.8 עריכה לצוות — AdminActivity</w:t>
@@ -2097,9 +2019,8 @@
     </w:p>
     <w:p>
       <w:pPr>
-        <w:bidi w:val="0"/>
         <w:pStyle w:val="SourceCode"/>
-        <w:jc w:val="left"/>
+        <w:bidi/>
       </w:pPr>
       <w:r>
         <w:rPr>
@@ -2189,16 +2110,13 @@
         <w:t xml:space="preserve">- Card at the top: "מפת בית הספר תשפ"ז" with a button "עדכון מפה שנתית".</w:t>
       </w:r>
     </w:p>
-    <w:bookmarkEnd w:id="34"/>
-    <w:bookmarkStart w:id="35" w:name="התאמת-מפה-שנתית-mapalignmentactivity"/>
-    <w:p>
-      <w:pPr>
-        <w:bidi/>
+    <w:p>
+      <w:pPr>
         <w:pStyle w:val="Heading3"/>
-      </w:pPr>
-      <w:r>
-        <w:rPr>
-          <w:rFonts w:ascii="Arial" w:hAnsi="Arial" w:cs="David"/>
+        <w:bidi/>
+      </w:pPr>
+      <w:r>
+        <w:rPr>
           <w:rtl/>
         </w:rPr>
         <w:t xml:space="preserve">4.9 התאמת מפה שנתית — MapAlignmentActivity</w:t>
@@ -2206,9 +2124,8 @@
     </w:p>
     <w:p>
       <w:pPr>
-        <w:bidi w:val="0"/>
         <w:pStyle w:val="SourceCode"/>
-        <w:jc w:val="left"/>
+        <w:bidi/>
       </w:pPr>
       <w:r>
         <w:rPr>
@@ -2298,31 +2215,25 @@
         <w:t xml:space="preserve">  "מספר חדר", "שם", "בעל תפקיד" and a button "שייך חדר".</w:t>
       </w:r>
     </w:p>
-    <w:bookmarkEnd w:id="35"/>
-    <w:bookmarkEnd w:id="36"/>
-    <w:bookmarkStart w:id="41" w:name="מ-stitch-ל-figma-ול-android"/>
-    <w:p>
-      <w:pPr>
-        <w:bidi/>
+    <w:p>
+      <w:pPr>
         <w:pStyle w:val="Heading2"/>
-      </w:pPr>
-      <w:r>
-        <w:rPr>
-          <w:rFonts w:ascii="Arial" w:hAnsi="Arial" w:cs="David"/>
+        <w:bidi/>
+      </w:pPr>
+      <w:r>
+        <w:rPr>
           <w:rtl/>
         </w:rPr>
         <w:t xml:space="preserve">5. מ-Stitch ל-Figma ול-Android</w:t>
       </w:r>
     </w:p>
-    <w:bookmarkStart w:id="37" w:name="תיקונים-ב-stitch"/>
-    <w:p>
-      <w:pPr>
-        <w:bidi/>
+    <w:p>
+      <w:pPr>
         <w:pStyle w:val="Heading3"/>
-      </w:pPr>
-      <w:r>
-        <w:rPr>
-          <w:rFonts w:ascii="Arial" w:hAnsi="Arial" w:cs="David"/>
+        <w:bidi/>
+      </w:pPr>
+      <w:r>
+        <w:rPr>
           <w:rtl/>
         </w:rPr>
         <w:t xml:space="preserve">5.1 תיקונים ב-Stitch</w:t>
@@ -2334,7 +2245,6 @@
       </w:pPr>
       <w:r>
         <w:rPr>
-          <w:rFonts w:ascii="Arial" w:hAnsi="Arial" w:cs="David"/>
           <w:rtl/>
         </w:rPr>
         <w:t xml:space="preserve">אחרי היצירה הראשונה מתקנים בפרומפט קצר ומדויק, דבר אחד בכל פעם. דוגמאות:</w:t>
@@ -2342,65 +2252,62 @@
     </w:p>
     <w:p>
       <w:pPr>
-        <w:bidi/>
         <w:numPr>
           <w:ilvl w:val="0"/>
           <w:numId w:val="1002"/>
         </w:numPr>
         <w:pStyle w:val="Compact"/>
-      </w:pPr>
-      <w:r>
-        <w:rPr>
-          <w:rFonts w:ascii="Arial" w:hAnsi="Arial" w:cs="David"/>
-          <w:rStyle w:val="VerbatimChar"/>
+        <w:bidi/>
+      </w:pPr>
+      <w:r>
+        <w:rPr>
+          <w:rStyle w:val="VerbatimChar"/>
+          <w:rtl/>
         </w:rPr>
         <w:t xml:space="preserve">Move the star icon to the left edge of each card and keep text right-aligned.</w:t>
       </w:r>
     </w:p>
     <w:p>
       <w:pPr>
-        <w:bidi/>
         <w:numPr>
           <w:ilvl w:val="0"/>
           <w:numId w:val="1002"/>
         </w:numPr>
         <w:pStyle w:val="Compact"/>
-      </w:pPr>
-      <w:r>
-        <w:rPr>
-          <w:rFonts w:ascii="Arial" w:hAnsi="Arial" w:cs="David"/>
-          <w:rStyle w:val="VerbatimChar"/>
+        <w:bidi/>
+      </w:pPr>
+      <w:r>
+        <w:rPr>
+          <w:rStyle w:val="VerbatimChar"/>
+          <w:rtl/>
         </w:rPr>
         <w:t xml:space="preserve">Use the accent orange only for the route line, not for buttons.</w:t>
       </w:r>
     </w:p>
     <w:p>
       <w:pPr>
-        <w:bidi/>
         <w:numPr>
           <w:ilvl w:val="0"/>
           <w:numId w:val="1002"/>
         </w:numPr>
         <w:pStyle w:val="Compact"/>
-      </w:pPr>
-      <w:r>
-        <w:rPr>
-          <w:rFonts w:ascii="Arial" w:hAnsi="Arial" w:cs="David"/>
-          <w:rStyle w:val="VerbatimChar"/>
+        <w:bidi/>
+      </w:pPr>
+      <w:r>
+        <w:rPr>
+          <w:rStyle w:val="VerbatimChar"/>
+          <w:rtl/>
         </w:rPr>
         <w:t xml:space="preserve">The bottom sheet text is English; rewrite it in Hebrew exactly as specified.</w:t>
       </w:r>
     </w:p>
-    <w:bookmarkEnd w:id="37"/>
-    <w:bookmarkStart w:id="38" w:name="ב-figma"/>
-    <w:p>
-      <w:pPr>
-        <w:bidi/>
+    <w:p>
+      <w:pPr>
         <w:pStyle w:val="Heading3"/>
-      </w:pPr>
-      <w:r>
-        <w:rPr>
-          <w:rFonts w:ascii="Arial" w:hAnsi="Arial" w:cs="David"/>
+        <w:bidi/>
+      </w:pPr>
+      <w:r>
+        <w:rPr>
           <w:rtl/>
         </w:rPr>
         <w:t xml:space="preserve">5.2 ב-Figma</w:t>
@@ -2408,58 +2315,51 @@
     </w:p>
     <w:p>
       <w:pPr>
-        <w:bidi/>
         <w:numPr>
           <w:ilvl w:val="0"/>
           <w:numId w:val="1003"/>
         </w:numPr>
         <w:pStyle w:val="Compact"/>
-      </w:pPr>
-      <w:r>
-        <w:rPr>
-          <w:rFonts w:ascii="Arial" w:hAnsi="Arial" w:cs="David"/>
+        <w:bidi/>
+      </w:pPr>
+      <w:r>
+        <w:rPr>
           <w:rtl/>
         </w:rPr>
         <w:t xml:space="preserve">יוצרים קובץ בשם</w:t>
       </w:r>
       <w:r>
         <w:rPr>
-          <w:rFonts w:ascii="Arial" w:hAnsi="Arial" w:cs="David"/>
           <w:rtl/>
         </w:rPr>
         <w:t xml:space="preserve"> </w:t>
       </w:r>
       <w:r>
         <w:rPr>
-          <w:rFonts w:ascii="Arial" w:hAnsi="Arial" w:cs="David"/>
           <w:rtl/>
         </w:rPr>
         <w:t xml:space="preserve">“</w:t>
       </w:r>
       <w:r>
         <w:rPr>
-          <w:rFonts w:ascii="Arial" w:hAnsi="Arial" w:cs="David"/>
           <w:rtl/>
         </w:rPr>
         <w:t xml:space="preserve">ניווט אלוני יצחק — מסכים</w:t>
       </w:r>
       <w:r>
         <w:rPr>
-          <w:rFonts w:ascii="Arial" w:hAnsi="Arial" w:cs="David"/>
           <w:rtl/>
         </w:rPr>
         <w:t xml:space="preserve">”</w:t>
       </w:r>
       <w:r>
         <w:rPr>
-          <w:rFonts w:ascii="Arial" w:hAnsi="Arial" w:cs="David"/>
           <w:rtl/>
         </w:rPr>
         <w:t xml:space="preserve"> </w:t>
       </w:r>
       <w:r>
         <w:rPr>
-          <w:rFonts w:ascii="Arial" w:hAnsi="Arial" w:cs="David"/>
           <w:rtl/>
         </w:rPr>
         <w:t xml:space="preserve">ו-Frame בגודל Android Compact (412×917).</w:t>
@@ -2467,16 +2367,15 @@
     </w:p>
     <w:p>
       <w:pPr>
-        <w:bidi/>
         <w:numPr>
           <w:ilvl w:val="0"/>
           <w:numId w:val="1003"/>
         </w:numPr>
         <w:pStyle w:val="Compact"/>
-      </w:pPr>
-      <w:r>
-        <w:rPr>
-          <w:rFonts w:ascii="Arial" w:hAnsi="Arial" w:cs="David"/>
+        <w:bidi/>
+      </w:pPr>
+      <w:r>
+        <w:rPr>
           <w:rtl/>
         </w:rPr>
         <w:t xml:space="preserve">ב-Stitch בוחרים את המסך, Copy to Figma, ומדביקים לתוך ה-Frame.</w:t>
@@ -2484,16 +2383,15 @@
     </w:p>
     <w:p>
       <w:pPr>
-        <w:bidi/>
         <w:numPr>
           <w:ilvl w:val="0"/>
           <w:numId w:val="1003"/>
         </w:numPr>
         <w:pStyle w:val="Compact"/>
-      </w:pPr>
-      <w:r>
-        <w:rPr>
-          <w:rFonts w:ascii="Arial" w:hAnsi="Arial" w:cs="David"/>
+        <w:bidi/>
+      </w:pPr>
+      <w:r>
+        <w:rPr>
           <w:rtl/>
         </w:rPr>
         <w:t xml:space="preserve">מגדירים את הצבעים מסעיף 2 כ-Color Styles ואת הגופנים כ-Text Styles, ומחליפים כל צבע מקומי בסגנון.</w:t>
@@ -2501,16 +2399,15 @@
     </w:p>
     <w:p>
       <w:pPr>
-        <w:bidi/>
         <w:numPr>
           <w:ilvl w:val="0"/>
           <w:numId w:val="1003"/>
         </w:numPr>
         <w:pStyle w:val="Compact"/>
-      </w:pPr>
-      <w:r>
-        <w:rPr>
-          <w:rFonts w:ascii="Arial" w:hAnsi="Arial" w:cs="David"/>
+        <w:bidi/>
+      </w:pPr>
+      <w:r>
+        <w:rPr>
           <w:rtl/>
         </w:rPr>
         <w:t xml:space="preserve">הופכים רכיבים חוזרים (כרטיס חדר, סרגל עליון, גיליון תחתון) ל-Components, כדי ששינוי אחד יתעדכן בכל המסכים.</w:t>
@@ -2518,16 +2415,15 @@
     </w:p>
     <w:p>
       <w:pPr>
-        <w:bidi/>
         <w:numPr>
           <w:ilvl w:val="0"/>
           <w:numId w:val="1003"/>
         </w:numPr>
         <w:pStyle w:val="Compact"/>
-      </w:pPr>
-      <w:r>
-        <w:rPr>
-          <w:rFonts w:ascii="Arial" w:hAnsi="Arial" w:cs="David"/>
+        <w:bidi/>
+      </w:pPr>
+      <w:r>
+        <w:rPr>
           <w:rtl/>
         </w:rPr>
         <w:t xml:space="preserve">במצב Prototype מחברים בין המסכים לפי תרשים זרימת המסכים. אב-טיפוס כזה הוא דרך טובה לבדוק את הזרימה עם חברים לפני שכותבים קוד.</w:t>
@@ -2535,59 +2431,52 @@
     </w:p>
     <w:p>
       <w:pPr>
-        <w:bidi/>
         <w:numPr>
           <w:ilvl w:val="0"/>
           <w:numId w:val="1003"/>
         </w:numPr>
         <w:pStyle w:val="Compact"/>
-      </w:pPr>
-      <w:r>
-        <w:rPr>
-          <w:rFonts w:ascii="Arial" w:hAnsi="Arial" w:cs="David"/>
+        <w:bidi/>
+      </w:pPr>
+      <w:r>
+        <w:rPr>
           <w:rtl/>
         </w:rPr>
         <w:t xml:space="preserve">מייצאים כל מסך ל-PNG בקנה מידה 2x לתיקיית</w:t>
       </w:r>
       <w:r>
         <w:rPr>
-          <w:rFonts w:ascii="Arial" w:hAnsi="Arial" w:cs="David"/>
           <w:rtl/>
         </w:rPr>
         <w:t xml:space="preserve"> </w:t>
       </w:r>
       <w:r>
         <w:rPr>
-          <w:rFonts w:ascii="Arial" w:hAnsi="Arial" w:cs="David"/>
-          <w:rStyle w:val="VerbatimChar"/>
+          <w:rStyle w:val="VerbatimChar"/>
+          <w:rtl/>
         </w:rPr>
         <w:t xml:space="preserve">docs/design/</w:t>
       </w:r>
       <w:r>
         <w:rPr>
-          <w:rFonts w:ascii="Arial" w:hAnsi="Arial" w:cs="David"/>
           <w:rtl/>
         </w:rPr>
         <w:t xml:space="preserve"> </w:t>
       </w:r>
       <w:r>
         <w:rPr>
-          <w:rFonts w:ascii="Arial" w:hAnsi="Arial" w:cs="David"/>
           <w:rtl/>
         </w:rPr>
         <w:t xml:space="preserve">במאגר.</w:t>
       </w:r>
     </w:p>
-    <w:bookmarkEnd w:id="38"/>
-    <w:bookmarkStart w:id="39" w:name="מ-figma-ל-xml"/>
-    <w:p>
-      <w:pPr>
-        <w:bidi/>
+    <w:p>
+      <w:pPr>
         <w:pStyle w:val="Heading3"/>
-      </w:pPr>
-      <w:r>
-        <w:rPr>
-          <w:rFonts w:ascii="Arial" w:hAnsi="Arial" w:cs="David"/>
+        <w:bidi/>
+      </w:pPr>
+      <w:r>
+        <w:rPr>
           <w:rtl/>
         </w:rPr>
         <w:t xml:space="preserve">5.3 מ-Figma ל-XML</w:t>
@@ -2595,16 +2484,15 @@
     </w:p>
     <w:p>
       <w:pPr>
-        <w:bidi/>
         <w:numPr>
           <w:ilvl w:val="0"/>
           <w:numId w:val="1004"/>
         </w:numPr>
         <w:pStyle w:val="Compact"/>
-      </w:pPr>
-      <w:r>
-        <w:rPr>
-          <w:rFonts w:ascii="Arial" w:hAnsi="Arial" w:cs="David"/>
+        <w:bidi/>
+      </w:pPr>
+      <w:r>
+        <w:rPr>
           <w:rtl/>
         </w:rPr>
         <w:t xml:space="preserve">בוחרים רכיב ב-Figma ומעתיקים את המידות והצבעים ממצב Dev Mode או מלוח Inspect.</w:t>
@@ -2612,51 +2500,47 @@
     </w:p>
     <w:p>
       <w:pPr>
-        <w:bidi/>
         <w:numPr>
           <w:ilvl w:val="0"/>
           <w:numId w:val="1004"/>
         </w:numPr>
         <w:pStyle w:val="Compact"/>
-      </w:pPr>
-      <w:r>
-        <w:rPr>
-          <w:rFonts w:ascii="Arial" w:hAnsi="Arial" w:cs="David"/>
+        <w:bidi/>
+      </w:pPr>
+      <w:r>
+        <w:rPr>
           <w:rtl/>
         </w:rPr>
         <w:t xml:space="preserve">כל צבע נכנס פעם אחת ל-</w:t>
       </w:r>
       <w:r>
         <w:rPr>
-          <w:rFonts w:ascii="Arial" w:hAnsi="Arial" w:cs="David"/>
-          <w:rStyle w:val="VerbatimChar"/>
+          <w:rStyle w:val="VerbatimChar"/>
+          <w:rtl/>
         </w:rPr>
         <w:t xml:space="preserve">colors.xml</w:t>
       </w:r>
       <w:r>
         <w:rPr>
-          <w:rFonts w:ascii="Arial" w:hAnsi="Arial" w:cs="David"/>
           <w:rtl/>
         </w:rPr>
         <w:t xml:space="preserve"> </w:t>
       </w:r>
       <w:r>
         <w:rPr>
-          <w:rFonts w:ascii="Arial" w:hAnsi="Arial" w:cs="David"/>
           <w:rtl/>
         </w:rPr>
         <w:t xml:space="preserve">בשם זהה ל-Color Style, וכל מידה חוזרת ל-</w:t>
       </w:r>
       <w:r>
         <w:rPr>
-          <w:rFonts w:ascii="Arial" w:hAnsi="Arial" w:cs="David"/>
-          <w:rStyle w:val="VerbatimChar"/>
+          <w:rStyle w:val="VerbatimChar"/>
+          <w:rtl/>
         </w:rPr>
         <w:t xml:space="preserve">dimens.xml</w:t>
       </w:r>
       <w:r>
         <w:rPr>
-          <w:rFonts w:ascii="Arial" w:hAnsi="Arial" w:cs="David"/>
           <w:rtl/>
         </w:rPr>
         <w:t xml:space="preserve">.</w:t>
@@ -2664,16 +2548,15 @@
     </w:p>
     <w:p>
       <w:pPr>
-        <w:bidi/>
         <w:numPr>
           <w:ilvl w:val="0"/>
           <w:numId w:val="1004"/>
         </w:numPr>
         <w:pStyle w:val="Compact"/>
-      </w:pPr>
-      <w:r>
-        <w:rPr>
-          <w:rFonts w:ascii="Arial" w:hAnsi="Arial" w:cs="David"/>
+        <w:bidi/>
+      </w:pPr>
+      <w:r>
+        <w:rPr>
           <w:rtl/>
         </w:rPr>
         <w:t xml:space="preserve">את מסך המפה ומסך המצלמה לא מעצבים ב-XML עד הסוף: המפה והחץ מצוירים בקוד, וה-XML מכיל רק את המסגרת והכפתורים.</w:t>
@@ -2681,31 +2564,27 @@
     </w:p>
     <w:p>
       <w:pPr>
-        <w:bidi/>
         <w:numPr>
           <w:ilvl w:val="0"/>
           <w:numId w:val="1004"/>
         </w:numPr>
         <w:pStyle w:val="Compact"/>
-      </w:pPr>
-      <w:r>
-        <w:rPr>
-          <w:rFonts w:ascii="Arial" w:hAnsi="Arial" w:cs="David"/>
+        <w:bidi/>
+      </w:pPr>
+      <w:r>
+        <w:rPr>
           <w:rtl/>
         </w:rPr>
         <w:t xml:space="preserve">מעצבים לפי המסך הקטן ביותר שבודקים עליו, ובודקים על לפחות שני גדלים.</w:t>
       </w:r>
     </w:p>
-    <w:bookmarkEnd w:id="39"/>
-    <w:bookmarkStart w:id="40" w:name="איך-זה-נכנס-לתיק"/>
-    <w:p>
-      <w:pPr>
-        <w:bidi/>
+    <w:p>
+      <w:pPr>
         <w:pStyle w:val="Heading3"/>
-      </w:pPr>
-      <w:r>
-        <w:rPr>
-          <w:rFonts w:ascii="Arial" w:hAnsi="Arial" w:cs="David"/>
+        <w:bidi/>
+      </w:pPr>
+      <w:r>
+        <w:rPr>
           <w:rtl/>
         </w:rPr>
         <w:t xml:space="preserve">5.4 איך זה נכנס לתיק</w:t>
@@ -2717,65 +2596,54 @@
       </w:pPr>
       <w:r>
         <w:rPr>
-          <w:rFonts w:ascii="Arial" w:hAnsi="Arial" w:cs="David"/>
           <w:rtl/>
         </w:rPr>
         <w:t xml:space="preserve">בפרק</w:t>
       </w:r>
       <w:r>
         <w:rPr>
-          <w:rFonts w:ascii="Arial" w:hAnsi="Arial" w:cs="David"/>
           <w:rtl/>
         </w:rPr>
         <w:t xml:space="preserve"> </w:t>
       </w:r>
       <w:r>
         <w:rPr>
-          <w:rFonts w:ascii="Arial" w:hAnsi="Arial" w:cs="David"/>
           <w:rtl/>
         </w:rPr>
         <w:t xml:space="preserve">“</w:t>
       </w:r>
       <w:r>
         <w:rPr>
-          <w:rFonts w:ascii="Arial" w:hAnsi="Arial" w:cs="David"/>
           <w:rtl/>
         </w:rPr>
         <w:t xml:space="preserve">מבנה / ארכיטקטורה</w:t>
       </w:r>
       <w:r>
         <w:rPr>
-          <w:rFonts w:ascii="Arial" w:hAnsi="Arial" w:cs="David"/>
           <w:rtl/>
         </w:rPr>
         <w:t xml:space="preserve">”</w:t>
       </w:r>
       <w:r>
         <w:rPr>
-          <w:rFonts w:ascii="Arial" w:hAnsi="Arial" w:cs="David"/>
           <w:rtl/>
         </w:rPr>
         <w:t xml:space="preserve"> </w:t>
       </w:r>
       <w:r>
         <w:rPr>
-          <w:rFonts w:ascii="Arial" w:hAnsi="Arial" w:cs="David"/>
           <w:rtl/>
         </w:rPr>
         <w:t xml:space="preserve">בתיק, לכל מסך מצרפים צילום מסך מהאפליקציה האמיתית. עיצובי Figma יכולים להופיע בנספחים, ובפרק הרפלקציה אפשר לכתוב מה השתנה בין העיצוב למסך שנבנה בפועל.</w:t>
       </w:r>
     </w:p>
-    <w:bookmarkEnd w:id="40"/>
-    <w:bookmarkEnd w:id="41"/>
-    <w:bookmarkStart w:id="42" w:name="רשימת-בדיקה-לפני-שמכניסים-מסך-לתיק"/>
-    <w:p>
-      <w:pPr>
-        <w:bidi/>
+    <w:p>
+      <w:pPr>
         <w:pStyle w:val="Heading2"/>
-      </w:pPr>
-      <w:r>
-        <w:rPr>
-          <w:rFonts w:ascii="Arial" w:hAnsi="Arial" w:cs="David"/>
+        <w:bidi/>
+      </w:pPr>
+      <w:r>
+        <w:rPr>
           <w:rtl/>
         </w:rPr>
         <w:t xml:space="preserve">6. רשימת בדיקה לפני שמכניסים מסך לתיק</w:t>
@@ -2783,58 +2651,51 @@
     </w:p>
     <w:p>
       <w:pPr>
-        <w:bidi/>
         <w:numPr>
           <w:ilvl w:val="0"/>
           <w:numId w:val="1005"/>
         </w:numPr>
         <w:pStyle w:val="Compact"/>
-      </w:pPr>
-      <w:r>
-        <w:rPr>
-          <w:rFonts w:ascii="Arial" w:hAnsi="Arial" w:cs="David"/>
+        <w:bidi/>
+      </w:pPr>
+      <w:r>
+        <w:rPr>
           <w:rtl/>
         </w:rPr>
         <w:t xml:space="preserve">☐ כל הטקסט בעברית, מיושר לימין, וחצים וחיצי</w:t>
       </w:r>
       <w:r>
         <w:rPr>
-          <w:rFonts w:ascii="Arial" w:hAnsi="Arial" w:cs="David"/>
           <w:rtl/>
         </w:rPr>
         <w:t xml:space="preserve"> </w:t>
       </w:r>
       <w:r>
         <w:rPr>
-          <w:rFonts w:ascii="Arial" w:hAnsi="Arial" w:cs="David"/>
           <w:rtl/>
         </w:rPr>
         <w:t xml:space="preserve">“</w:t>
       </w:r>
       <w:r>
         <w:rPr>
-          <w:rFonts w:ascii="Arial" w:hAnsi="Arial" w:cs="David"/>
           <w:rtl/>
         </w:rPr>
         <w:t xml:space="preserve">חזרה</w:t>
       </w:r>
       <w:r>
         <w:rPr>
-          <w:rFonts w:ascii="Arial" w:hAnsi="Arial" w:cs="David"/>
           <w:rtl/>
         </w:rPr>
         <w:t xml:space="preserve">”</w:t>
       </w:r>
       <w:r>
         <w:rPr>
-          <w:rFonts w:ascii="Arial" w:hAnsi="Arial" w:cs="David"/>
           <w:rtl/>
         </w:rPr>
         <w:t xml:space="preserve"> </w:t>
       </w:r>
       <w:r>
         <w:rPr>
-          <w:rFonts w:ascii="Arial" w:hAnsi="Arial" w:cs="David"/>
           <w:rtl/>
         </w:rPr>
         <w:t xml:space="preserve">הפוכים.</w:t>
@@ -2842,16 +2703,15 @@
     </w:p>
     <w:p>
       <w:pPr>
-        <w:bidi/>
         <w:numPr>
           <w:ilvl w:val="0"/>
           <w:numId w:val="1005"/>
         </w:numPr>
         <w:pStyle w:val="Compact"/>
-      </w:pPr>
-      <w:r>
-        <w:rPr>
-          <w:rFonts w:ascii="Arial" w:hAnsi="Arial" w:cs="David"/>
+        <w:bidi/>
+      </w:pPr>
+      <w:r>
+        <w:rPr>
           <w:rtl/>
         </w:rPr>
         <w:t xml:space="preserve">☐ רק צבעים מסעיף 2; הכתום מופיע רק על מסלול, חץ ויעד.</w:t>
@@ -2859,16 +2719,15 @@
     </w:p>
     <w:p>
       <w:pPr>
-        <w:bidi/>
         <w:numPr>
           <w:ilvl w:val="0"/>
           <w:numId w:val="1005"/>
         </w:numPr>
         <w:pStyle w:val="Compact"/>
-      </w:pPr>
-      <w:r>
-        <w:rPr>
-          <w:rFonts w:ascii="Arial" w:hAnsi="Arial" w:cs="David"/>
+        <w:bidi/>
+      </w:pPr>
+      <w:r>
+        <w:rPr>
           <w:rtl/>
         </w:rPr>
         <w:t xml:space="preserve">☐ כל כפתור ופריט ברשימה בגובה 48dp לפחות.</w:t>
@@ -2876,16 +2735,15 @@
     </w:p>
     <w:p>
       <w:pPr>
-        <w:bidi/>
         <w:numPr>
           <w:ilvl w:val="0"/>
           <w:numId w:val="1005"/>
         </w:numPr>
         <w:pStyle w:val="Compact"/>
-      </w:pPr>
-      <w:r>
-        <w:rPr>
-          <w:rFonts w:ascii="Arial" w:hAnsi="Arial" w:cs="David"/>
+        <w:bidi/>
+      </w:pPr>
+      <w:r>
+        <w:rPr>
           <w:rtl/>
         </w:rPr>
         <w:t xml:space="preserve">☐ הטקסט קריא בשמש: ניגודיות גבוהה, בלי טקסט אפור בהיר על לבן.</w:t>
@@ -2893,16 +2751,15 @@
     </w:p>
     <w:p>
       <w:pPr>
-        <w:bidi/>
         <w:numPr>
           <w:ilvl w:val="0"/>
           <w:numId w:val="1005"/>
         </w:numPr>
         <w:pStyle w:val="Compact"/>
-      </w:pPr>
-      <w:r>
-        <w:rPr>
-          <w:rFonts w:ascii="Arial" w:hAnsi="Arial" w:cs="David"/>
+        <w:bidi/>
+      </w:pPr>
+      <w:r>
+        <w:rPr>
           <w:rtl/>
         </w:rPr>
         <w:t xml:space="preserve">☐ כל הנחיה שמופיעה כחץ מופיעה גם כטקסט.</w:t>
@@ -2910,16 +2767,15 @@
     </w:p>
     <w:p>
       <w:pPr>
-        <w:bidi/>
         <w:numPr>
           <w:ilvl w:val="0"/>
           <w:numId w:val="1005"/>
         </w:numPr>
         <w:pStyle w:val="Compact"/>
-      </w:pPr>
-      <w:r>
-        <w:rPr>
-          <w:rFonts w:ascii="Arial" w:hAnsi="Arial" w:cs="David"/>
+        <w:bidi/>
+      </w:pPr>
+      <w:r>
+        <w:rPr>
           <w:rtl/>
         </w:rPr>
         <w:t xml:space="preserve">☐ אין במסך רכיב שלא מופיע בדרישות (מסמך ה-SRS), ואין דרישה בלי רכיב.</w:t>
@@ -2927,31 +2783,27 @@
     </w:p>
     <w:p>
       <w:pPr>
-        <w:bidi/>
         <w:numPr>
           <w:ilvl w:val="0"/>
           <w:numId w:val="1005"/>
         </w:numPr>
         <w:pStyle w:val="Compact"/>
-      </w:pPr>
-      <w:r>
-        <w:rPr>
-          <w:rFonts w:ascii="Arial" w:hAnsi="Arial" w:cs="David"/>
+        <w:bidi/>
+      </w:pPr>
+      <w:r>
+        <w:rPr>
           <w:rtl/>
         </w:rPr>
         <w:t xml:space="preserve">☐ הצילום בתיק לקוח מהאפליקציה האמיתית, וכל רכיב בו מוסבר בטבלת המסכים.</w:t>
       </w:r>
     </w:p>
-    <w:bookmarkEnd w:id="42"/>
-    <w:bookmarkStart w:id="50" w:name="העיצובים-שהתקבלו"/>
-    <w:p>
-      <w:pPr>
-        <w:bidi/>
+    <w:p>
+      <w:pPr>
         <w:pStyle w:val="Heading2"/>
-      </w:pPr>
-      <w:r>
-        <w:rPr>
-          <w:rFonts w:ascii="Arial" w:hAnsi="Arial" w:cs="David"/>
+        <w:bidi/>
+      </w:pPr>
+      <w:r>
+        <w:rPr>
           <w:rtl/>
         </w:rPr>
         <w:t xml:space="preserve">7. העיצובים שהתקבלו</w:t>
@@ -2963,42 +2815,38 @@
       </w:pPr>
       <w:r>
         <w:rPr>
-          <w:rFonts w:ascii="Arial" w:hAnsi="Arial" w:cs="David"/>
           <w:rtl/>
         </w:rPr>
         <w:t xml:space="preserve">עשרה Frames ב-Figma: תשעת המסכים, ומסך הצוות בשני מצבים (כניסה ועריכה). הקבצים נמצאים במאגר: PNG בקנה מידה 2x בתיקייה</w:t>
       </w:r>
       <w:r>
         <w:rPr>
-          <w:rFonts w:ascii="Arial" w:hAnsi="Arial" w:cs="David"/>
           <w:rtl/>
         </w:rPr>
         <w:t xml:space="preserve"> </w:t>
       </w:r>
       <w:r>
         <w:rPr>
-          <w:rFonts w:ascii="Arial" w:hAnsi="Arial" w:cs="David"/>
-          <w:rStyle w:val="VerbatimChar"/>
+          <w:rStyle w:val="VerbatimChar"/>
+          <w:rtl/>
         </w:rPr>
         <w:t xml:space="preserve">docs/design/</w:t>
       </w:r>
       <w:r>
         <w:rPr>
-          <w:rFonts w:ascii="Arial" w:hAnsi="Arial" w:cs="David"/>
           <w:rtl/>
         </w:rPr>
         <w:t xml:space="preserve">, וקובצי SVG מקוריים ב-</w:t>
       </w:r>
       <w:r>
         <w:rPr>
-          <w:rFonts w:ascii="Arial" w:hAnsi="Arial" w:cs="David"/>
-          <w:rStyle w:val="VerbatimChar"/>
+          <w:rStyle w:val="VerbatimChar"/>
+          <w:rtl/>
         </w:rPr>
         <w:t xml:space="preserve">docs/design/svg/</w:t>
       </w:r>
       <w:r>
         <w:rPr>
-          <w:rFonts w:ascii="Arial" w:hAnsi="Arial" w:cs="David"/>
           <w:rtl/>
         </w:rPr>
         <w:t xml:space="preserve">. מקובצי ה-SVG האלה נבנים קובצי ה-XML במטלה T30.</w:t>
@@ -3034,12 +2882,12 @@
           <w:tcPr/>
           <w:p>
             <w:pPr>
-              <w:bidi/>
-              <w:pStyle w:val="Compact"/>
-            </w:pPr>
-            <w:r>
-              <w:rPr>
-                <w:rFonts w:ascii="Arial" w:hAnsi="Arial" w:cs="David"/>
+              <w:pStyle w:val="Compact"/>
+              <w:bidi/>
+              <w:jc w:val="left"/>
+            </w:pPr>
+            <w:r>
+              <w:rPr>
                 <w:rtl/>
               </w:rPr>
               <w:t xml:space="preserve">מסך</w:t>
@@ -3050,12 +2898,12 @@
           <w:tcPr/>
           <w:p>
             <w:pPr>
-              <w:bidi/>
-              <w:pStyle w:val="Compact"/>
-            </w:pPr>
-            <w:r>
-              <w:rPr>
-                <w:rFonts w:ascii="Arial" w:hAnsi="Arial" w:cs="David"/>
+              <w:pStyle w:val="Compact"/>
+              <w:bidi/>
+              <w:jc w:val="left"/>
+            </w:pPr>
+            <w:r>
+              <w:rPr>
                 <w:rtl/>
               </w:rPr>
               <w:t xml:space="preserve">קובץ</w:t>
@@ -3066,12 +2914,12 @@
           <w:tcPr/>
           <w:p>
             <w:pPr>
-              <w:bidi/>
-              <w:pStyle w:val="Compact"/>
-            </w:pPr>
-            <w:r>
-              <w:rPr>
-                <w:rFonts w:ascii="Arial" w:hAnsi="Arial" w:cs="David"/>
+              <w:pStyle w:val="Compact"/>
+              <w:bidi/>
+              <w:jc w:val="left"/>
+            </w:pPr>
+            <w:r>
+              <w:rPr>
                 <w:rtl/>
               </w:rPr>
               <w:t xml:space="preserve">מחלקה</w:t>
@@ -3082,12 +2930,12 @@
           <w:tcPr/>
           <w:p>
             <w:pPr>
-              <w:bidi/>
-              <w:pStyle w:val="Compact"/>
-            </w:pPr>
-            <w:r>
-              <w:rPr>
-                <w:rFonts w:ascii="Arial" w:hAnsi="Arial" w:cs="David"/>
+              <w:pStyle w:val="Compact"/>
+              <w:bidi/>
+              <w:jc w:val="left"/>
+            </w:pPr>
+            <w:r>
+              <w:rPr>
                 <w:rtl/>
               </w:rPr>
               <w:t xml:space="preserve">קובץ XML במטלה T30</w:t>
@@ -3100,12 +2948,12 @@
           <w:tcPr/>
           <w:p>
             <w:pPr>
-              <w:bidi/>
-              <w:pStyle w:val="Compact"/>
-            </w:pPr>
-            <w:r>
-              <w:rPr>
-                <w:rFonts w:ascii="Arial" w:hAnsi="Arial" w:cs="David"/>
+              <w:pStyle w:val="Compact"/>
+              <w:bidi/>
+              <w:jc w:val="left"/>
+            </w:pPr>
+            <w:r>
+              <w:rPr>
                 <w:rtl/>
               </w:rPr>
               <w:t xml:space="preserve">מסך פתיחה</w:t>
@@ -3116,13 +2964,14 @@
           <w:tcPr/>
           <w:p>
             <w:pPr>
-              <w:bidi/>
-              <w:pStyle w:val="Compact"/>
-            </w:pPr>
-            <w:r>
-              <w:rPr>
-                <w:rFonts w:ascii="Arial" w:hAnsi="Arial" w:cs="David"/>
+              <w:pStyle w:val="Compact"/>
+              <w:bidi/>
+              <w:jc w:val="left"/>
+            </w:pPr>
+            <w:r>
+              <w:rPr>
                 <w:rStyle w:val="VerbatimChar"/>
+                <w:rtl/>
               </w:rPr>
               <w:t xml:space="preserve">splash.png</w:t>
             </w:r>
@@ -3132,12 +2981,13 @@
           <w:tcPr/>
           <w:p>
             <w:pPr>
-              <w:bidi/>
-              <w:pStyle w:val="Compact"/>
-            </w:pPr>
-            <w:r>
-              <w:rPr>
-                <w:rFonts w:ascii="Arial" w:hAnsi="Arial" w:cs="David"/>
+              <w:pStyle w:val="Compact"/>
+              <w:bidi/>
+              <w:jc w:val="left"/>
+            </w:pPr>
+            <w:r>
+              <w:rPr>
+                <w:rtl/>
               </w:rPr>
               <w:t xml:space="preserve">SplashActivity</w:t>
             </w:r>
@@ -3147,13 +2997,14 @@
           <w:tcPr/>
           <w:p>
             <w:pPr>
-              <w:bidi/>
-              <w:pStyle w:val="Compact"/>
-            </w:pPr>
-            <w:r>
-              <w:rPr>
-                <w:rFonts w:ascii="Arial" w:hAnsi="Arial" w:cs="David"/>
+              <w:pStyle w:val="Compact"/>
+              <w:bidi/>
+              <w:jc w:val="left"/>
+            </w:pPr>
+            <w:r>
+              <w:rPr>
                 <w:rStyle w:val="VerbatimChar"/>
+                <w:rtl/>
               </w:rPr>
               <w:t xml:space="preserve">activity_splash.xml</w:t>
             </w:r>
@@ -3165,12 +3016,12 @@
           <w:tcPr/>
           <w:p>
             <w:pPr>
-              <w:bidi/>
-              <w:pStyle w:val="Compact"/>
-            </w:pPr>
-            <w:r>
-              <w:rPr>
-                <w:rFonts w:ascii="Arial" w:hAnsi="Arial" w:cs="David"/>
+              <w:pStyle w:val="Compact"/>
+              <w:bidi/>
+              <w:jc w:val="left"/>
+            </w:pPr>
+            <w:r>
+              <w:rPr>
                 <w:rtl/>
               </w:rPr>
               <w:t xml:space="preserve">בקשת הרשאות</w:t>
@@ -3181,13 +3032,14 @@
           <w:tcPr/>
           <w:p>
             <w:pPr>
-              <w:bidi/>
-              <w:pStyle w:val="Compact"/>
-            </w:pPr>
-            <w:r>
-              <w:rPr>
-                <w:rFonts w:ascii="Arial" w:hAnsi="Arial" w:cs="David"/>
+              <w:pStyle w:val="Compact"/>
+              <w:bidi/>
+              <w:jc w:val="left"/>
+            </w:pPr>
+            <w:r>
+              <w:rPr>
                 <w:rStyle w:val="VerbatimChar"/>
+                <w:rtl/>
               </w:rPr>
               <w:t xml:space="preserve">permissions.png</w:t>
             </w:r>
@@ -3197,12 +3049,12 @@
           <w:tcPr/>
           <w:p>
             <w:pPr>
-              <w:bidi/>
-              <w:pStyle w:val="Compact"/>
-            </w:pPr>
-            <w:r>
-              <w:rPr>
-                <w:rFonts w:ascii="Arial" w:hAnsi="Arial" w:cs="David"/>
+              <w:pStyle w:val="Compact"/>
+              <w:bidi/>
+              <w:jc w:val="left"/>
+            </w:pPr>
+            <w:r>
+              <w:rPr>
                 <w:rtl/>
               </w:rPr>
               <w:t xml:space="preserve">SplashActivity (מצב שני)</w:t>
@@ -3213,13 +3065,14 @@
           <w:tcPr/>
           <w:p>
             <w:pPr>
-              <w:bidi/>
-              <w:pStyle w:val="Compact"/>
-            </w:pPr>
-            <w:r>
-              <w:rPr>
-                <w:rFonts w:ascii="Arial" w:hAnsi="Arial" w:cs="David"/>
+              <w:pStyle w:val="Compact"/>
+              <w:bidi/>
+              <w:jc w:val="left"/>
+            </w:pPr>
+            <w:r>
+              <w:rPr>
                 <w:rStyle w:val="VerbatimChar"/>
+                <w:rtl/>
               </w:rPr>
               <w:t xml:space="preserve">view_permissions.xml</w:t>
             </w:r>
@@ -3231,12 +3084,12 @@
           <w:tcPr/>
           <w:p>
             <w:pPr>
-              <w:bidi/>
-              <w:pStyle w:val="Compact"/>
-            </w:pPr>
-            <w:r>
-              <w:rPr>
-                <w:rFonts w:ascii="Arial" w:hAnsi="Arial" w:cs="David"/>
+              <w:pStyle w:val="Compact"/>
+              <w:bidi/>
+              <w:jc w:val="left"/>
+            </w:pPr>
+            <w:r>
+              <w:rPr>
                 <w:rtl/>
               </w:rPr>
               <w:t xml:space="preserve">חיפוש יעד</w:t>
@@ -3247,13 +3100,14 @@
           <w:tcPr/>
           <w:p>
             <w:pPr>
-              <w:bidi/>
-              <w:pStyle w:val="Compact"/>
-            </w:pPr>
-            <w:r>
-              <w:rPr>
-                <w:rFonts w:ascii="Arial" w:hAnsi="Arial" w:cs="David"/>
+              <w:pStyle w:val="Compact"/>
+              <w:bidi/>
+              <w:jc w:val="left"/>
+            </w:pPr>
+            <w:r>
+              <w:rPr>
                 <w:rStyle w:val="VerbatimChar"/>
+                <w:rtl/>
               </w:rPr>
               <w:t xml:space="preserve">search.png</w:t>
             </w:r>
@@ -3263,12 +3117,13 @@
           <w:tcPr/>
           <w:p>
             <w:pPr>
-              <w:bidi/>
-              <w:pStyle w:val="Compact"/>
-            </w:pPr>
-            <w:r>
-              <w:rPr>
-                <w:rFonts w:ascii="Arial" w:hAnsi="Arial" w:cs="David"/>
+              <w:pStyle w:val="Compact"/>
+              <w:bidi/>
+              <w:jc w:val="left"/>
+            </w:pPr>
+            <w:r>
+              <w:rPr>
+                <w:rtl/>
               </w:rPr>
               <w:t xml:space="preserve">SearchActivity</w:t>
             </w:r>
@@ -3278,34 +3133,33 @@
           <w:tcPr/>
           <w:p>
             <w:pPr>
-              <w:bidi/>
-              <w:pStyle w:val="Compact"/>
-            </w:pPr>
-            <w:r>
-              <w:rPr>
-                <w:rFonts w:ascii="Arial" w:hAnsi="Arial" w:cs="David"/>
+              <w:pStyle w:val="Compact"/>
+              <w:bidi/>
+              <w:jc w:val="left"/>
+            </w:pPr>
+            <w:r>
+              <w:rPr>
                 <w:rStyle w:val="VerbatimChar"/>
+                <w:rtl/>
               </w:rPr>
               <w:t xml:space="preserve">activity_search.xml</w:t>
             </w:r>
             <w:r>
               <w:rPr>
-                <w:rFonts w:ascii="Arial" w:hAnsi="Arial" w:cs="David"/>
                 <w:rtl/>
               </w:rPr>
               <w:t xml:space="preserve">,</w:t>
             </w:r>
             <w:r>
               <w:rPr>
-                <w:rFonts w:ascii="Arial" w:hAnsi="Arial" w:cs="David"/>
                 <w:rtl/>
               </w:rPr>
               <w:t xml:space="preserve"> </w:t>
             </w:r>
             <w:r>
               <w:rPr>
-                <w:rFonts w:ascii="Arial" w:hAnsi="Arial" w:cs="David"/>
                 <w:rStyle w:val="VerbatimChar"/>
+                <w:rtl/>
               </w:rPr>
               <w:t xml:space="preserve">item_room.xml</w:t>
             </w:r>
@@ -3317,12 +3171,12 @@
           <w:tcPr/>
           <w:p>
             <w:pPr>
-              <w:bidi/>
-              <w:pStyle w:val="Compact"/>
-            </w:pPr>
-            <w:r>
-              <w:rPr>
-                <w:rFonts w:ascii="Arial" w:hAnsi="Arial" w:cs="David"/>
+              <w:pStyle w:val="Compact"/>
+              <w:bidi/>
+              <w:jc w:val="left"/>
+            </w:pPr>
+            <w:r>
+              <w:rPr>
                 <w:rtl/>
               </w:rPr>
               <w:t xml:space="preserve">מפה ומסלול</w:t>
@@ -3333,13 +3187,14 @@
           <w:tcPr/>
           <w:p>
             <w:pPr>
-              <w:bidi/>
-              <w:pStyle w:val="Compact"/>
-            </w:pPr>
-            <w:r>
-              <w:rPr>
-                <w:rFonts w:ascii="Arial" w:hAnsi="Arial" w:cs="David"/>
+              <w:pStyle w:val="Compact"/>
+              <w:bidi/>
+              <w:jc w:val="left"/>
+            </w:pPr>
+            <w:r>
+              <w:rPr>
                 <w:rStyle w:val="VerbatimChar"/>
+                <w:rtl/>
               </w:rPr>
               <w:t xml:space="preserve">map.png</w:t>
             </w:r>
@@ -3349,12 +3204,13 @@
           <w:tcPr/>
           <w:p>
             <w:pPr>
-              <w:bidi/>
-              <w:pStyle w:val="Compact"/>
-            </w:pPr>
-            <w:r>
-              <w:rPr>
-                <w:rFonts w:ascii="Arial" w:hAnsi="Arial" w:cs="David"/>
+              <w:pStyle w:val="Compact"/>
+              <w:bidi/>
+              <w:jc w:val="left"/>
+            </w:pPr>
+            <w:r>
+              <w:rPr>
+                <w:rtl/>
               </w:rPr>
               <w:t xml:space="preserve">MapActivity</w:t>
             </w:r>
@@ -3364,13 +3220,14 @@
           <w:tcPr/>
           <w:p>
             <w:pPr>
-              <w:bidi/>
-              <w:pStyle w:val="Compact"/>
-            </w:pPr>
-            <w:r>
-              <w:rPr>
-                <w:rFonts w:ascii="Arial" w:hAnsi="Arial" w:cs="David"/>
+              <w:pStyle w:val="Compact"/>
+              <w:bidi/>
+              <w:jc w:val="left"/>
+            </w:pPr>
+            <w:r>
+              <w:rPr>
                 <w:rStyle w:val="VerbatimChar"/>
+                <w:rtl/>
               </w:rPr>
               <w:t xml:space="preserve">activity_map.xml</w:t>
             </w:r>
@@ -3382,12 +3239,12 @@
           <w:tcPr/>
           <w:p>
             <w:pPr>
-              <w:bidi/>
-              <w:pStyle w:val="Compact"/>
-            </w:pPr>
-            <w:r>
-              <w:rPr>
-                <w:rFonts w:ascii="Arial" w:hAnsi="Arial" w:cs="David"/>
+              <w:pStyle w:val="Compact"/>
+              <w:bidi/>
+              <w:jc w:val="left"/>
+            </w:pPr>
+            <w:r>
+              <w:rPr>
                 <w:rtl/>
               </w:rPr>
               <w:t xml:space="preserve">מצלמה AR</w:t>
@@ -3398,13 +3255,14 @@
           <w:tcPr/>
           <w:p>
             <w:pPr>
-              <w:bidi/>
-              <w:pStyle w:val="Compact"/>
-            </w:pPr>
-            <w:r>
-              <w:rPr>
-                <w:rFonts w:ascii="Arial" w:hAnsi="Arial" w:cs="David"/>
+              <w:pStyle w:val="Compact"/>
+              <w:bidi/>
+              <w:jc w:val="left"/>
+            </w:pPr>
+            <w:r>
+              <w:rPr>
                 <w:rStyle w:val="VerbatimChar"/>
+                <w:rtl/>
               </w:rPr>
               <w:t xml:space="preserve">ar-nav.png</w:t>
             </w:r>
@@ -3414,12 +3272,13 @@
           <w:tcPr/>
           <w:p>
             <w:pPr>
-              <w:bidi/>
-              <w:pStyle w:val="Compact"/>
-            </w:pPr>
-            <w:r>
-              <w:rPr>
-                <w:rFonts w:ascii="Arial" w:hAnsi="Arial" w:cs="David"/>
+              <w:pStyle w:val="Compact"/>
+              <w:bidi/>
+              <w:jc w:val="left"/>
+            </w:pPr>
+            <w:r>
+              <w:rPr>
+                <w:rtl/>
               </w:rPr>
               <w:t xml:space="preserve">ArNavActivity</w:t>
             </w:r>
@@ -3429,13 +3288,14 @@
           <w:tcPr/>
           <w:p>
             <w:pPr>
-              <w:bidi/>
-              <w:pStyle w:val="Compact"/>
-            </w:pPr>
-            <w:r>
-              <w:rPr>
-                <w:rFonts w:ascii="Arial" w:hAnsi="Arial" w:cs="David"/>
+              <w:pStyle w:val="Compact"/>
+              <w:bidi/>
+              <w:jc w:val="left"/>
+            </w:pPr>
+            <w:r>
+              <w:rPr>
                 <w:rStyle w:val="VerbatimChar"/>
+                <w:rtl/>
               </w:rPr>
               <w:t xml:space="preserve">activity_ar_nav.xml</w:t>
             </w:r>
@@ -3447,12 +3307,12 @@
           <w:tcPr/>
           <w:p>
             <w:pPr>
-              <w:bidi/>
-              <w:pStyle w:val="Compact"/>
-            </w:pPr>
-            <w:r>
-              <w:rPr>
-                <w:rFonts w:ascii="Arial" w:hAnsi="Arial" w:cs="David"/>
+              <w:pStyle w:val="Compact"/>
+              <w:bidi/>
+              <w:jc w:val="left"/>
+            </w:pPr>
+            <w:r>
+              <w:rPr>
                 <w:rtl/>
               </w:rPr>
               <w:t xml:space="preserve">הגעת ליעד</w:t>
@@ -3463,13 +3323,14 @@
           <w:tcPr/>
           <w:p>
             <w:pPr>
-              <w:bidi/>
-              <w:pStyle w:val="Compact"/>
-            </w:pPr>
-            <w:r>
-              <w:rPr>
-                <w:rFonts w:ascii="Arial" w:hAnsi="Arial" w:cs="David"/>
+              <w:pStyle w:val="Compact"/>
+              <w:bidi/>
+              <w:jc w:val="left"/>
+            </w:pPr>
+            <w:r>
+              <w:rPr>
                 <w:rStyle w:val="VerbatimChar"/>
+                <w:rtl/>
               </w:rPr>
               <w:t xml:space="preserve">arrival-dialog.png</w:t>
             </w:r>
@@ -3479,12 +3340,13 @@
           <w:tcPr/>
           <w:p>
             <w:pPr>
-              <w:bidi/>
-              <w:pStyle w:val="Compact"/>
-            </w:pPr>
-            <w:r>
-              <w:rPr>
-                <w:rFonts w:ascii="Arial" w:hAnsi="Arial" w:cs="David"/>
+              <w:pStyle w:val="Compact"/>
+              <w:bidi/>
+              <w:jc w:val="left"/>
+            </w:pPr>
+            <w:r>
+              <w:rPr>
+                <w:rtl/>
               </w:rPr>
               <w:t xml:space="preserve">ArrivalDialog</w:t>
             </w:r>
@@ -3494,13 +3356,14 @@
           <w:tcPr/>
           <w:p>
             <w:pPr>
-              <w:bidi/>
-              <w:pStyle w:val="Compact"/>
-            </w:pPr>
-            <w:r>
-              <w:rPr>
-                <w:rFonts w:ascii="Arial" w:hAnsi="Arial" w:cs="David"/>
+              <w:pStyle w:val="Compact"/>
+              <w:bidi/>
+              <w:jc w:val="left"/>
+            </w:pPr>
+            <w:r>
+              <w:rPr>
                 <w:rStyle w:val="VerbatimChar"/>
+                <w:rtl/>
               </w:rPr>
               <w:t xml:space="preserve">dialog_arrival.xml</w:t>
             </w:r>
@@ -3512,12 +3375,12 @@
           <w:tcPr/>
           <w:p>
             <w:pPr>
-              <w:bidi/>
-              <w:pStyle w:val="Compact"/>
-            </w:pPr>
-            <w:r>
-              <w:rPr>
-                <w:rFonts w:ascii="Arial" w:hAnsi="Arial" w:cs="David"/>
+              <w:pStyle w:val="Compact"/>
+              <w:bidi/>
+              <w:jc w:val="left"/>
+            </w:pPr>
+            <w:r>
+              <w:rPr>
                 <w:rtl/>
               </w:rPr>
               <w:t xml:space="preserve">כיול ידני</w:t>
@@ -3528,13 +3391,14 @@
           <w:tcPr/>
           <w:p>
             <w:pPr>
-              <w:bidi/>
-              <w:pStyle w:val="Compact"/>
-            </w:pPr>
-            <w:r>
-              <w:rPr>
-                <w:rFonts w:ascii="Arial" w:hAnsi="Arial" w:cs="David"/>
+              <w:pStyle w:val="Compact"/>
+              <w:bidi/>
+              <w:jc w:val="left"/>
+            </w:pPr>
+            <w:r>
+              <w:rPr>
                 <w:rStyle w:val="VerbatimChar"/>
+                <w:rtl/>
               </w:rPr>
               <w:t xml:space="preserve">calibration-dialog.png</w:t>
             </w:r>
@@ -3544,12 +3408,13 @@
           <w:tcPr/>
           <w:p>
             <w:pPr>
-              <w:bidi/>
-              <w:pStyle w:val="Compact"/>
-            </w:pPr>
-            <w:r>
-              <w:rPr>
-                <w:rFonts w:ascii="Arial" w:hAnsi="Arial" w:cs="David"/>
+              <w:pStyle w:val="Compact"/>
+              <w:bidi/>
+              <w:jc w:val="left"/>
+            </w:pPr>
+            <w:r>
+              <w:rPr>
+                <w:rtl/>
               </w:rPr>
               <w:t xml:space="preserve">CalibrationDialog</w:t>
             </w:r>
@@ -3559,13 +3424,14 @@
           <w:tcPr/>
           <w:p>
             <w:pPr>
-              <w:bidi/>
-              <w:pStyle w:val="Compact"/>
-            </w:pPr>
-            <w:r>
-              <w:rPr>
-                <w:rFonts w:ascii="Arial" w:hAnsi="Arial" w:cs="David"/>
+              <w:pStyle w:val="Compact"/>
+              <w:bidi/>
+              <w:jc w:val="left"/>
+            </w:pPr>
+            <w:r>
+              <w:rPr>
                 <w:rStyle w:val="VerbatimChar"/>
+                <w:rtl/>
               </w:rPr>
               <w:t xml:space="preserve">dialog_calibration.xml</w:t>
             </w:r>
@@ -3577,12 +3443,12 @@
           <w:tcPr/>
           <w:p>
             <w:pPr>
-              <w:bidi/>
-              <w:pStyle w:val="Compact"/>
-            </w:pPr>
-            <w:r>
-              <w:rPr>
-                <w:rFonts w:ascii="Arial" w:hAnsi="Arial" w:cs="David"/>
+              <w:pStyle w:val="Compact"/>
+              <w:bidi/>
+              <w:jc w:val="left"/>
+            </w:pPr>
+            <w:r>
+              <w:rPr>
                 <w:rtl/>
               </w:rPr>
               <w:t xml:space="preserve">כניסת צוות</w:t>
@@ -3593,13 +3459,14 @@
           <w:tcPr/>
           <w:p>
             <w:pPr>
-              <w:bidi/>
-              <w:pStyle w:val="Compact"/>
-            </w:pPr>
-            <w:r>
-              <w:rPr>
-                <w:rFonts w:ascii="Arial" w:hAnsi="Arial" w:cs="David"/>
+              <w:pStyle w:val="Compact"/>
+              <w:bidi/>
+              <w:jc w:val="left"/>
+            </w:pPr>
+            <w:r>
+              <w:rPr>
                 <w:rStyle w:val="VerbatimChar"/>
+                <w:rtl/>
               </w:rPr>
               <w:t xml:space="preserve">admin-login.png</w:t>
             </w:r>
@@ -3609,12 +3476,12 @@
           <w:tcPr/>
           <w:p>
             <w:pPr>
-              <w:bidi/>
-              <w:pStyle w:val="Compact"/>
-            </w:pPr>
-            <w:r>
-              <w:rPr>
-                <w:rFonts w:ascii="Arial" w:hAnsi="Arial" w:cs="David"/>
+              <w:pStyle w:val="Compact"/>
+              <w:bidi/>
+              <w:jc w:val="left"/>
+            </w:pPr>
+            <w:r>
+              <w:rPr>
                 <w:rtl/>
               </w:rPr>
               <w:t xml:space="preserve">AdminActivity (מצב כניסה)</w:t>
@@ -3625,13 +3492,14 @@
           <w:tcPr/>
           <w:p>
             <w:pPr>
-              <w:bidi/>
-              <w:pStyle w:val="Compact"/>
-            </w:pPr>
-            <w:r>
-              <w:rPr>
-                <w:rFonts w:ascii="Arial" w:hAnsi="Arial" w:cs="David"/>
+              <w:pStyle w:val="Compact"/>
+              <w:bidi/>
+              <w:jc w:val="left"/>
+            </w:pPr>
+            <w:r>
+              <w:rPr>
                 <w:rStyle w:val="VerbatimChar"/>
+                <w:rtl/>
               </w:rPr>
               <w:t xml:space="preserve">activity_admin.xml</w:t>
             </w:r>
@@ -3643,12 +3511,12 @@
           <w:tcPr/>
           <w:p>
             <w:pPr>
-              <w:bidi/>
-              <w:pStyle w:val="Compact"/>
-            </w:pPr>
-            <w:r>
-              <w:rPr>
-                <w:rFonts w:ascii="Arial" w:hAnsi="Arial" w:cs="David"/>
+              <w:pStyle w:val="Compact"/>
+              <w:bidi/>
+              <w:jc w:val="left"/>
+            </w:pPr>
+            <w:r>
+              <w:rPr>
                 <w:rtl/>
               </w:rPr>
               <w:t xml:space="preserve">ניהול חדרים</w:t>
@@ -3659,13 +3527,14 @@
           <w:tcPr/>
           <w:p>
             <w:pPr>
-              <w:bidi/>
-              <w:pStyle w:val="Compact"/>
-            </w:pPr>
-            <w:r>
-              <w:rPr>
-                <w:rFonts w:ascii="Arial" w:hAnsi="Arial" w:cs="David"/>
+              <w:pStyle w:val="Compact"/>
+              <w:bidi/>
+              <w:jc w:val="left"/>
+            </w:pPr>
+            <w:r>
+              <w:rPr>
                 <w:rStyle w:val="VerbatimChar"/>
+                <w:rtl/>
               </w:rPr>
               <w:t xml:space="preserve">admin.png</w:t>
             </w:r>
@@ -3675,12 +3544,12 @@
           <w:tcPr/>
           <w:p>
             <w:pPr>
-              <w:bidi/>
-              <w:pStyle w:val="Compact"/>
-            </w:pPr>
-            <w:r>
-              <w:rPr>
-                <w:rFonts w:ascii="Arial" w:hAnsi="Arial" w:cs="David"/>
+              <w:pStyle w:val="Compact"/>
+              <w:bidi/>
+              <w:jc w:val="left"/>
+            </w:pPr>
+            <w:r>
+              <w:rPr>
                 <w:rtl/>
               </w:rPr>
               <w:t xml:space="preserve">AdminActivity (מצב עריכה)</w:t>
@@ -3691,13 +3560,14 @@
           <w:tcPr/>
           <w:p>
             <w:pPr>
-              <w:bidi/>
-              <w:pStyle w:val="Compact"/>
-            </w:pPr>
-            <w:r>
-              <w:rPr>
-                <w:rFonts w:ascii="Arial" w:hAnsi="Arial" w:cs="David"/>
+              <w:pStyle w:val="Compact"/>
+              <w:bidi/>
+              <w:jc w:val="left"/>
+            </w:pPr>
+            <w:r>
+              <w:rPr>
                 <w:rStyle w:val="VerbatimChar"/>
+                <w:rtl/>
               </w:rPr>
               <w:t xml:space="preserve">sheet_room_edit.xml</w:t>
             </w:r>
@@ -3709,12 +3579,12 @@
           <w:tcPr/>
           <w:p>
             <w:pPr>
-              <w:bidi/>
-              <w:pStyle w:val="Compact"/>
-            </w:pPr>
-            <w:r>
-              <w:rPr>
-                <w:rFonts w:ascii="Arial" w:hAnsi="Arial" w:cs="David"/>
+              <w:pStyle w:val="Compact"/>
+              <w:bidi/>
+              <w:jc w:val="left"/>
+            </w:pPr>
+            <w:r>
+              <w:rPr>
                 <w:rtl/>
               </w:rPr>
               <w:t xml:space="preserve">התאמת מפה שנתית</w:t>
@@ -3725,13 +3595,14 @@
           <w:tcPr/>
           <w:p>
             <w:pPr>
-              <w:bidi/>
-              <w:pStyle w:val="Compact"/>
-            </w:pPr>
-            <w:r>
-              <w:rPr>
-                <w:rFonts w:ascii="Arial" w:hAnsi="Arial" w:cs="David"/>
+              <w:pStyle w:val="Compact"/>
+              <w:bidi/>
+              <w:jc w:val="left"/>
+            </w:pPr>
+            <w:r>
+              <w:rPr>
                 <w:rStyle w:val="VerbatimChar"/>
+                <w:rtl/>
               </w:rPr>
               <w:t xml:space="preserve">map-alignment.png</w:t>
             </w:r>
@@ -3741,12 +3612,13 @@
           <w:tcPr/>
           <w:p>
             <w:pPr>
-              <w:bidi/>
-              <w:pStyle w:val="Compact"/>
-            </w:pPr>
-            <w:r>
-              <w:rPr>
-                <w:rFonts w:ascii="Arial" w:hAnsi="Arial" w:cs="David"/>
+              <w:pStyle w:val="Compact"/>
+              <w:bidi/>
+              <w:jc w:val="left"/>
+            </w:pPr>
+            <w:r>
+              <w:rPr>
+                <w:rtl/>
               </w:rPr>
               <w:t xml:space="preserve">MapAlignmentActivity</w:t>
             </w:r>
@@ -3756,13 +3628,14 @@
           <w:tcPr/>
           <w:p>
             <w:pPr>
-              <w:bidi/>
-              <w:pStyle w:val="Compact"/>
-            </w:pPr>
-            <w:r>
-              <w:rPr>
-                <w:rFonts w:ascii="Arial" w:hAnsi="Arial" w:cs="David"/>
+              <w:pStyle w:val="Compact"/>
+              <w:bidi/>
+              <w:jc w:val="left"/>
+            </w:pPr>
+            <w:r>
+              <w:rPr>
                 <w:rStyle w:val="VerbatimChar"/>
+                <w:rtl/>
               </w:rPr>
               <w:t xml:space="preserve">activity_map_alignment.xml</w:t>
             </w:r>
@@ -3772,30 +3645,26 @@
     </w:tbl>
     <w:p>
       <w:pPr>
-        <w:bidi/>
         <w:pStyle w:val="CaptionedFigure"/>
-      </w:pPr>
-      <w:r>
-        <w:rPr>
-          <w:rFonts w:ascii="Arial" w:hAnsi="Arial" w:cs="David"/>
-          <w:rtl/>
-        </w:rPr>
+        <w:bidi/>
+      </w:pPr>
+      <w:r>
         <w:drawing>
           <wp:inline>
             <wp:extent cx="5334000" cy="2663771"/>
             <wp:effectExtent b="0" l="0" r="0" t="0"/>
-            <wp:docPr descr="עיצובי המסכים, חלק 1: פתיחה, הרשאות, חיפוש, מפה ומצלמה" title="" id="44" name="Picture"/>
+            <wp:docPr descr="עיצובי המסכים, חלק 1: פתיחה, הרשאות, חיפוש, מפה ומצלמה" title="" id="24" name="Picture"/>
             <a:graphic>
               <a:graphicData uri="http://schemas.openxmlformats.org/drawingml/2006/picture">
                 <pic:pic>
                   <pic:nvPicPr>
-                    <pic:cNvPr descr="/root/.claude/projects/-home-claude/e43bf434-51a5-5c28-828a-12ddd14e064e/tool-results/design-scr-dsgn01.png" id="45" name="Picture"/>
+                    <pic:cNvPr descr="images/design-screens-1.png" id="25" name="Picture"/>
                     <pic:cNvPicPr>
                       <a:picLocks noChangeArrowheads="1" noChangeAspect="1"/>
                     </pic:cNvPicPr>
                   </pic:nvPicPr>
                   <pic:blipFill>
-                    <a:blip r:embed="rId43"/>
+                    <a:blip r:embed="rId23"/>
                     <a:stretch>
                       <a:fillRect/>
                     </a:stretch>
@@ -3824,12 +3693,11 @@
     </w:p>
     <w:p>
       <w:pPr>
-        <w:bidi/>
         <w:pStyle w:val="ImageCaption"/>
-      </w:pPr>
-      <w:r>
-        <w:rPr>
-          <w:rFonts w:ascii="Arial" w:hAnsi="Arial" w:cs="David"/>
+        <w:bidi/>
+      </w:pPr>
+      <w:r>
+        <w:rPr>
           <w:rtl/>
         </w:rPr>
         <w:t xml:space="preserve">עיצובי המסכים, חלק 1: פתיחה, הרשאות, חיפוש, מפה ומצלמה</w:t>
@@ -3838,29 +3706,38 @@
     <w:p>
       <w:pPr>
         <w:bidi/>
-        <w:pStyle w:val="CaptionedFigure"/>
-      </w:pPr>
-      <w:r>
-        <w:rPr>
-          <w:rFonts w:ascii="Arial" w:hAnsi="Arial" w:cs="David"/>
-          <w:rtl/>
-        </w:rPr>
+      </w:pPr>
+      <w:r>
+        <w:rPr>
+          <w:rtl/>
+          <w:iCs/>
+          <w:i/>
+        </w:rPr>
+        <w:t xml:space="preserve">עיצובי המסכים, חלק 1: פתיחה, הרשאות, חיפוש, מפה ומצלמה</w:t>
+      </w:r>
+      <w:r>
+        <w:rPr>
+          <w:rtl/>
+        </w:rPr>
+        <w:t xml:space="preserve"> </w:t>
+      </w:r>
+      <w:r>
         <w:drawing>
           <wp:inline>
             <wp:extent cx="5334000" cy="2583050"/>
             <wp:effectExtent b="0" l="0" r="0" t="0"/>
-            <wp:docPr descr="עיצובי המסכים, חלק 2: הגעה ליעד, כיול, כניסת צוות, ניהול חדרים והתאמת מפה" title="" id="47" name="Picture"/>
+            <wp:docPr descr="עיצובי המסכים, חלק 2: הגעה ליעד, כיול, כניסת צוות, ניהול חדרים והתאמת מפה" title="" id="27" name="Picture"/>
             <a:graphic>
               <a:graphicData uri="http://schemas.openxmlformats.org/drawingml/2006/picture">
                 <pic:pic>
                   <pic:nvPicPr>
-                    <pic:cNvPr descr="/root/.claude/projects/-home-claude/e43bf434-51a5-5c28-828a-12ddd14e064e/tool-results/design-scr-dsgn02.png" id="48" name="Picture"/>
+                    <pic:cNvPr descr="images/design-screens-2.png" id="28" name="Picture"/>
                     <pic:cNvPicPr>
                       <a:picLocks noChangeArrowheads="1" noChangeAspect="1"/>
                     </pic:cNvPicPr>
                   </pic:nvPicPr>
                   <pic:blipFill>
-                    <a:blip r:embed="rId46"/>
+                    <a:blip r:embed="rId26"/>
                     <a:stretch>
                       <a:fillRect/>
                     </a:stretch>
@@ -3890,37 +3767,34 @@
     <w:p>
       <w:pPr>
         <w:bidi/>
-        <w:pStyle w:val="ImageCaption"/>
-      </w:pPr>
-      <w:r>
-        <w:rPr>
-          <w:rFonts w:ascii="Arial" w:hAnsi="Arial" w:cs="David"/>
-          <w:rtl/>
+      </w:pPr>
+      <w:r>
+        <w:rPr>
+          <w:rtl/>
+          <w:iCs/>
+          <w:i/>
         </w:rPr>
         <w:t xml:space="preserve">עיצובי המסכים, חלק 2: הגעה ליעד, כיול, כניסת צוות, ניהול חדרים והתאמת מפה</w:t>
       </w:r>
-    </w:p>
-    <w:bookmarkStart w:id="49" w:name="סקירת-העיצוב"/>
-    <w:p>
-      <w:pPr>
-        <w:bidi/>
-        <w:pStyle w:val="Heading3"/>
-      </w:pPr>
-      <w:r>
-        <w:rPr>
-          <w:rFonts w:ascii="Arial" w:hAnsi="Arial" w:cs="David"/>
-          <w:rtl/>
-        </w:rPr>
-        <w:t xml:space="preserve">7.1 סקירת העיצוב</w:t>
-      </w:r>
-    </w:p>
-    <w:p>
-      <w:pPr>
-        <w:bidi/>
-      </w:pPr>
-      <w:r>
-        <w:rPr>
-          <w:rFonts w:ascii="Arial" w:hAnsi="Arial" w:cs="David"/>
+      <w:r>
+        <w:rPr>
+          <w:rtl/>
+        </w:rPr>
+        <w:t xml:space="preserve"> </w:t>
+      </w:r>
+      <w:r>
+        <w:rPr>
+          <w:rtl/>
+        </w:rPr>
+        <w:t xml:space="preserve">### 7.1 סקירת העיצוב</w:t>
+      </w:r>
+    </w:p>
+    <w:p>
+      <w:pPr>
+        <w:bidi/>
+      </w:pPr>
+      <w:r>
+        <w:rPr>
           <w:rtl/>
         </w:rPr>
         <w:t xml:space="preserve">כל מסך נבדק מול רשימת הבדיקה (סעיף 6) ומול מסמך הדרישות. שפת העיצוב נשמרה: ירוק ראשי, כתום למסלול ולחץ, כרטיסים מעוגלים ויישור לימין. אלה הממצאים, ומה הוחלט לגבי כל אחד:</w:t>
@@ -3956,12 +3830,12 @@
           <w:tcPr/>
           <w:p>
             <w:pPr>
-              <w:bidi/>
-              <w:pStyle w:val="Compact"/>
-            </w:pPr>
-            <w:r>
-              <w:rPr>
-                <w:rFonts w:ascii="Arial" w:hAnsi="Arial" w:cs="David"/>
+              <w:pStyle w:val="Compact"/>
+              <w:bidi/>
+              <w:jc w:val="left"/>
+            </w:pPr>
+            <w:r>
+              <w:rPr>
                 <w:rtl/>
               </w:rPr>
               <w:t xml:space="preserve">#</w:t>
@@ -3972,12 +3846,12 @@
           <w:tcPr/>
           <w:p>
             <w:pPr>
-              <w:bidi/>
-              <w:pStyle w:val="Compact"/>
-            </w:pPr>
-            <w:r>
-              <w:rPr>
-                <w:rFonts w:ascii="Arial" w:hAnsi="Arial" w:cs="David"/>
+              <w:pStyle w:val="Compact"/>
+              <w:bidi/>
+              <w:jc w:val="left"/>
+            </w:pPr>
+            <w:r>
+              <w:rPr>
                 <w:rtl/>
               </w:rPr>
               <w:t xml:space="preserve">מסך</w:t>
@@ -3988,12 +3862,12 @@
           <w:tcPr/>
           <w:p>
             <w:pPr>
-              <w:bidi/>
-              <w:pStyle w:val="Compact"/>
-            </w:pPr>
-            <w:r>
-              <w:rPr>
-                <w:rFonts w:ascii="Arial" w:hAnsi="Arial" w:cs="David"/>
+              <w:pStyle w:val="Compact"/>
+              <w:bidi/>
+              <w:jc w:val="left"/>
+            </w:pPr>
+            <w:r>
+              <w:rPr>
                 <w:rtl/>
               </w:rPr>
               <w:t xml:space="preserve">ממצא</w:t>
@@ -4004,12 +3878,12 @@
           <w:tcPr/>
           <w:p>
             <w:pPr>
-              <w:bidi/>
-              <w:pStyle w:val="Compact"/>
-            </w:pPr>
-            <w:r>
-              <w:rPr>
-                <w:rFonts w:ascii="Arial" w:hAnsi="Arial" w:cs="David"/>
+              <w:pStyle w:val="Compact"/>
+              <w:bidi/>
+              <w:jc w:val="left"/>
+            </w:pPr>
+            <w:r>
+              <w:rPr>
                 <w:rtl/>
               </w:rPr>
               <w:t xml:space="preserve">החלטה</w:t>
@@ -4022,12 +3896,13 @@
           <w:tcPr/>
           <w:p>
             <w:pPr>
-              <w:bidi/>
-              <w:pStyle w:val="Compact"/>
-            </w:pPr>
-            <w:r>
-              <w:rPr>
-                <w:rFonts w:ascii="Arial" w:hAnsi="Arial" w:cs="David"/>
+              <w:pStyle w:val="Compact"/>
+              <w:bidi/>
+              <w:jc w:val="left"/>
+            </w:pPr>
+            <w:r>
+              <w:rPr>
+                <w:rtl/>
               </w:rPr>
               <w:t xml:space="preserve">1</w:t>
             </w:r>
@@ -4037,12 +3912,12 @@
           <w:tcPr/>
           <w:p>
             <w:pPr>
-              <w:bidi/>
-              <w:pStyle w:val="Compact"/>
-            </w:pPr>
-            <w:r>
-              <w:rPr>
-                <w:rFonts w:ascii="Arial" w:hAnsi="Arial" w:cs="David"/>
+              <w:pStyle w:val="Compact"/>
+              <w:bidi/>
+              <w:jc w:val="left"/>
+            </w:pPr>
+            <w:r>
+              <w:rPr>
                 <w:rtl/>
               </w:rPr>
               <w:t xml:space="preserve">ארבעת המסכים הראשיים</w:t>
@@ -4053,12 +3928,12 @@
           <w:tcPr/>
           <w:p>
             <w:pPr>
-              <w:bidi/>
-              <w:pStyle w:val="Compact"/>
-            </w:pPr>
-            <w:r>
-              <w:rPr>
-                <w:rFonts w:ascii="Arial" w:hAnsi="Arial" w:cs="David"/>
+              <w:pStyle w:val="Compact"/>
+              <w:bidi/>
+              <w:jc w:val="left"/>
+            </w:pPr>
+            <w:r>
+              <w:rPr>
                 <w:rtl/>
               </w:rPr>
               <w:t xml:space="preserve">נוסף סרגל ניווט תחתון עם ארבע לשוניות: חיפוש יעד, מפה ומסלול, מצלמה AR, ניהול צוות. הוא לא הופיע באפיון</w:t>
@@ -4069,42 +3944,39 @@
           <w:tcPr/>
           <w:p>
             <w:pPr>
-              <w:bidi/>
-              <w:pStyle w:val="Compact"/>
-            </w:pPr>
-            <w:r>
-              <w:rPr>
-                <w:rFonts w:ascii="Arial" w:hAnsi="Arial" w:cs="David"/>
+              <w:pStyle w:val="Compact"/>
+              <w:bidi/>
+              <w:jc w:val="left"/>
+            </w:pPr>
+            <w:r>
+              <w:rPr>
+                <w:rtl/>
                 <w:bCs/>
                 <w:b/>
-                <w:rtl/>
               </w:rPr>
               <w:t xml:space="preserve">מאמצים.</w:t>
             </w:r>
             <w:r>
               <w:rPr>
-                <w:rFonts w:ascii="Arial" w:hAnsi="Arial" w:cs="David"/>
                 <w:rtl/>
               </w:rPr>
               <w:t xml:space="preserve"> </w:t>
             </w:r>
             <w:r>
               <w:rPr>
-                <w:rFonts w:ascii="Arial" w:hAnsi="Arial" w:cs="David"/>
                 <w:rStyle w:val="VerbatimChar"/>
+                <w:rtl/>
               </w:rPr>
               <w:t xml:space="preserve">BottomNavigationView</w:t>
             </w:r>
             <w:r>
               <w:rPr>
-                <w:rFonts w:ascii="Arial" w:hAnsi="Arial" w:cs="David"/>
                 <w:rtl/>
               </w:rPr>
               <w:t xml:space="preserve"> </w:t>
             </w:r>
             <w:r>
               <w:rPr>
-                <w:rFonts w:ascii="Arial" w:hAnsi="Arial" w:cs="David"/>
                 <w:rtl/>
               </w:rPr>
               <w:t xml:space="preserve">משותף לארבעת המסכים, ותרשים המסכים מתעדכן</w:t>
@@ -4117,12 +3989,13 @@
           <w:tcPr/>
           <w:p>
             <w:pPr>
-              <w:bidi/>
-              <w:pStyle w:val="Compact"/>
-            </w:pPr>
-            <w:r>
-              <w:rPr>
-                <w:rFonts w:ascii="Arial" w:hAnsi="Arial" w:cs="David"/>
+              <w:pStyle w:val="Compact"/>
+              <w:bidi/>
+              <w:jc w:val="left"/>
+            </w:pPr>
+            <w:r>
+              <w:rPr>
+                <w:rtl/>
               </w:rPr>
               <w:t xml:space="preserve">2</w:t>
             </w:r>
@@ -4132,12 +4005,12 @@
           <w:tcPr/>
           <w:p>
             <w:pPr>
-              <w:bidi/>
-              <w:pStyle w:val="Compact"/>
-            </w:pPr>
-            <w:r>
-              <w:rPr>
-                <w:rFonts w:ascii="Arial" w:hAnsi="Arial" w:cs="David"/>
+              <w:pStyle w:val="Compact"/>
+              <w:bidi/>
+              <w:jc w:val="left"/>
+            </w:pPr>
+            <w:r>
+              <w:rPr>
                 <w:rtl/>
               </w:rPr>
               <w:t xml:space="preserve">חיפוש יעד</w:t>
@@ -4148,12 +4021,12 @@
           <w:tcPr/>
           <w:p>
             <w:pPr>
-              <w:bidi/>
-              <w:pStyle w:val="Compact"/>
-            </w:pPr>
-            <w:r>
-              <w:rPr>
-                <w:rFonts w:ascii="Arial" w:hAnsi="Arial" w:cs="David"/>
+              <w:pStyle w:val="Compact"/>
+              <w:bidi/>
+              <w:jc w:val="left"/>
+            </w:pPr>
+            <w:r>
+              <w:rPr>
                 <w:rtl/>
               </w:rPr>
               <w:t xml:space="preserve">הכניסה לצוות היא לשונית גלויה, ולא כפתור נסתר כמו באפיון</w:t>
@@ -4164,28 +4037,26 @@
           <w:tcPr/>
           <w:p>
             <w:pPr>
-              <w:bidi/>
-              <w:pStyle w:val="Compact"/>
-            </w:pPr>
-            <w:r>
-              <w:rPr>
-                <w:rFonts w:ascii="Arial" w:hAnsi="Arial" w:cs="David"/>
+              <w:pStyle w:val="Compact"/>
+              <w:bidi/>
+              <w:jc w:val="left"/>
+            </w:pPr>
+            <w:r>
+              <w:rPr>
+                <w:rtl/>
                 <w:bCs/>
                 <w:b/>
-                <w:rtl/>
               </w:rPr>
               <w:t xml:space="preserve">מאמצים.</w:t>
             </w:r>
             <w:r>
               <w:rPr>
-                <w:rFonts w:ascii="Arial" w:hAnsi="Arial" w:cs="David"/>
                 <w:rtl/>
               </w:rPr>
               <w:t xml:space="preserve"> </w:t>
             </w:r>
             <w:r>
               <w:rPr>
-                <w:rFonts w:ascii="Arial" w:hAnsi="Arial" w:cs="David"/>
                 <w:rtl/>
               </w:rPr>
               <w:t xml:space="preserve">מסך הצוות מוגן בהתחברות, ואין סיבה להסתיר אותו</w:t>
@@ -4198,12 +4069,13 @@
           <w:tcPr/>
           <w:p>
             <w:pPr>
-              <w:bidi/>
-              <w:pStyle w:val="Compact"/>
-            </w:pPr>
-            <w:r>
-              <w:rPr>
-                <w:rFonts w:ascii="Arial" w:hAnsi="Arial" w:cs="David"/>
+              <w:pStyle w:val="Compact"/>
+              <w:bidi/>
+              <w:jc w:val="left"/>
+            </w:pPr>
+            <w:r>
+              <w:rPr>
+                <w:rtl/>
               </w:rPr>
               <w:t xml:space="preserve">3</w:t>
             </w:r>
@@ -4213,12 +4085,12 @@
           <w:tcPr/>
           <w:p>
             <w:pPr>
-              <w:bidi/>
-              <w:pStyle w:val="Compact"/>
-            </w:pPr>
-            <w:r>
-              <w:rPr>
-                <w:rFonts w:ascii="Arial" w:hAnsi="Arial" w:cs="David"/>
+              <w:pStyle w:val="Compact"/>
+              <w:bidi/>
+              <w:jc w:val="left"/>
+            </w:pPr>
+            <w:r>
+              <w:rPr>
                 <w:rtl/>
               </w:rPr>
               <w:t xml:space="preserve">מפה ומסלול</w:t>
@@ -4229,54 +4101,48 @@
           <w:tcPr/>
           <w:p>
             <w:pPr>
-              <w:bidi/>
-              <w:pStyle w:val="Compact"/>
-            </w:pPr>
-            <w:r>
-              <w:rPr>
-                <w:rFonts w:ascii="Arial" w:hAnsi="Arial" w:cs="David"/>
+              <w:pStyle w:val="Compact"/>
+              <w:bidi/>
+              <w:jc w:val="left"/>
+            </w:pPr>
+            <w:r>
+              <w:rPr>
                 <w:rtl/>
               </w:rPr>
               <w:t xml:space="preserve">כפתור</w:t>
             </w:r>
             <w:r>
               <w:rPr>
-                <w:rFonts w:ascii="Arial" w:hAnsi="Arial" w:cs="David"/>
                 <w:rtl/>
               </w:rPr>
               <w:t xml:space="preserve"> </w:t>
             </w:r>
             <w:r>
               <w:rPr>
-                <w:rFonts w:ascii="Arial" w:hAnsi="Arial" w:cs="David"/>
                 <w:rtl/>
               </w:rPr>
               <w:t xml:space="preserve">“</w:t>
             </w:r>
             <w:r>
               <w:rPr>
-                <w:rFonts w:ascii="Arial" w:hAnsi="Arial" w:cs="David"/>
                 <w:rtl/>
               </w:rPr>
               <w:t xml:space="preserve">מיקום שגוי?</w:t>
             </w:r>
             <w:r>
               <w:rPr>
-                <w:rFonts w:ascii="Arial" w:hAnsi="Arial" w:cs="David"/>
                 <w:rtl/>
               </w:rPr>
               <w:t xml:space="preserve">”</w:t>
             </w:r>
             <w:r>
               <w:rPr>
-                <w:rFonts w:ascii="Arial" w:hAnsi="Arial" w:cs="David"/>
                 <w:rtl/>
               </w:rPr>
               <w:t xml:space="preserve"> </w:t>
             </w:r>
             <w:r>
               <w:rPr>
-                <w:rFonts w:ascii="Arial" w:hAnsi="Arial" w:cs="David"/>
                 <w:rtl/>
               </w:rPr>
               <w:t xml:space="preserve">פותח את הכיול, במקום נגיעה ארוכה במפה</w:t>
@@ -4287,28 +4153,26 @@
           <w:tcPr/>
           <w:p>
             <w:pPr>
-              <w:bidi/>
-              <w:pStyle w:val="Compact"/>
-            </w:pPr>
-            <w:r>
-              <w:rPr>
-                <w:rFonts w:ascii="Arial" w:hAnsi="Arial" w:cs="David"/>
+              <w:pStyle w:val="Compact"/>
+              <w:bidi/>
+              <w:jc w:val="left"/>
+            </w:pPr>
+            <w:r>
+              <w:rPr>
+                <w:rtl/>
                 <w:bCs/>
                 <w:b/>
-                <w:rtl/>
               </w:rPr>
               <w:t xml:space="preserve">מאמצים.</w:t>
             </w:r>
             <w:r>
               <w:rPr>
-                <w:rFonts w:ascii="Arial" w:hAnsi="Arial" w:cs="David"/>
                 <w:rtl/>
               </w:rPr>
               <w:t xml:space="preserve"> </w:t>
             </w:r>
             <w:r>
               <w:rPr>
-                <w:rFonts w:ascii="Arial" w:hAnsi="Arial" w:cs="David"/>
                 <w:rtl/>
               </w:rPr>
               <w:t xml:space="preserve">כפתור גלוי עדיף על מחווה שאף אחד לא יגלה</w:t>
@@ -4321,12 +4185,13 @@
           <w:tcPr/>
           <w:p>
             <w:pPr>
-              <w:bidi/>
-              <w:pStyle w:val="Compact"/>
-            </w:pPr>
-            <w:r>
-              <w:rPr>
-                <w:rFonts w:ascii="Arial" w:hAnsi="Arial" w:cs="David"/>
+              <w:pStyle w:val="Compact"/>
+              <w:bidi/>
+              <w:jc w:val="left"/>
+            </w:pPr>
+            <w:r>
+              <w:rPr>
+                <w:rtl/>
               </w:rPr>
               <w:t xml:space="preserve">4</w:t>
             </w:r>
@@ -4336,12 +4201,12 @@
           <w:tcPr/>
           <w:p>
             <w:pPr>
-              <w:bidi/>
-              <w:pStyle w:val="Compact"/>
-            </w:pPr>
-            <w:r>
-              <w:rPr>
-                <w:rFonts w:ascii="Arial" w:hAnsi="Arial" w:cs="David"/>
+              <w:pStyle w:val="Compact"/>
+              <w:bidi/>
+              <w:jc w:val="left"/>
+            </w:pPr>
+            <w:r>
+              <w:rPr>
                 <w:rtl/>
               </w:rPr>
               <w:t xml:space="preserve">בקשת הרשאות</w:t>
@@ -4352,12 +4217,12 @@
           <w:tcPr/>
           <w:p>
             <w:pPr>
-              <w:bidi/>
-              <w:pStyle w:val="Compact"/>
-            </w:pPr>
-            <w:r>
-              <w:rPr>
-                <w:rFonts w:ascii="Arial" w:hAnsi="Arial" w:cs="David"/>
+              <w:pStyle w:val="Compact"/>
+              <w:bidi/>
+              <w:jc w:val="left"/>
+            </w:pPr>
+            <w:r>
+              <w:rPr>
                 <w:rtl/>
               </w:rPr>
               <w:t xml:space="preserve">עוצב כמסך נפרד</w:t>
@@ -4368,12 +4233,12 @@
           <w:tcPr/>
           <w:p>
             <w:pPr>
-              <w:bidi/>
-              <w:pStyle w:val="Compact"/>
-            </w:pPr>
-            <w:r>
-              <w:rPr>
-                <w:rFonts w:ascii="Arial" w:hAnsi="Arial" w:cs="David"/>
+              <w:pStyle w:val="Compact"/>
+              <w:bidi/>
+              <w:jc w:val="left"/>
+            </w:pPr>
+            <w:r>
+              <w:rPr>
                 <w:rtl/>
               </w:rPr>
               <w:t xml:space="preserve">מצב שני של SplashActivity, בלי מחלקה חדשה</w:t>
@@ -4386,12 +4251,13 @@
           <w:tcPr/>
           <w:p>
             <w:pPr>
-              <w:bidi/>
-              <w:pStyle w:val="Compact"/>
-            </w:pPr>
-            <w:r>
-              <w:rPr>
-                <w:rFonts w:ascii="Arial" w:hAnsi="Arial" w:cs="David"/>
+              <w:pStyle w:val="Compact"/>
+              <w:bidi/>
+              <w:jc w:val="left"/>
+            </w:pPr>
+            <w:r>
+              <w:rPr>
+                <w:rtl/>
               </w:rPr>
               <w:t xml:space="preserve">5</w:t>
             </w:r>
@@ -4401,12 +4267,12 @@
           <w:tcPr/>
           <w:p>
             <w:pPr>
-              <w:bidi/>
-              <w:pStyle w:val="Compact"/>
-            </w:pPr>
-            <w:r>
-              <w:rPr>
-                <w:rFonts w:ascii="Arial" w:hAnsi="Arial" w:cs="David"/>
+              <w:pStyle w:val="Compact"/>
+              <w:bidi/>
+              <w:jc w:val="left"/>
+            </w:pPr>
+            <w:r>
+              <w:rPr>
                 <w:rtl/>
               </w:rPr>
               <w:t xml:space="preserve">כמה מסכים</w:t>
@@ -4417,12 +4283,12 @@
           <w:tcPr/>
           <w:p>
             <w:pPr>
-              <w:bidi/>
-              <w:pStyle w:val="Compact"/>
-            </w:pPr>
-            <w:r>
-              <w:rPr>
-                <w:rFonts w:ascii="Arial" w:hAnsi="Arial" w:cs="David"/>
+              <w:pStyle w:val="Compact"/>
+              <w:bidi/>
+              <w:jc w:val="left"/>
+            </w:pPr>
+            <w:r>
+              <w:rPr>
                 <w:rtl/>
               </w:rPr>
               <w:t xml:space="preserve">כותרות באנגלית שנשארו מ-Figma: Destination Details, Arrival Dialog, Location Calibration, Staff Login, Campus Search, Campus Map</w:t>
@@ -4433,27 +4299,26 @@
           <w:tcPr/>
           <w:p>
             <w:pPr>
-              <w:bidi/>
-              <w:pStyle w:val="Compact"/>
-            </w:pPr>
-            <w:r>
-              <w:rPr>
-                <w:rFonts w:ascii="Arial" w:hAnsi="Arial" w:cs="David"/>
+              <w:pStyle w:val="Compact"/>
+              <w:bidi/>
+              <w:jc w:val="left"/>
+            </w:pPr>
+            <w:r>
+              <w:rPr>
                 <w:rtl/>
               </w:rPr>
               <w:t xml:space="preserve">ב-XML כל הכותרות בעברית, מתוך</w:t>
             </w:r>
             <w:r>
               <w:rPr>
-                <w:rFonts w:ascii="Arial" w:hAnsi="Arial" w:cs="David"/>
                 <w:rtl/>
               </w:rPr>
               <w:t xml:space="preserve"> </w:t>
             </w:r>
             <w:r>
               <w:rPr>
-                <w:rFonts w:ascii="Arial" w:hAnsi="Arial" w:cs="David"/>
                 <w:rStyle w:val="VerbatimChar"/>
+                <w:rtl/>
               </w:rPr>
               <w:t xml:space="preserve">strings.xml</w:t>
             </w:r>
@@ -4465,12 +4330,13 @@
           <w:tcPr/>
           <w:p>
             <w:pPr>
-              <w:bidi/>
-              <w:pStyle w:val="Compact"/>
-            </w:pPr>
-            <w:r>
-              <w:rPr>
-                <w:rFonts w:ascii="Arial" w:hAnsi="Arial" w:cs="David"/>
+              <w:pStyle w:val="Compact"/>
+              <w:bidi/>
+              <w:jc w:val="left"/>
+            </w:pPr>
+            <w:r>
+              <w:rPr>
+                <w:rtl/>
               </w:rPr>
               <w:t xml:space="preserve">6</w:t>
             </w:r>
@@ -4480,12 +4346,12 @@
           <w:tcPr/>
           <w:p>
             <w:pPr>
-              <w:bidi/>
-              <w:pStyle w:val="Compact"/>
-            </w:pPr>
-            <w:r>
-              <w:rPr>
-                <w:rFonts w:ascii="Arial" w:hAnsi="Arial" w:cs="David"/>
+              <w:pStyle w:val="Compact"/>
+              <w:bidi/>
+              <w:jc w:val="left"/>
+            </w:pPr>
+            <w:r>
+              <w:rPr>
                 <w:rtl/>
               </w:rPr>
               <w:t xml:space="preserve">מצלמה AR</w:t>
@@ -4496,12 +4362,12 @@
           <w:tcPr/>
           <w:p>
             <w:pPr>
-              <w:bidi/>
-              <w:pStyle w:val="Compact"/>
-            </w:pPr>
-            <w:r>
-              <w:rPr>
-                <w:rFonts w:ascii="Arial" w:hAnsi="Arial" w:cs="David"/>
+              <w:pStyle w:val="Compact"/>
+              <w:bidi/>
+              <w:jc w:val="left"/>
+            </w:pPr>
+            <w:r>
+              <w:rPr>
                 <w:rtl/>
               </w:rPr>
               <w:t xml:space="preserve">המסך מצויר כטלפון בתוך טלפון, עם כפתור צילום ומצבי PHOTO/VIDEO של אפליקציית מצלמה</w:t>
@@ -4512,12 +4378,12 @@
           <w:tcPr/>
           <w:p>
             <w:pPr>
-              <w:bidi/>
-              <w:pStyle w:val="Compact"/>
-            </w:pPr>
-            <w:r>
-              <w:rPr>
-                <w:rFonts w:ascii="Arial" w:hAnsi="Arial" w:cs="David"/>
+              <w:pStyle w:val="Compact"/>
+              <w:bidi/>
+              <w:jc w:val="left"/>
+            </w:pPr>
+            <w:r>
+              <w:rPr>
                 <w:rtl/>
               </w:rPr>
               <w:t xml:space="preserve">ב-XML תצוגת המצלמה ממלאת את המסך, בלי כפתור צילום</w:t>
@@ -4530,12 +4396,13 @@
           <w:tcPr/>
           <w:p>
             <w:pPr>
-              <w:bidi/>
-              <w:pStyle w:val="Compact"/>
-            </w:pPr>
-            <w:r>
-              <w:rPr>
-                <w:rFonts w:ascii="Arial" w:hAnsi="Arial" w:cs="David"/>
+              <w:pStyle w:val="Compact"/>
+              <w:bidi/>
+              <w:jc w:val="left"/>
+            </w:pPr>
+            <w:r>
+              <w:rPr>
+                <w:rtl/>
               </w:rPr>
               <w:t xml:space="preserve">7</w:t>
             </w:r>
@@ -4545,12 +4412,12 @@
           <w:tcPr/>
           <w:p>
             <w:pPr>
-              <w:bidi/>
-              <w:pStyle w:val="Compact"/>
-            </w:pPr>
-            <w:r>
-              <w:rPr>
-                <w:rFonts w:ascii="Arial" w:hAnsi="Arial" w:cs="David"/>
+              <w:pStyle w:val="Compact"/>
+              <w:bidi/>
+              <w:jc w:val="left"/>
+            </w:pPr>
+            <w:r>
+              <w:rPr>
                 <w:rtl/>
               </w:rPr>
               <w:t xml:space="preserve">מצלמה AR</w:t>
@@ -4561,40 +4428,36 @@
           <w:tcPr/>
           <w:p>
             <w:pPr>
-              <w:bidi/>
-              <w:pStyle w:val="Compact"/>
-            </w:pPr>
-            <w:r>
-              <w:rPr>
-                <w:rFonts w:ascii="Arial" w:hAnsi="Arial" w:cs="David"/>
+              <w:pStyle w:val="Compact"/>
+              <w:bidi/>
+              <w:jc w:val="left"/>
+            </w:pPr>
+            <w:r>
+              <w:rPr>
                 <w:rtl/>
               </w:rPr>
               <w:t xml:space="preserve">פס היעד העליון (</w:t>
             </w:r>
             <w:r>
               <w:rPr>
-                <w:rFonts w:ascii="Arial" w:hAnsi="Arial" w:cs="David"/>
                 <w:rtl/>
               </w:rPr>
               <w:t xml:space="preserve">“</w:t>
             </w:r>
             <w:r>
               <w:rPr>
-                <w:rFonts w:ascii="Arial" w:hAnsi="Arial" w:cs="David"/>
                 <w:rtl/>
               </w:rPr>
               <w:t xml:space="preserve">ניווט אל: אולם כנסים</w:t>
             </w:r>
             <w:r>
               <w:rPr>
-                <w:rFonts w:ascii="Arial" w:hAnsi="Arial" w:cs="David"/>
                 <w:rtl/>
               </w:rPr>
               <w:t xml:space="preserve">”</w:t>
             </w:r>
             <w:r>
               <w:rPr>
-                <w:rFonts w:ascii="Arial" w:hAnsi="Arial" w:cs="David"/>
                 <w:rtl/>
               </w:rPr>
               <w:t xml:space="preserve">) הוא חלק מתמונת הרקע, ולא תואם ליעד שבכרטיס (חדר 42)</w:t>
@@ -4605,12 +4468,12 @@
           <w:tcPr/>
           <w:p>
             <w:pPr>
-              <w:bidi/>
-              <w:pStyle w:val="Compact"/>
-            </w:pPr>
-            <w:r>
-              <w:rPr>
-                <w:rFonts w:ascii="Arial" w:hAnsi="Arial" w:cs="David"/>
+              <w:pStyle w:val="Compact"/>
+              <w:bidi/>
+              <w:jc w:val="left"/>
+            </w:pPr>
+            <w:r>
+              <w:rPr>
                 <w:rtl/>
               </w:rPr>
               <w:t xml:space="preserve">ב-XML פס יעד אמיתי ב-TextView, עם שם היעד שנבחר</w:t>
@@ -4623,12 +4486,13 @@
           <w:tcPr/>
           <w:p>
             <w:pPr>
-              <w:bidi/>
-              <w:pStyle w:val="Compact"/>
-            </w:pPr>
-            <w:r>
-              <w:rPr>
-                <w:rFonts w:ascii="Arial" w:hAnsi="Arial" w:cs="David"/>
+              <w:pStyle w:val="Compact"/>
+              <w:bidi/>
+              <w:jc w:val="left"/>
+            </w:pPr>
+            <w:r>
+              <w:rPr>
+                <w:rtl/>
               </w:rPr>
               <w:t xml:space="preserve">8</w:t>
             </w:r>
@@ -4638,12 +4502,12 @@
           <w:tcPr/>
           <w:p>
             <w:pPr>
-              <w:bidi/>
-              <w:pStyle w:val="Compact"/>
-            </w:pPr>
-            <w:r>
-              <w:rPr>
-                <w:rFonts w:ascii="Arial" w:hAnsi="Arial" w:cs="David"/>
+              <w:pStyle w:val="Compact"/>
+              <w:bidi/>
+              <w:jc w:val="left"/>
+            </w:pPr>
+            <w:r>
+              <w:rPr>
                 <w:rtl/>
               </w:rPr>
               <w:t xml:space="preserve">כל הלשוניות</w:t>
@@ -4654,12 +4518,12 @@
           <w:tcPr/>
           <w:p>
             <w:pPr>
-              <w:bidi/>
-              <w:pStyle w:val="Compact"/>
-            </w:pPr>
-            <w:r>
-              <w:rPr>
-                <w:rFonts w:ascii="Arial" w:hAnsi="Arial" w:cs="David"/>
+              <w:pStyle w:val="Compact"/>
+              <w:bidi/>
+              <w:jc w:val="left"/>
+            </w:pPr>
+            <w:r>
+              <w:rPr>
                 <w:rtl/>
               </w:rPr>
               <w:t xml:space="preserve">לשונית המצלמה צבועה כתום גם כשהיא לא נבחרה</w:t>
@@ -4670,12 +4534,12 @@
           <w:tcPr/>
           <w:p>
             <w:pPr>
-              <w:bidi/>
-              <w:pStyle w:val="Compact"/>
-            </w:pPr>
-            <w:r>
-              <w:rPr>
-                <w:rFonts w:ascii="Arial" w:hAnsi="Arial" w:cs="David"/>
+              <w:pStyle w:val="Compact"/>
+              <w:bidi/>
+              <w:jc w:val="left"/>
+            </w:pPr>
+            <w:r>
+              <w:rPr>
                 <w:rtl/>
               </w:rPr>
               <w:t xml:space="preserve">צבע לפי מצב: ירוק לנבחרת, אפור לשאר. הכתום שמור למסלול, לחץ וליעד</w:t>
@@ -4688,12 +4552,13 @@
           <w:tcPr/>
           <w:p>
             <w:pPr>
-              <w:bidi/>
-              <w:pStyle w:val="Compact"/>
-            </w:pPr>
-            <w:r>
-              <w:rPr>
-                <w:rFonts w:ascii="Arial" w:hAnsi="Arial" w:cs="David"/>
+              <w:pStyle w:val="Compact"/>
+              <w:bidi/>
+              <w:jc w:val="left"/>
+            </w:pPr>
+            <w:r>
+              <w:rPr>
+                <w:rtl/>
               </w:rPr>
               <w:t xml:space="preserve">9</w:t>
             </w:r>
@@ -4703,12 +4568,12 @@
           <w:tcPr/>
           <w:p>
             <w:pPr>
-              <w:bidi/>
-              <w:pStyle w:val="Compact"/>
-            </w:pPr>
-            <w:r>
-              <w:rPr>
-                <w:rFonts w:ascii="Arial" w:hAnsi="Arial" w:cs="David"/>
+              <w:pStyle w:val="Compact"/>
+              <w:bidi/>
+              <w:jc w:val="left"/>
+            </w:pPr>
+            <w:r>
+              <w:rPr>
                 <w:rtl/>
               </w:rPr>
               <w:t xml:space="preserve">כניסת צוות</w:t>
@@ -4719,40 +4584,36 @@
           <w:tcPr/>
           <w:p>
             <w:pPr>
-              <w:bidi/>
-              <w:pStyle w:val="Compact"/>
-            </w:pPr>
-            <w:r>
-              <w:rPr>
-                <w:rFonts w:ascii="Arial" w:hAnsi="Arial" w:cs="David"/>
+              <w:pStyle w:val="Compact"/>
+              <w:bidi/>
+              <w:jc w:val="left"/>
+            </w:pPr>
+            <w:r>
+              <w:rPr>
                 <w:rtl/>
               </w:rPr>
               <w:t xml:space="preserve">“</w:t>
             </w:r>
             <w:r>
               <w:rPr>
-                <w:rFonts w:ascii="Arial" w:hAnsi="Arial" w:cs="David"/>
                 <w:rtl/>
               </w:rPr>
               <w:t xml:space="preserve">זכור אותי</w:t>
             </w:r>
             <w:r>
               <w:rPr>
-                <w:rFonts w:ascii="Arial" w:hAnsi="Arial" w:cs="David"/>
                 <w:rtl/>
               </w:rPr>
               <w:t xml:space="preserve">”</w:t>
             </w:r>
             <w:r>
               <w:rPr>
-                <w:rFonts w:ascii="Arial" w:hAnsi="Arial" w:cs="David"/>
                 <w:rtl/>
               </w:rPr>
               <w:t xml:space="preserve"> </w:t>
             </w:r>
             <w:r>
               <w:rPr>
-                <w:rFonts w:ascii="Arial" w:hAnsi="Arial" w:cs="David"/>
                 <w:rtl/>
               </w:rPr>
               <w:t xml:space="preserve">ו”שכחת סיסמה?” לא מופיעים בדרישות</w:t>
@@ -4763,12 +4624,12 @@
           <w:tcPr/>
           <w:p>
             <w:pPr>
-              <w:bidi/>
-              <w:pStyle w:val="Compact"/>
-            </w:pPr>
-            <w:r>
-              <w:rPr>
-                <w:rFonts w:ascii="Arial" w:hAnsi="Arial" w:cs="David"/>
+              <w:pStyle w:val="Compact"/>
+              <w:bidi/>
+              <w:jc w:val="left"/>
+            </w:pPr>
+            <w:r>
+              <w:rPr>
                 <w:rtl/>
               </w:rPr>
               <w:t xml:space="preserve">יורדים. Firebase שומר את ההתחברות ממילא</w:t>
@@ -4781,12 +4642,13 @@
           <w:tcPr/>
           <w:p>
             <w:pPr>
-              <w:bidi/>
-              <w:pStyle w:val="Compact"/>
-            </w:pPr>
-            <w:r>
-              <w:rPr>
-                <w:rFonts w:ascii="Arial" w:hAnsi="Arial" w:cs="David"/>
+              <w:pStyle w:val="Compact"/>
+              <w:bidi/>
+              <w:jc w:val="left"/>
+            </w:pPr>
+            <w:r>
+              <w:rPr>
+                <w:rtl/>
               </w:rPr>
               <w:t xml:space="preserve">10</w:t>
             </w:r>
@@ -4796,12 +4658,12 @@
           <w:tcPr/>
           <w:p>
             <w:pPr>
-              <w:bidi/>
-              <w:pStyle w:val="Compact"/>
-            </w:pPr>
-            <w:r>
-              <w:rPr>
-                <w:rFonts w:ascii="Arial" w:hAnsi="Arial" w:cs="David"/>
+              <w:pStyle w:val="Compact"/>
+              <w:bidi/>
+              <w:jc w:val="left"/>
+            </w:pPr>
+            <w:r>
+              <w:rPr>
                 <w:rtl/>
               </w:rPr>
               <w:t xml:space="preserve">הגעת ליעד</w:t>
@@ -4812,12 +4674,12 @@
           <w:tcPr/>
           <w:p>
             <w:pPr>
-              <w:bidi/>
-              <w:pStyle w:val="Compact"/>
-            </w:pPr>
-            <w:r>
-              <w:rPr>
-                <w:rFonts w:ascii="Arial" w:hAnsi="Arial" w:cs="David"/>
+              <w:pStyle w:val="Compact"/>
+              <w:bidi/>
+              <w:jc w:val="left"/>
+            </w:pPr>
+            <w:r>
+              <w:rPr>
                 <w:rtl/>
               </w:rPr>
               <w:t xml:space="preserve">תמונת שלט הדלת לאימות לא מופיעה בדרישות</w:t>
@@ -4828,12 +4690,12 @@
           <w:tcPr/>
           <w:p>
             <w:pPr>
-              <w:bidi/>
-              <w:pStyle w:val="Compact"/>
-            </w:pPr>
-            <w:r>
-              <w:rPr>
-                <w:rFonts w:ascii="Arial" w:hAnsi="Arial" w:cs="David"/>
+              <w:pStyle w:val="Compact"/>
+              <w:bidi/>
+              <w:jc w:val="left"/>
+            </w:pPr>
+            <w:r>
+              <w:rPr>
                 <w:rtl/>
               </w:rPr>
               <w:t xml:space="preserve">יורדת בשלב זה, ונרשמת כרעיון לשיפור</w:t>
@@ -4846,12 +4708,13 @@
           <w:tcPr/>
           <w:p>
             <w:pPr>
-              <w:bidi/>
-              <w:pStyle w:val="Compact"/>
-            </w:pPr>
-            <w:r>
-              <w:rPr>
-                <w:rFonts w:ascii="Arial" w:hAnsi="Arial" w:cs="David"/>
+              <w:pStyle w:val="Compact"/>
+              <w:bidi/>
+              <w:jc w:val="left"/>
+            </w:pPr>
+            <w:r>
+              <w:rPr>
+                <w:rtl/>
               </w:rPr>
               <w:t xml:space="preserve">11</w:t>
             </w:r>
@@ -4861,12 +4724,12 @@
           <w:tcPr/>
           <w:p>
             <w:pPr>
-              <w:bidi/>
-              <w:pStyle w:val="Compact"/>
-            </w:pPr>
-            <w:r>
-              <w:rPr>
-                <w:rFonts w:ascii="Arial" w:hAnsi="Arial" w:cs="David"/>
+              <w:pStyle w:val="Compact"/>
+              <w:bidi/>
+              <w:jc w:val="left"/>
+            </w:pPr>
+            <w:r>
+              <w:rPr>
                 <w:rtl/>
               </w:rPr>
               <w:t xml:space="preserve">כמה מסכים</w:t>
@@ -4877,12 +4740,12 @@
           <w:tcPr/>
           <w:p>
             <w:pPr>
-              <w:bidi/>
-              <w:pStyle w:val="Compact"/>
-            </w:pPr>
-            <w:r>
-              <w:rPr>
-                <w:rFonts w:ascii="Arial" w:hAnsi="Arial" w:cs="David"/>
+              <w:pStyle w:val="Compact"/>
+              <w:bidi/>
+              <w:jc w:val="left"/>
+            </w:pPr>
+            <w:r>
+              <w:rPr>
                 <w:rtl/>
               </w:rPr>
               <w:t xml:space="preserve">טקסט משני אפור בהיר וקטן (מספר גרסה, הסברים) קשה לקריאה בשמש</w:t>
@@ -4893,12 +4756,12 @@
           <w:tcPr/>
           <w:p>
             <w:pPr>
-              <w:bidi/>
-              <w:pStyle w:val="Compact"/>
-            </w:pPr>
-            <w:r>
-              <w:rPr>
-                <w:rFonts w:ascii="Arial" w:hAnsi="Arial" w:cs="David"/>
+              <w:pStyle w:val="Compact"/>
+              <w:bidi/>
+              <w:jc w:val="left"/>
+            </w:pPr>
+            <w:r>
+              <w:rPr>
                 <w:rtl/>
               </w:rPr>
               <w:t xml:space="preserve">ב-XML לפחות 14sp ובצבע #5F6368</w:t>
@@ -4909,38 +4772,45 @@
     </w:tbl>
     <w:p>
       <w:pPr>
-        <w:bidi/>
         <w:pStyle w:val="BlockText"/>
-      </w:pPr>
-      <w:r>
-        <w:rPr>
-          <w:rFonts w:ascii="Arial" w:hAnsi="Arial" w:cs="David"/>
+        <w:bidi/>
+      </w:pPr>
+      <w:r>
+        <w:rPr>
+          <w:rtl/>
+        </w:rPr>
+        <w:t xml:space="preserve">[!NOTE]</w:t>
+      </w:r>
+      <w:r>
+        <w:rPr>
+          <w:rtl/>
+        </w:rPr>
+        <w:t xml:space="preserve"> </w:t>
+      </w:r>
+      <w:r>
+        <w:rPr>
+          <w:rtl/>
           <w:bCs/>
           <w:b/>
-          <w:rtl/>
         </w:rPr>
         <w:t xml:space="preserve">הערה לתלמידים:</w:t>
       </w:r>
       <w:r>
         <w:rPr>
-          <w:rFonts w:ascii="Arial" w:hAnsi="Arial" w:cs="David"/>
           <w:rtl/>
         </w:rPr>
         <w:t xml:space="preserve"> </w:t>
       </w:r>
       <w:r>
         <w:rPr>
-          <w:rFonts w:ascii="Arial" w:hAnsi="Arial" w:cs="David"/>
           <w:rtl/>
         </w:rPr>
         <w:t xml:space="preserve">סקירת עיצוב היא חלק רגיל מהעבודה. כל ממצא מקבל החלטה, ומה שהשתנה מתעדכן במסמכים: כאן ממצאים 1–3 שינו את טבלת המסכים בתיק ואת תרשים המסכים. בפרק הרפלקציה בתיק כדאי לכתוב מה השתנה בין העיצוב לאפליקציה, ולמה.</w:t>
       </w:r>
     </w:p>
-    <w:bookmarkEnd w:id="49"/>
-    <w:bookmarkEnd w:id="50"/>
     <w:sectPr>
-      <w:headerReference w:type="default" r:id="rId9"/>
-      <w:footerReference w:type="default" r:id="rId10"/>
+      <w:headerReference r:id="rId9" w:type="default"/>
+      <w:footerReference r:id="rId10" w:type="default"/>
       <w:pgMar w:left="1247" w:right="1247"/>
       <w:bidi/>
     </w:sectPr>
@@ -5412,7 +5282,7 @@
       <w:jc w:val="center"/>
     </w:pPr>
     <w:rPr>
-      <w:rFonts w:ascii="Arial" w:hAnsi="Arial" w:cs="David"/>
+      <w:rFonts w:ascii="Arial" w:cs="David" w:hAnsi="Arial"/>
       <w:b/>
       <w:bCs/>
       <w:color w:themeColor="accent1" w:themeShade="B5" w:val="345A8A"/>
@@ -5433,7 +5303,7 @@
       <w:jc w:val="center"/>
     </w:pPr>
     <w:rPr>
-      <w:rFonts w:ascii="Arial" w:hAnsi="Arial" w:cs="David"/>
+      <w:rFonts w:ascii="Arial" w:cs="David" w:hAnsi="Arial"/>
       <w:sz w:val="30"/>
       <w:szCs w:val="30"/>
     </w:rPr>
@@ -5473,7 +5343,7 @@
       <w:spacing w:after="0" w:before="300"/>
     </w:pPr>
     <w:rPr>
-      <w:rFonts w:ascii="Arial" w:hAnsi="Arial" w:cs="David"/>
+      <w:rFonts w:ascii="Arial" w:cs="David" w:hAnsi="Arial"/>
       <w:sz w:val="20"/>
       <w:szCs w:val="20"/>
       <w:b/>
@@ -5493,7 +5363,7 @@
       <w:spacing w:after="300" w:before="100"/>
     </w:pPr>
     <w:rPr>
-      <w:rFonts w:ascii="Arial" w:hAnsi="Arial" w:cs="David"/>
+      <w:rFonts w:ascii="Arial" w:cs="David" w:hAnsi="Arial"/>
       <w:sz w:val="20"/>
       <w:szCs w:val="20"/>
     </w:rPr>
@@ -5507,7 +5377,7 @@
       <w:bidi/>
     </w:pPr>
     <w:rPr>
-      <w:rFonts w:ascii="Arial" w:hAnsi="Arial" w:cs="David"/>
+      <w:rFonts w:ascii="Arial" w:cs="David" w:hAnsi="Arial"/>
     </w:rPr>
   </w:style>
   <w:style w:styleId="Heading1" w:type="paragraph">
@@ -5524,7 +5394,7 @@
       <w:outlineLvl w:val="0"/>
     </w:pPr>
     <w:rPr>
-      <w:rFonts w:ascii="Arial" w:hAnsi="Arial" w:cs="David"/>
+      <w:rFonts w:ascii="Arial" w:cs="David" w:hAnsi="Arial"/>
       <w:b/>
       <w:bCs/>
       <w:color w:themeColor="accent1" w:val="4F81BD"/>
@@ -5547,7 +5417,7 @@
       <w:outlineLvl w:val="1"/>
     </w:pPr>
     <w:rPr>
-      <w:rFonts w:ascii="Arial" w:hAnsi="Arial" w:cs="David"/>
+      <w:rFonts w:ascii="Arial" w:cs="David" w:hAnsi="Arial"/>
       <w:b/>
       <w:bCs/>
       <w:color w:themeColor="accent1" w:val="4F81BD"/>
@@ -5570,7 +5440,7 @@
       <w:outlineLvl w:val="2"/>
     </w:pPr>
     <w:rPr>
-      <w:rFonts w:ascii="Arial" w:hAnsi="Arial" w:cs="David"/>
+      <w:rFonts w:ascii="Arial" w:cs="David" w:hAnsi="Arial"/>
       <w:b/>
       <w:bCs/>
       <w:color w:themeColor="accent1" w:val="4F81BD"/>
@@ -5593,7 +5463,7 @@
       <w:outlineLvl w:val="3"/>
     </w:pPr>
     <w:rPr>
-      <w:rFonts w:ascii="Arial" w:hAnsi="Arial" w:cs="David"/>
+      <w:rFonts w:ascii="Arial" w:cs="David" w:hAnsi="Arial"/>
       <w:i/>
       <w:bCs/>
       <w:color w:themeColor="accent1" w:val="4F81BD"/>
@@ -5616,7 +5486,7 @@
       <w:outlineLvl w:val="4"/>
     </w:pPr>
     <w:rPr>
-      <w:rFonts w:ascii="Arial" w:hAnsi="Arial" w:cs="David"/>
+      <w:rFonts w:ascii="Arial" w:cs="David" w:hAnsi="Arial"/>
       <w:iCs/>
       <w:color w:themeColor="accent1" w:val="4F81BD"/>
       <w:sz w:val="24"/>
@@ -5638,7 +5508,7 @@
       <w:outlineLvl w:val="5"/>
     </w:pPr>
     <w:rPr>
-      <w:rFonts w:ascii="Arial" w:hAnsi="Arial" w:cs="David"/>
+      <w:rFonts w:ascii="Arial" w:cs="David" w:hAnsi="Arial"/>
       <w:color w:themeColor="accent1" w:val="4F81BD"/>
       <w:sz w:val="24"/>
       <w:szCs w:val="24"/>
@@ -5659,7 +5529,7 @@
       <w:outlineLvl w:val="6"/>
     </w:pPr>
     <w:rPr>
-      <w:rFonts w:ascii="Arial" w:hAnsi="Arial" w:cs="David"/>
+      <w:rFonts w:ascii="Arial" w:cs="David" w:hAnsi="Arial"/>
       <w:color w:themeColor="accent1" w:val="4F81BD"/>
       <w:sz w:val="24"/>
       <w:szCs w:val="24"/>
@@ -5680,7 +5550,7 @@
       <w:outlineLvl w:val="7"/>
     </w:pPr>
     <w:rPr>
-      <w:rFonts w:ascii="Arial" w:hAnsi="Arial" w:cs="David"/>
+      <w:rFonts w:ascii="Arial" w:cs="David" w:hAnsi="Arial"/>
       <w:color w:themeColor="accent1" w:val="4F81BD"/>
       <w:sz w:val="24"/>
       <w:szCs w:val="24"/>
@@ -5701,7 +5571,7 @@
       <w:outlineLvl w:val="8"/>
     </w:pPr>
     <w:rPr>
-      <w:rFonts w:ascii="Arial" w:hAnsi="Arial" w:cs="David"/>
+      <w:rFonts w:ascii="Arial" w:cs="David" w:hAnsi="Arial"/>
       <w:color w:themeColor="accent1" w:val="4F81BD"/>
       <w:sz w:val="24"/>
       <w:szCs w:val="24"/>
@@ -5778,7 +5648,7 @@
       <w:spacing w:after="0"/>
     </w:pPr>
     <w:rPr>
-      <w:rFonts w:ascii="Arial" w:hAnsi="Arial" w:cs="David"/>
+      <w:rFonts w:ascii="Arial" w:cs="David" w:hAnsi="Arial"/>
       <w:b/>
     </w:rPr>
   </w:style>
@@ -5798,7 +5668,7 @@
       <w:spacing w:after="120" w:before="0"/>
     </w:pPr>
     <w:rPr>
-      <w:rFonts w:ascii="Arial" w:hAnsi="Arial" w:cs="David"/>
+      <w:rFonts w:ascii="Arial" w:cs="David" w:hAnsi="Arial"/>
       <w:i/>
     </w:rPr>
   </w:style>
@@ -5853,7 +5723,7 @@
     <w:name w:val="Footnote Reference"/>
     <w:basedOn w:val="BodyTextChar"/>
     <w:rPr>
-      <w:rFonts w:ascii="Arial" w:hAnsi="Arial" w:cs="David"/>
+      <w:rFonts w:ascii="Arial" w:cs="David" w:hAnsi="Arial"/>
       <w:vertAlign w:val="superscript"/>
     </w:rPr>
   </w:style>
@@ -5861,7 +5731,7 @@
     <w:name w:val="Hyperlink"/>
     <w:basedOn w:val="BodyTextChar"/>
     <w:rPr>
-      <w:rFonts w:ascii="Arial" w:hAnsi="Arial" w:cs="David"/>
+      <w:rFonts w:ascii="Arial" w:cs="David" w:hAnsi="Arial"/>
       <w:color w:themeColor="accent1" w:val="4F81BD"/>
     </w:rPr>
   </w:style>
@@ -5878,13 +5748,13 @@
       <w:outlineLvl w:val="9"/>
     </w:pPr>
     <w:rPr>
-      <w:rFonts w:ascii="Arial" w:hAnsi="Arial" w:cs="David"/>
+      <w:rFonts w:ascii="Arial" w:cs="David" w:hAnsi="Arial"/>
       <w:b w:val="0"/>
       <w:bCs w:val="0"/>
       <w:color w:themeColor="accent1" w:themeShade="BF" w:val="365F91"/>
     </w:rPr>
   </w:style>
-  <w:style w:type="paragraph" w:customStyle="1" w:styleId="SourceCode">
+  <w:style w:customStyle="1" w:styleId="SourceCode" w:type="paragraph">
     <w:name w:val="Source Code"/>
     <w:basedOn w:val="Normal"/>
     <w:link w:val="VerbatimChar"/>
@@ -5892,80 +5762,80 @@
       <w:wordWrap w:val="off"/>
     </w:pPr>
   </w:style>
-  <w:style w:type="character" w:customStyle="1" w:styleId="KeywordTok">
+  <w:style w:customStyle="1" w:styleId="KeywordTok" w:type="character">
     <w:name w:val="KeywordTok"/>
     <w:basedOn w:val="VerbatimChar"/>
     <w:rPr>
-      <w:rFonts w:ascii="Arial" w:hAnsi="Arial" w:cs="David"/>
+      <w:rFonts w:ascii="Arial" w:cs="David" w:hAnsi="Arial"/>
       <w:color w:val="007020"/>
       <w:b/>
     </w:rPr>
   </w:style>
-  <w:style w:type="character" w:customStyle="1" w:styleId="DataTypeTok">
+  <w:style w:customStyle="1" w:styleId="DataTypeTok" w:type="character">
     <w:name w:val="DataTypeTok"/>
     <w:basedOn w:val="VerbatimChar"/>
     <w:rPr>
-      <w:rFonts w:ascii="Arial" w:hAnsi="Arial" w:cs="David"/>
+      <w:rFonts w:ascii="Arial" w:cs="David" w:hAnsi="Arial"/>
       <w:color w:val="902000"/>
     </w:rPr>
   </w:style>
-  <w:style w:type="character" w:customStyle="1" w:styleId="DecValTok">
+  <w:style w:customStyle="1" w:styleId="DecValTok" w:type="character">
     <w:name w:val="DecValTok"/>
     <w:basedOn w:val="VerbatimChar"/>
     <w:rPr>
-      <w:rFonts w:ascii="Arial" w:hAnsi="Arial" w:cs="David"/>
+      <w:rFonts w:ascii="Arial" w:cs="David" w:hAnsi="Arial"/>
       <w:color w:val="40a070"/>
     </w:rPr>
   </w:style>
-  <w:style w:type="character" w:customStyle="1" w:styleId="BaseNTok">
+  <w:style w:customStyle="1" w:styleId="BaseNTok" w:type="character">
     <w:name w:val="BaseNTok"/>
     <w:basedOn w:val="VerbatimChar"/>
     <w:rPr>
-      <w:rFonts w:ascii="Arial" w:hAnsi="Arial" w:cs="David"/>
+      <w:rFonts w:ascii="Arial" w:cs="David" w:hAnsi="Arial"/>
       <w:color w:val="40a070"/>
     </w:rPr>
   </w:style>
-  <w:style w:type="character" w:customStyle="1" w:styleId="FloatTok">
+  <w:style w:customStyle="1" w:styleId="FloatTok" w:type="character">
     <w:name w:val="FloatTok"/>
     <w:basedOn w:val="VerbatimChar"/>
     <w:rPr>
-      <w:rFonts w:ascii="Arial" w:hAnsi="Arial" w:cs="David"/>
+      <w:rFonts w:ascii="Arial" w:cs="David" w:hAnsi="Arial"/>
       <w:color w:val="40a070"/>
     </w:rPr>
   </w:style>
-  <w:style w:type="character" w:customStyle="1" w:styleId="ConstantTok">
+  <w:style w:customStyle="1" w:styleId="ConstantTok" w:type="character">
     <w:name w:val="ConstantTok"/>
     <w:basedOn w:val="VerbatimChar"/>
     <w:rPr>
-      <w:rFonts w:ascii="Arial" w:hAnsi="Arial" w:cs="David"/>
+      <w:rFonts w:ascii="Arial" w:cs="David" w:hAnsi="Arial"/>
       <w:color w:val="880000"/>
     </w:rPr>
   </w:style>
-  <w:style w:type="character" w:customStyle="1" w:styleId="CharTok">
+  <w:style w:customStyle="1" w:styleId="CharTok" w:type="character">
     <w:name w:val="CharTok"/>
     <w:basedOn w:val="VerbatimChar"/>
     <w:rPr>
-      <w:rFonts w:ascii="Arial" w:hAnsi="Arial" w:cs="David"/>
+      <w:rFonts w:ascii="Arial" w:cs="David" w:hAnsi="Arial"/>
       <w:color w:val="4070a0"/>
     </w:rPr>
   </w:style>
-  <w:style w:type="character" w:customStyle="1" w:styleId="SpecialCharTok">
+  <w:style w:customStyle="1" w:styleId="SpecialCharTok" w:type="character">
     <w:name w:val="SpecialCharTok"/>
     <w:basedOn w:val="VerbatimChar"/>
     <w:rPr>
-      <w:rFonts w:ascii="Arial" w:hAnsi="Arial" w:cs="David"/>
+      <w:rFonts w:ascii="Arial" w:cs="David" w:hAnsi="Arial"/>
       <w:color w:val="4070a0"/>
     </w:rPr>
   </w:style>
-  <w:style w:type="character" w:customStyle="1" w:styleId="StringTok">
+  <w:style w:customStyle="1" w:styleId="StringTok" w:type="character">
     <w:name w:val="StringTok"/>
     <w:basedOn w:val="VerbatimChar"/>
     <w:rPr>
-      <w:rFonts w:ascii="Arial" w:hAnsi="Arial" w:cs="David"/>
+      <w:rFonts w:ascii="Arial" w:cs="David" w:hAnsi="Arial"/>
       <w:color w:val="4070a0"/>
     </w:rPr>
   </w:style>
-  <w:style w:type="character" w:customStyle="1" w:styleId="VerbatimStringTok">
+  <w:style w:customStyle="1" w:styleId="VerbatimStringTok" w:type="character">
     <w:name w:val="VerbatimStringTok"/>
     <w:basedOn w:val="VerbatimChar"/>
     <w:rPr>
@@ -5973,183 +5843,183 @@
       <w:color w:val="4070a0"/>
     </w:rPr>
   </w:style>
-  <w:style w:type="character" w:customStyle="1" w:styleId="SpecialStringTok">
+  <w:style w:customStyle="1" w:styleId="SpecialStringTok" w:type="character">
     <w:name w:val="SpecialStringTok"/>
     <w:basedOn w:val="VerbatimChar"/>
     <w:rPr>
-      <w:rFonts w:ascii="Arial" w:hAnsi="Arial" w:cs="David"/>
+      <w:rFonts w:ascii="Arial" w:cs="David" w:hAnsi="Arial"/>
       <w:color w:val="bb6688"/>
     </w:rPr>
   </w:style>
-  <w:style w:type="character" w:customStyle="1" w:styleId="ImportTok">
+  <w:style w:customStyle="1" w:styleId="ImportTok" w:type="character">
     <w:name w:val="ImportTok"/>
     <w:basedOn w:val="VerbatimChar"/>
     <w:rPr>
-      <w:rFonts w:ascii="Arial" w:hAnsi="Arial" w:cs="David"/>
+      <w:rFonts w:ascii="Arial" w:cs="David" w:hAnsi="Arial"/>
       <w:color w:val="008000"/>
       <w:b/>
     </w:rPr>
   </w:style>
-  <w:style w:type="character" w:customStyle="1" w:styleId="CommentTok">
+  <w:style w:customStyle="1" w:styleId="CommentTok" w:type="character">
     <w:name w:val="CommentTok"/>
     <w:basedOn w:val="VerbatimChar"/>
     <w:rPr>
-      <w:rFonts w:ascii="Arial" w:hAnsi="Arial" w:cs="David"/>
+      <w:rFonts w:ascii="Arial" w:cs="David" w:hAnsi="Arial"/>
       <w:color w:val="60a0b0"/>
       <w:i/>
     </w:rPr>
   </w:style>
-  <w:style w:type="character" w:customStyle="1" w:styleId="DocumentationTok">
+  <w:style w:customStyle="1" w:styleId="DocumentationTok" w:type="character">
     <w:name w:val="DocumentationTok"/>
     <w:basedOn w:val="VerbatimChar"/>
     <w:rPr>
-      <w:rFonts w:ascii="Arial" w:hAnsi="Arial" w:cs="David"/>
+      <w:rFonts w:ascii="Arial" w:cs="David" w:hAnsi="Arial"/>
       <w:color w:val="ba2121"/>
       <w:i/>
     </w:rPr>
   </w:style>
-  <w:style w:type="character" w:customStyle="1" w:styleId="AnnotationTok">
+  <w:style w:customStyle="1" w:styleId="AnnotationTok" w:type="character">
     <w:name w:val="AnnotationTok"/>
     <w:basedOn w:val="VerbatimChar"/>
     <w:rPr>
-      <w:rFonts w:ascii="Arial" w:hAnsi="Arial" w:cs="David"/>
+      <w:rFonts w:ascii="Arial" w:cs="David" w:hAnsi="Arial"/>
       <w:color w:val="60a0b0"/>
       <w:b/>
       <w:i/>
     </w:rPr>
   </w:style>
-  <w:style w:type="character" w:customStyle="1" w:styleId="CommentVarTok">
+  <w:style w:customStyle="1" w:styleId="CommentVarTok" w:type="character">
     <w:name w:val="CommentVarTok"/>
     <w:basedOn w:val="VerbatimChar"/>
     <w:rPr>
-      <w:rFonts w:ascii="Arial" w:hAnsi="Arial" w:cs="David"/>
+      <w:rFonts w:ascii="Arial" w:cs="David" w:hAnsi="Arial"/>
       <w:color w:val="60a0b0"/>
       <w:b/>
       <w:i/>
     </w:rPr>
   </w:style>
-  <w:style w:type="character" w:customStyle="1" w:styleId="OtherTok">
+  <w:style w:customStyle="1" w:styleId="OtherTok" w:type="character">
     <w:name w:val="OtherTok"/>
     <w:basedOn w:val="VerbatimChar"/>
     <w:rPr>
-      <w:rFonts w:ascii="Arial" w:hAnsi="Arial" w:cs="David"/>
+      <w:rFonts w:ascii="Arial" w:cs="David" w:hAnsi="Arial"/>
       <w:color w:val="007020"/>
     </w:rPr>
   </w:style>
-  <w:style w:type="character" w:customStyle="1" w:styleId="FunctionTok">
+  <w:style w:customStyle="1" w:styleId="FunctionTok" w:type="character">
     <w:name w:val="FunctionTok"/>
     <w:basedOn w:val="VerbatimChar"/>
     <w:rPr>
-      <w:rFonts w:ascii="Arial" w:hAnsi="Arial" w:cs="David"/>
+      <w:rFonts w:ascii="Arial" w:cs="David" w:hAnsi="Arial"/>
       <w:color w:val="06287e"/>
     </w:rPr>
   </w:style>
-  <w:style w:type="character" w:customStyle="1" w:styleId="VariableTok">
+  <w:style w:customStyle="1" w:styleId="VariableTok" w:type="character">
     <w:name w:val="VariableTok"/>
     <w:basedOn w:val="VerbatimChar"/>
     <w:rPr>
-      <w:rFonts w:ascii="Arial" w:hAnsi="Arial" w:cs="David"/>
+      <w:rFonts w:ascii="Arial" w:cs="David" w:hAnsi="Arial"/>
       <w:color w:val="19177c"/>
     </w:rPr>
   </w:style>
-  <w:style w:type="character" w:customStyle="1" w:styleId="ControlFlowTok">
+  <w:style w:customStyle="1" w:styleId="ControlFlowTok" w:type="character">
     <w:name w:val="ControlFlowTok"/>
     <w:basedOn w:val="VerbatimChar"/>
     <w:rPr>
-      <w:rFonts w:ascii="Arial" w:hAnsi="Arial" w:cs="David"/>
+      <w:rFonts w:ascii="Arial" w:cs="David" w:hAnsi="Arial"/>
       <w:color w:val="007020"/>
       <w:b/>
     </w:rPr>
   </w:style>
-  <w:style w:type="character" w:customStyle="1" w:styleId="OperatorTok">
+  <w:style w:customStyle="1" w:styleId="OperatorTok" w:type="character">
     <w:name w:val="OperatorTok"/>
     <w:basedOn w:val="VerbatimChar"/>
     <w:rPr>
-      <w:rFonts w:ascii="Arial" w:hAnsi="Arial" w:cs="David"/>
+      <w:rFonts w:ascii="Arial" w:cs="David" w:hAnsi="Arial"/>
       <w:color w:val="666666"/>
     </w:rPr>
   </w:style>
-  <w:style w:type="character" w:customStyle="1" w:styleId="BuiltInTok">
+  <w:style w:customStyle="1" w:styleId="BuiltInTok" w:type="character">
     <w:name w:val="BuiltInTok"/>
     <w:basedOn w:val="VerbatimChar"/>
     <w:rPr>
-      <w:rFonts w:ascii="Arial" w:hAnsi="Arial" w:cs="David"/>
+      <w:rFonts w:ascii="Arial" w:cs="David" w:hAnsi="Arial"/>
       <w:color w:val="008000"/>
     </w:rPr>
   </w:style>
-  <w:style w:type="character" w:customStyle="1" w:styleId="ExtensionTok">
+  <w:style w:customStyle="1" w:styleId="ExtensionTok" w:type="character">
     <w:name w:val="ExtensionTok"/>
     <w:basedOn w:val="VerbatimChar"/>
     <w:rPr>
-      <w:rFonts w:ascii="Arial" w:hAnsi="Arial" w:cs="David"/>
+      <w:rFonts w:ascii="Arial" w:cs="David" w:hAnsi="Arial"/>
     </w:rPr>
   </w:style>
-  <w:style w:type="character" w:customStyle="1" w:styleId="PreprocessorTok">
+  <w:style w:customStyle="1" w:styleId="PreprocessorTok" w:type="character">
     <w:name w:val="PreprocessorTok"/>
     <w:basedOn w:val="VerbatimChar"/>
     <w:rPr>
-      <w:rFonts w:ascii="Arial" w:hAnsi="Arial" w:cs="David"/>
+      <w:rFonts w:ascii="Arial" w:cs="David" w:hAnsi="Arial"/>
       <w:color w:val="bc7a00"/>
     </w:rPr>
   </w:style>
-  <w:style w:type="character" w:customStyle="1" w:styleId="AttributeTok">
+  <w:style w:customStyle="1" w:styleId="AttributeTok" w:type="character">
     <w:name w:val="AttributeTok"/>
     <w:basedOn w:val="VerbatimChar"/>
     <w:rPr>
-      <w:rFonts w:ascii="Arial" w:hAnsi="Arial" w:cs="David"/>
+      <w:rFonts w:ascii="Arial" w:cs="David" w:hAnsi="Arial"/>
       <w:color w:val="7d9029"/>
     </w:rPr>
   </w:style>
-  <w:style w:type="character" w:customStyle="1" w:styleId="RegionMarkerTok">
+  <w:style w:customStyle="1" w:styleId="RegionMarkerTok" w:type="character">
     <w:name w:val="RegionMarkerTok"/>
     <w:basedOn w:val="VerbatimChar"/>
     <w:rPr>
-      <w:rFonts w:ascii="Arial" w:hAnsi="Arial" w:cs="David"/>
+      <w:rFonts w:ascii="Arial" w:cs="David" w:hAnsi="Arial"/>
     </w:rPr>
   </w:style>
-  <w:style w:type="character" w:customStyle="1" w:styleId="InformationTok">
+  <w:style w:customStyle="1" w:styleId="InformationTok" w:type="character">
     <w:name w:val="InformationTok"/>
     <w:basedOn w:val="VerbatimChar"/>
     <w:rPr>
-      <w:rFonts w:ascii="Arial" w:hAnsi="Arial" w:cs="David"/>
+      <w:rFonts w:ascii="Arial" w:cs="David" w:hAnsi="Arial"/>
       <w:color w:val="60a0b0"/>
       <w:b/>
       <w:i/>
     </w:rPr>
   </w:style>
-  <w:style w:type="character" w:customStyle="1" w:styleId="WarningTok">
+  <w:style w:customStyle="1" w:styleId="WarningTok" w:type="character">
     <w:name w:val="WarningTok"/>
     <w:basedOn w:val="VerbatimChar"/>
     <w:rPr>
-      <w:rFonts w:ascii="Arial" w:hAnsi="Arial" w:cs="David"/>
+      <w:rFonts w:ascii="Arial" w:cs="David" w:hAnsi="Arial"/>
       <w:color w:val="60a0b0"/>
       <w:b/>
       <w:i/>
     </w:rPr>
   </w:style>
-  <w:style w:type="character" w:customStyle="1" w:styleId="AlertTok">
+  <w:style w:customStyle="1" w:styleId="AlertTok" w:type="character">
     <w:name w:val="AlertTok"/>
     <w:basedOn w:val="VerbatimChar"/>
     <w:rPr>
-      <w:rFonts w:ascii="Arial" w:hAnsi="Arial" w:cs="David"/>
+      <w:rFonts w:ascii="Arial" w:cs="David" w:hAnsi="Arial"/>
       <w:color w:val="ff0000"/>
       <w:b/>
     </w:rPr>
   </w:style>
-  <w:style w:type="character" w:customStyle="1" w:styleId="ErrorTok">
+  <w:style w:customStyle="1" w:styleId="ErrorTok" w:type="character">
     <w:name w:val="ErrorTok"/>
     <w:basedOn w:val="VerbatimChar"/>
     <w:rPr>
-      <w:rFonts w:ascii="Arial" w:hAnsi="Arial" w:cs="David"/>
+      <w:rFonts w:ascii="Arial" w:cs="David" w:hAnsi="Arial"/>
       <w:color w:val="ff0000"/>
       <w:b/>
     </w:rPr>
   </w:style>
-  <w:style w:type="character" w:customStyle="1" w:styleId="NormalTok">
+  <w:style w:customStyle="1" w:styleId="NormalTok" w:type="character">
     <w:name w:val="NormalTok"/>
     <w:basedOn w:val="VerbatimChar"/>
     <w:rPr>
-      <w:rFonts w:ascii="Arial" w:hAnsi="Arial" w:cs="David"/>
+      <w:rFonts w:ascii="Arial" w:cs="David" w:hAnsi="Arial"/>
     </w:rPr>
   </w:style>
 </w:styles>

--- a/docs/word/מדריך עיצוב מסכים - ניווט אלוני יצחק.docx
+++ b/docs/word/מדריך עיצוב מסכים - ניווט אלוני יצחק.docx
@@ -4769,24 +4769,144 @@
           </w:p>
         </w:tc>
       </w:tr>
+      <w:tr>
+        <w:tc>
+          <w:tcPr/>
+          <w:p>
+            <w:pPr>
+              <w:pStyle w:val="Compact"/>
+              <w:bidi/>
+              <w:jc w:val="left"/>
+            </w:pPr>
+            <w:r>
+              <w:rPr>
+                <w:rtl/>
+              </w:rPr>
+              <w:t xml:space="preserve">12</w:t>
+            </w:r>
+          </w:p>
+        </w:tc>
+        <w:tc>
+          <w:tcPr/>
+          <w:p>
+            <w:pPr>
+              <w:pStyle w:val="Compact"/>
+              <w:bidi/>
+              <w:jc w:val="left"/>
+            </w:pPr>
+            <w:r>
+              <w:rPr>
+                <w:rtl/>
+              </w:rPr>
+              <w:t xml:space="preserve">ניהול חדרים</w:t>
+            </w:r>
+          </w:p>
+        </w:tc>
+        <w:tc>
+          <w:tcPr/>
+          <w:p>
+            <w:pPr>
+              <w:pStyle w:val="Compact"/>
+              <w:bidi/>
+              <w:jc w:val="left"/>
+            </w:pPr>
+            <w:r>
+              <w:rPr>
+                <w:rtl/>
+              </w:rPr>
+              <w:t xml:space="preserve">שדה</w:t>
+            </w:r>
+            <w:r>
+              <w:rPr>
+                <w:rtl/>
+              </w:rPr>
+              <w:t xml:space="preserve"> </w:t>
+            </w:r>
+            <w:r>
+              <w:rPr>
+                <w:rtl/>
+              </w:rPr>
+              <w:t xml:space="preserve">“</w:t>
+            </w:r>
+            <w:r>
+              <w:rPr>
+                <w:rtl/>
+              </w:rPr>
+              <w:t xml:space="preserve">הערות ניווט וציון דרך AR</w:t>
+            </w:r>
+            <w:r>
+              <w:rPr>
+                <w:rtl/>
+              </w:rPr>
+              <w:t xml:space="preserve">”</w:t>
+            </w:r>
+            <w:r>
+              <w:rPr>
+                <w:rtl/>
+              </w:rPr>
+              <w:t xml:space="preserve"> </w:t>
+            </w:r>
+            <w:r>
+              <w:rPr>
+                <w:rtl/>
+              </w:rPr>
+              <w:t xml:space="preserve">לא קיים במודל הנתונים (לחדר יש מספר, שם, אחראי וכניסה). נמצא בזמן בניית ה-XML (T30)</w:t>
+            </w:r>
+          </w:p>
+        </w:tc>
+        <w:tc>
+          <w:tcPr/>
+          <w:p>
+            <w:pPr>
+              <w:pStyle w:val="Compact"/>
+              <w:bidi/>
+              <w:jc w:val="left"/>
+            </w:pPr>
+            <w:r>
+              <w:rPr>
+                <w:rtl/>
+              </w:rPr>
+              <w:t xml:space="preserve">יורד בשלב זה, ונרשם כרעיון לשיפור</w:t>
+            </w:r>
+          </w:p>
+        </w:tc>
+      </w:tr>
     </w:tbl>
     <w:p>
       <w:pPr>
+        <w:bidi/>
+      </w:pPr>
+      <w:r>
+        <w:rPr>
+          <w:rtl/>
+        </w:rPr>
+        <w:t xml:space="preserve">ממצאים 5–12 תוקנו בקובצי ה-XML במטלה T30. איך העיצוב הפך ל-XML, ואיך כל מסך נבדק מול העיצוב שלו בתמונת snapshot, מתואר ב-</w:t>
+      </w:r>
+      <w:r>
+        <w:rPr>
+          <w:rStyle w:val="VerbatimChar"/>
+          <w:rtl/>
+        </w:rPr>
+        <w:t xml:space="preserve">docs/design/README.md</w:t>
+      </w:r>
+      <w:r>
+        <w:rPr>
+          <w:rtl/>
+        </w:rPr>
+        <w:t xml:space="preserve"> </w:t>
+      </w:r>
+      <w:r>
+        <w:rPr>
+          <w:rtl/>
+        </w:rPr>
+        <w:t xml:space="preserve">במאגר.</w:t>
+      </w:r>
+    </w:p>
+    <w:p>
+      <w:pPr>
         <w:pStyle w:val="BlockText"/>
         <w:bidi/>
       </w:pPr>
-      <w:r>
-        <w:rPr>
-          <w:rtl/>
-        </w:rPr>
-        <w:t xml:space="preserve">[!NOTE]</w:t>
-      </w:r>
-      <w:r>
-        <w:rPr>
-          <w:rtl/>
-        </w:rPr>
-        <w:t xml:space="preserve"> </w:t>
-      </w:r>
       <w:r>
         <w:rPr>
           <w:rtl/>
